--- a/output/cover_test.docx
+++ b/output/cover_test.docx
@@ -360,6 +360,6321 @@
         <w:t>2026-27</w:t>
       </w:r>
     </w:p>
+    <w:p>
+      <w:r>
+        <w:br w:type="page"/>
+      </w:r>
+    </w:p>
+    <w:p/>
+    <w:p/>
+    <w:p/>
+    <w:p>
+      <w:pPr>
+        <w:jc w:val="center"/>
+      </w:pPr>
+      <w:r>
+        <w:rPr>
+          <w:rFonts w:ascii="Times New Roman" w:hAnsi="Times New Roman"/>
+          <w:b/>
+          <w:i w:val="0"/>
+          <w:sz w:val="28"/>
+          <w:u w:val="none"/>
+        </w:rPr>
+        <w:t>JAI HIND COLLEGE</w:t>
+      </w:r>
+    </w:p>
+    <w:p>
+      <w:pPr>
+        <w:jc w:val="center"/>
+      </w:pPr>
+      <w:r>
+        <w:rPr>
+          <w:rFonts w:ascii="Times New Roman" w:hAnsi="Times New Roman"/>
+          <w:b/>
+          <w:i/>
+          <w:sz w:val="22"/>
+          <w:u w:val="none"/>
+        </w:rPr>
+        <w:t>(Autonomous)</w:t>
+      </w:r>
+    </w:p>
+    <w:p>
+      <w:pPr>
+        <w:jc w:val="center"/>
+      </w:pPr>
+      <w:r>
+        <w:rPr>
+          <w:rFonts w:ascii="Times New Roman" w:hAnsi="Times New Roman"/>
+          <w:b/>
+          <w:i w:val="0"/>
+          <w:sz w:val="24"/>
+          <w:u w:val="none"/>
+        </w:rPr>
+        <w:t>MUMBAI, 400020 MAHARASHTRA</w:t>
+      </w:r>
+    </w:p>
+    <w:p/>
+    <w:p>
+      <w:pPr>
+        <w:jc w:val="center"/>
+      </w:pPr>
+      <w:r>
+        <w:rPr>
+          <w:rFonts w:ascii="Times New Roman" w:hAnsi="Times New Roman"/>
+          <w:b/>
+          <w:i w:val="0"/>
+          <w:sz w:val="28"/>
+          <w:u w:val="none"/>
+        </w:rPr>
+        <w:t>DEPARTMENT OF INFORMATION TECHNOLOGY</w:t>
+      </w:r>
+    </w:p>
+    <w:p/>
+    <w:p>
+      <w:pPr>
+        <w:jc w:val="center"/>
+      </w:pPr>
+      <w:r>
+        <w:drawing>
+          <wp:inline xmlns:a="http://schemas.openxmlformats.org/drawingml/2006/main" xmlns:pic="http://schemas.openxmlformats.org/drawingml/2006/picture">
+            <wp:extent cx="1152000" cy="1059097"/>
+            <wp:docPr id="2" name="Picture 2"/>
+            <wp:cNvGraphicFramePr>
+              <a:graphicFrameLocks noChangeAspect="1"/>
+            </wp:cNvGraphicFramePr>
+            <a:graphic>
+              <a:graphicData uri="http://schemas.openxmlformats.org/drawingml/2006/picture">
+                <pic:pic>
+                  <pic:nvPicPr>
+                    <pic:cNvPr id="0" name="logo.png"/>
+                    <pic:cNvPicPr/>
+                  </pic:nvPicPr>
+                  <pic:blipFill>
+                    <a:blip r:embed="rId10"/>
+                    <a:stretch>
+                      <a:fillRect/>
+                    </a:stretch>
+                  </pic:blipFill>
+                  <pic:spPr>
+                    <a:xfrm>
+                      <a:off x="0" y="0"/>
+                      <a:ext cx="1152000" cy="1059097"/>
+                    </a:xfrm>
+                    <a:prstGeom prst="rect"/>
+                  </pic:spPr>
+                </pic:pic>
+              </a:graphicData>
+            </a:graphic>
+          </wp:inline>
+        </w:drawing>
+      </w:r>
+    </w:p>
+    <w:p/>
+    <w:p>
+      <w:pPr>
+        <w:jc w:val="center"/>
+      </w:pPr>
+      <w:r>
+        <w:rPr>
+          <w:rFonts w:ascii="Times New Roman" w:hAnsi="Times New Roman"/>
+          <w:b/>
+          <w:i w:val="0"/>
+          <w:sz w:val="28"/>
+          <w:u w:val="single"/>
+        </w:rPr>
+        <w:t>CERTIFICATE</w:t>
+      </w:r>
+    </w:p>
+    <w:p>
+      <w:pPr>
+        <w:jc w:val="both"/>
+      </w:pPr>
+      <w:r>
+        <w:rPr>
+          <w:rFonts w:ascii="Times New Roman" w:hAnsi="Times New Roman"/>
+          <w:b w:val="0"/>
+          <w:i w:val="0"/>
+          <w:sz w:val="24"/>
+          <w:u w:val="none"/>
+        </w:rPr>
+        <w:t>This is to certify that the project entitled, “PROJECT TITLE” is the bonafide work of STUDENT NAME bearing UID (STUDENT UID) submitted in partial fulfillment of the requirements for the award of degree of BACHELOR OF VOCATION (SOFTWARE DEVELOPMENT) from Jai Hind College Autonomous (University of Mumbai).</w:t>
+      </w:r>
+    </w:p>
+    <w:p>
+      <w:r>
+        <w:br/>
+        <w:br/>
+        <w:br/>
+      </w:r>
+    </w:p>
+    <w:p>
+      <w:pPr>
+        <w:jc w:val="left"/>
+      </w:pPr>
+      <w:r>
+        <w:rPr>
+          <w:rFonts w:ascii="Times New Roman" w:hAnsi="Times New Roman"/>
+          <w:b/>
+          <w:i w:val="0"/>
+          <w:sz w:val="24"/>
+          <w:u w:val="none"/>
+        </w:rPr>
+        <w:t>Internal Guide</w:t>
+      </w:r>
+      <w:r>
+        <w:rPr>
+          <w:rFonts w:ascii="Times New Roman" w:hAnsi="Times New Roman"/>
+          <w:b/>
+          <w:i w:val="0"/>
+          <w:sz w:val="24"/>
+          <w:u w:val="none"/>
+        </w:rPr>
+        <w:tab/>
+        <w:tab/>
+        <w:tab/>
+        <w:tab/>
+        <w:t>Coordinator</w:t>
+      </w:r>
+    </w:p>
+    <w:p>
+      <w:r>
+        <w:br/>
+        <w:br/>
+      </w:r>
+    </w:p>
+    <w:p>
+      <w:pPr>
+        <w:jc w:val="left"/>
+      </w:pPr>
+      <w:r>
+        <w:rPr>
+          <w:rFonts w:ascii="Times New Roman" w:hAnsi="Times New Roman"/>
+          <w:b/>
+          <w:i w:val="0"/>
+          <w:sz w:val="24"/>
+          <w:u w:val="none"/>
+        </w:rPr>
+        <w:t>Date</w:t>
+      </w:r>
+      <w:r>
+        <w:rPr>
+          <w:rFonts w:ascii="Times New Roman" w:hAnsi="Times New Roman"/>
+          <w:b/>
+          <w:i w:val="0"/>
+          <w:sz w:val="24"/>
+          <w:u w:val="none"/>
+        </w:rPr>
+        <w:tab/>
+        <w:tab/>
+        <w:tab/>
+        <w:tab/>
+        <w:t>External Examiner</w:t>
+      </w:r>
+    </w:p>
+    <w:p>
+      <w:r>
+        <w:br/>
+        <w:br/>
+        <w:br/>
+        <w:br/>
+      </w:r>
+    </w:p>
+    <w:p>
+      <w:pPr>
+        <w:jc w:val="center"/>
+      </w:pPr>
+      <w:r>
+        <w:rPr>
+          <w:rFonts w:ascii="Times New Roman" w:hAnsi="Times New Roman"/>
+          <w:b/>
+          <w:i w:val="0"/>
+          <w:sz w:val="24"/>
+          <w:u w:val="none"/>
+        </w:rPr>
+        <w:t>College Seal</w:t>
+      </w:r>
+    </w:p>
+    <w:p>
+      <w:r>
+        <w:br w:type="page"/>
+      </w:r>
+    </w:p>
+    <w:p/>
+    <w:p/>
+    <w:p/>
+    <w:p/>
+    <w:p>
+      <w:pPr>
+        <w:jc w:val="center"/>
+      </w:pPr>
+      <w:r>
+        <w:rPr>
+          <w:rFonts w:ascii="Times New Roman" w:hAnsi="Times New Roman"/>
+          <w:b/>
+          <w:i w:val="0"/>
+          <w:sz w:val="28"/>
+          <w:u w:val="single"/>
+        </w:rPr>
+        <w:t>DECLARATION</w:t>
+      </w:r>
+    </w:p>
+    <w:p>
+      <w:r>
+        <w:br/>
+      </w:r>
+    </w:p>
+    <w:p>
+      <w:pPr>
+        <w:spacing w:after="0"/>
+        <w:jc w:val="both"/>
+      </w:pPr>
+      <w:r>
+        <w:rPr>
+          <w:rFonts w:ascii="Times New Roman" w:hAnsi="Times New Roman"/>
+          <w:b w:val="0"/>
+          <w:i w:val="0"/>
+          <w:sz w:val="24"/>
+          <w:u w:val="none"/>
+        </w:rPr>
+        <w:t>I hereby declare that the project entitled, “PROJECT TITLE” done at Jai Hind College, has not been in any case duplicated to submit to any other university for the award of any degree. To the best of my knowledge other than me, no one has submitted to any other university.</w:t>
+      </w:r>
+    </w:p>
+    <w:p>
+      <w:pPr>
+        <w:spacing w:after="0"/>
+        <w:jc w:val="both"/>
+      </w:pPr>
+      <w:r>
+        <w:rPr>
+          <w:rFonts w:ascii="Times New Roman" w:hAnsi="Times New Roman"/>
+          <w:b w:val="0"/>
+          <w:i w:val="0"/>
+          <w:sz w:val="24"/>
+          <w:u w:val="none"/>
+        </w:rPr>
+        <w:t>The project is done in partial fulfillment of the requirements for the award of degree of BACHELOR OF VOCATION (SOFTWARE DEVELOPMENT) to be submitted as final semester project as part of our curriculum.</w:t>
+      </w:r>
+    </w:p>
+    <w:p/>
+    <w:p/>
+    <w:p/>
+    <w:p/>
+    <w:p/>
+    <w:p/>
+    <w:p/>
+    <w:p>
+      <w:pPr>
+        <w:jc w:val="right"/>
+      </w:pPr>
+      <w:r>
+        <w:rPr>
+          <w:rFonts w:ascii="Times New Roman" w:hAnsi="Times New Roman"/>
+          <w:b/>
+          <w:i w:val="0"/>
+          <w:sz w:val="24"/>
+          <w:u w:val="none"/>
+        </w:rPr>
+        <w:t>Name and Signature of the Student</w:t>
+      </w:r>
+    </w:p>
+    <w:p>
+      <w:r>
+        <w:br w:type="page"/>
+      </w:r>
+    </w:p>
+    <w:p/>
+    <w:p/>
+    <w:p/>
+    <w:p>
+      <w:pPr>
+        <w:jc w:val="center"/>
+      </w:pPr>
+      <w:r>
+        <w:rPr>
+          <w:rFonts w:ascii="Times New Roman" w:hAnsi="Times New Roman"/>
+          <w:b/>
+          <w:i w:val="0"/>
+          <w:sz w:val="28"/>
+          <w:u w:val="single"/>
+        </w:rPr>
+        <w:t>ACKNOWLEDGEMENT</w:t>
+      </w:r>
+    </w:p>
+    <w:p/>
+    <w:p>
+      <w:pPr>
+        <w:jc w:val="both"/>
+      </w:pPr>
+      <w:r>
+        <w:rPr>
+          <w:rFonts w:ascii="Times New Roman" w:hAnsi="Times New Roman"/>
+          <w:b w:val="0"/>
+          <w:i w:val="0"/>
+          <w:sz w:val="24"/>
+          <w:u w:val="none"/>
+        </w:rPr>
+        <w:t>I would like to express my sincere gratitude to all the people who have helped me throughout the completion of this project. I am grateful to my project guide for the continuous support, guidance and encouragement provided throughout the development of the project.</w:t>
+      </w:r>
+    </w:p>
+    <w:p>
+      <w:pPr>
+        <w:jc w:val="both"/>
+      </w:pPr>
+      <w:r>
+        <w:rPr>
+          <w:rFonts w:ascii="Times New Roman" w:hAnsi="Times New Roman"/>
+          <w:b w:val="0"/>
+          <w:i w:val="0"/>
+          <w:sz w:val="24"/>
+          <w:u w:val="none"/>
+        </w:rPr>
+        <w:t>I would also like to express my deep gratitude to the Head of the Department and all the faculty members of the Department of Information Technology for their valuable guidance and support.</w:t>
+      </w:r>
+    </w:p>
+    <w:p>
+      <w:pPr>
+        <w:jc w:val="both"/>
+      </w:pPr>
+      <w:r>
+        <w:rPr>
+          <w:rFonts w:ascii="Times New Roman" w:hAnsi="Times New Roman"/>
+          <w:b w:val="0"/>
+          <w:i w:val="0"/>
+          <w:sz w:val="24"/>
+          <w:u w:val="none"/>
+        </w:rPr>
+        <w:t>I would like to thank my friends and classmates for their valuable suggestions, ideas and assistance during the development of the project.</w:t>
+      </w:r>
+    </w:p>
+    <w:p>
+      <w:pPr>
+        <w:jc w:val="both"/>
+      </w:pPr>
+      <w:r>
+        <w:rPr>
+          <w:rFonts w:ascii="Times New Roman" w:hAnsi="Times New Roman"/>
+          <w:b w:val="0"/>
+          <w:i w:val="0"/>
+          <w:sz w:val="24"/>
+          <w:u w:val="none"/>
+        </w:rPr>
+        <w:t>Finally, I would like to thank my parents and family for their constant support, encouragement and motivation throughout the completion of this project.</w:t>
+      </w:r>
+    </w:p>
+    <w:p>
+      <w:r>
+        <w:br w:type="page"/>
+      </w:r>
+    </w:p>
+    <w:p/>
+    <w:p/>
+    <w:p/>
+    <w:p>
+      <w:pPr>
+        <w:jc w:val="center"/>
+      </w:pPr>
+      <w:r>
+        <w:rPr>
+          <w:rFonts w:ascii="Times New Roman" w:hAnsi="Times New Roman"/>
+          <w:b/>
+          <w:i w:val="0"/>
+          <w:sz w:val="32"/>
+          <w:u w:val="none"/>
+        </w:rPr>
+        <w:t>ABSTRACT</w:t>
+      </w:r>
+    </w:p>
+    <w:p/>
+    <w:p>
+      <w:pPr>
+        <w:spacing w:line="240" w:lineRule="auto" w:after="0"/>
+        <w:jc w:val="both"/>
+      </w:pPr>
+      <w:r>
+        <w:rPr>
+          <w:rFonts w:ascii="Times New Roman" w:hAnsi="Times New Roman"/>
+          <w:b/>
+          <w:i w:val="0"/>
+          <w:sz w:val="24"/>
+          <w:u w:val="none"/>
+        </w:rPr>
+        <w:t>CLEANYTICS is an integrated Data Analytics and Business Intelligence platform designed to simplify the complete data analysis workflow through a unified web-based environment. The system enables users to upload datasets, perform data cleaning and transformation operations, analyze data, generate visualizations and dashboards, and obtain meaningful analytical insights without requiring extensive technical expertise. The platform provides features such as missing-value handling, duplicate removal, data standardization, column transformation, filtering, sorting and group-based analysis. It also incorporates an analytics and semantic layer that helps represent business-oriented measures and relationships within datasets. Users can create interactive dashboards using different visualization techniques and generate reports for further use. CLEANYTICS aims to reduce the complexity of traditional data preparation and Business Intelligence workflows by bringing data processing, visualization, analytics and reporting into a single platform. The system is developed using modern web technologies with a Next.js and React-based frontend and a Python FastAPI backend supported by data-processing libraries such as Pandas and NumPy. The proposed system provides a practical, scalable and user-friendly approach to transforming raw data into actionable information.</w:t>
+      </w:r>
+    </w:p>
+    <w:p>
+      <w:r>
+        <w:br w:type="page"/>
+      </w:r>
+    </w:p>
+    <w:p/>
+    <w:p/>
+    <w:p/>
+    <w:p>
+      <w:pPr>
+        <w:jc w:val="center"/>
+      </w:pPr>
+      <w:r>
+        <w:rPr>
+          <w:rFonts w:ascii="Times New Roman" w:hAnsi="Times New Roman"/>
+          <w:b/>
+          <w:i w:val="0"/>
+          <w:sz w:val="32"/>
+          <w:u w:val="none"/>
+        </w:rPr>
+        <w:t>INDEX</w:t>
+      </w:r>
+    </w:p>
+    <w:p/>
+    <w:tbl>
+      <w:tblPr>
+        <w:tblW w:type="auto" w:w="0"/>
+        <w:jc w:val="center"/>
+        <w:tblLayout w:type="fixed"/>
+        <w:tblLook w:firstColumn="1" w:firstRow="1" w:lastColumn="0" w:lastRow="0" w:noHBand="0" w:noVBand="1" w:val="04A0"/>
+      </w:tblPr>
+      <w:tblGrid>
+        <w:gridCol w:w="1701"/>
+        <w:gridCol w:w="1701"/>
+        <w:gridCol w:w="1701"/>
+        <w:gridCol w:w="1701"/>
+        <w:gridCol w:w="1701"/>
+        <w:gridCol w:w="1701"/>
+      </w:tblGrid>
+      <w:tr>
+        <w:tc>
+          <w:tcPr>
+            <w:tcW w:type="dxa" w:w="567"/>
+            <w:vAlign w:val="center"/>
+          </w:tcPr>
+          <w:p>
+            <w:pPr>
+              <w:jc w:val="center"/>
+            </w:pPr>
+            <w:r>
+              <w:rPr>
+                <w:rFonts w:ascii="Times New Roman" w:hAnsi="Times New Roman"/>
+                <w:b/>
+                <w:i w:val="0"/>
+                <w:sz w:val="22"/>
+                <w:u w:val="none"/>
+              </w:rPr>
+              <w:t>Sr</w:t>
+              <w:br/>
+              <w:t>No</w:t>
+            </w:r>
+          </w:p>
+        </w:tc>
+        <w:tc>
+          <w:tcPr>
+            <w:tcW w:type="dxa" w:w="567"/>
+            <w:vAlign w:val="center"/>
+          </w:tcPr>
+          <w:p>
+            <w:pPr>
+              <w:jc w:val="center"/>
+            </w:pPr>
+            <w:r>
+              <w:rPr>
+                <w:rFonts w:ascii="Times New Roman" w:hAnsi="Times New Roman"/>
+                <w:b/>
+                <w:i w:val="0"/>
+                <w:sz w:val="22"/>
+                <w:u w:val="none"/>
+              </w:rPr>
+            </w:r>
+          </w:p>
+        </w:tc>
+        <w:tc>
+          <w:tcPr>
+            <w:tcW w:type="dxa" w:w="737"/>
+            <w:vAlign w:val="center"/>
+          </w:tcPr>
+          <w:p>
+            <w:pPr>
+              <w:jc w:val="center"/>
+            </w:pPr>
+            <w:r>
+              <w:rPr>
+                <w:rFonts w:ascii="Times New Roman" w:hAnsi="Times New Roman"/>
+                <w:b/>
+                <w:i w:val="0"/>
+                <w:sz w:val="22"/>
+                <w:u w:val="none"/>
+              </w:rPr>
+            </w:r>
+          </w:p>
+        </w:tc>
+        <w:tc>
+          <w:tcPr>
+            <w:tcW w:type="dxa" w:w="4649"/>
+            <w:vAlign w:val="center"/>
+          </w:tcPr>
+          <w:p>
+            <w:pPr>
+              <w:jc w:val="center"/>
+            </w:pPr>
+            <w:r>
+              <w:rPr>
+                <w:rFonts w:ascii="Times New Roman" w:hAnsi="Times New Roman"/>
+                <w:b/>
+                <w:i w:val="0"/>
+                <w:sz w:val="22"/>
+                <w:u w:val="none"/>
+              </w:rPr>
+              <w:t>PARTICULARS</w:t>
+            </w:r>
+          </w:p>
+        </w:tc>
+        <w:tc>
+          <w:tcPr>
+            <w:tcW w:type="dxa" w:w="1020"/>
+            <w:vAlign w:val="center"/>
+          </w:tcPr>
+          <w:p>
+            <w:pPr>
+              <w:jc w:val="center"/>
+            </w:pPr>
+            <w:r>
+              <w:rPr>
+                <w:rFonts w:ascii="Times New Roman" w:hAnsi="Times New Roman"/>
+                <w:b/>
+                <w:i w:val="0"/>
+                <w:sz w:val="22"/>
+                <w:u w:val="none"/>
+              </w:rPr>
+              <w:t>PAGE</w:t>
+              <w:br/>
+              <w:t>NO.</w:t>
+            </w:r>
+          </w:p>
+        </w:tc>
+        <w:tc>
+          <w:tcPr>
+            <w:tcW w:type="dxa" w:w="1417"/>
+            <w:vAlign w:val="center"/>
+          </w:tcPr>
+          <w:p>
+            <w:pPr>
+              <w:jc w:val="center"/>
+            </w:pPr>
+            <w:r>
+              <w:rPr>
+                <w:rFonts w:ascii="Times New Roman" w:hAnsi="Times New Roman"/>
+                <w:b/>
+                <w:i w:val="0"/>
+                <w:sz w:val="22"/>
+                <w:u w:val="none"/>
+              </w:rPr>
+              <w:t>DATE</w:t>
+            </w:r>
+          </w:p>
+        </w:tc>
+      </w:tr>
+      <w:tr>
+        <w:tc>
+          <w:tcPr>
+            <w:tcW w:type="dxa" w:w="567"/>
+            <w:vAlign w:val="center"/>
+          </w:tcPr>
+          <w:p>
+            <w:pPr>
+              <w:jc w:val="center"/>
+            </w:pPr>
+            <w:r>
+              <w:rPr>
+                <w:rFonts w:ascii="Times New Roman" w:hAnsi="Times New Roman"/>
+                <w:b/>
+                <w:i w:val="0"/>
+                <w:sz w:val="22"/>
+                <w:u w:val="none"/>
+              </w:rPr>
+              <w:t>1</w:t>
+            </w:r>
+          </w:p>
+        </w:tc>
+        <w:tc>
+          <w:tcPr>
+            <w:tcW w:type="dxa" w:w="567"/>
+            <w:vAlign w:val="center"/>
+          </w:tcPr>
+          <w:p>
+            <w:pPr>
+              <w:jc w:val="center"/>
+            </w:pPr>
+            <w:r>
+              <w:rPr>
+                <w:rFonts w:ascii="Times New Roman" w:hAnsi="Times New Roman"/>
+                <w:b/>
+                <w:i w:val="0"/>
+                <w:sz w:val="22"/>
+                <w:u w:val="none"/>
+              </w:rPr>
+            </w:r>
+          </w:p>
+        </w:tc>
+        <w:tc>
+          <w:tcPr>
+            <w:tcW w:type="dxa" w:w="737"/>
+            <w:vAlign w:val="center"/>
+          </w:tcPr>
+          <w:p>
+            <w:pPr>
+              <w:jc w:val="center"/>
+            </w:pPr>
+            <w:r>
+              <w:rPr>
+                <w:rFonts w:ascii="Times New Roman" w:hAnsi="Times New Roman"/>
+                <w:b/>
+                <w:i w:val="0"/>
+                <w:sz w:val="22"/>
+                <w:u w:val="none"/>
+              </w:rPr>
+            </w:r>
+          </w:p>
+        </w:tc>
+        <w:tc>
+          <w:tcPr>
+            <w:tcW w:type="dxa" w:w="4649"/>
+            <w:vAlign w:val="center"/>
+          </w:tcPr>
+          <w:p>
+            <w:pPr>
+              <w:jc w:val="center"/>
+            </w:pPr>
+            <w:r>
+              <w:rPr>
+                <w:rFonts w:ascii="Times New Roman" w:hAnsi="Times New Roman"/>
+                <w:b/>
+                <w:i w:val="0"/>
+                <w:sz w:val="22"/>
+                <w:u w:val="none"/>
+              </w:rPr>
+              <w:t>Introduction</w:t>
+            </w:r>
+          </w:p>
+        </w:tc>
+        <w:tc>
+          <w:tcPr>
+            <w:tcW w:type="dxa" w:w="1020"/>
+            <w:vAlign w:val="center"/>
+          </w:tcPr>
+          <w:p>
+            <w:pPr>
+              <w:jc w:val="center"/>
+            </w:pPr>
+            <w:r>
+              <w:rPr>
+                <w:rFonts w:ascii="Times New Roman" w:hAnsi="Times New Roman"/>
+                <w:b/>
+                <w:i w:val="0"/>
+                <w:sz w:val="22"/>
+                <w:u w:val="none"/>
+              </w:rPr>
+            </w:r>
+          </w:p>
+        </w:tc>
+        <w:tc>
+          <w:tcPr>
+            <w:tcW w:type="dxa" w:w="1417"/>
+            <w:vAlign w:val="center"/>
+          </w:tcPr>
+          <w:p>
+            <w:pPr>
+              <w:jc w:val="center"/>
+            </w:pPr>
+            <w:r>
+              <w:rPr>
+                <w:rFonts w:ascii="Times New Roman" w:hAnsi="Times New Roman"/>
+                <w:b/>
+                <w:i w:val="0"/>
+                <w:sz w:val="22"/>
+                <w:u w:val="none"/>
+              </w:rPr>
+            </w:r>
+          </w:p>
+        </w:tc>
+      </w:tr>
+      <w:tr>
+        <w:tc>
+          <w:tcPr>
+            <w:tcW w:type="dxa" w:w="567"/>
+            <w:vAlign w:val="center"/>
+          </w:tcPr>
+          <w:p>
+            <w:pPr>
+              <w:jc w:val="center"/>
+            </w:pPr>
+            <w:r>
+              <w:rPr>
+                <w:rFonts w:ascii="Times New Roman" w:hAnsi="Times New Roman"/>
+                <w:b w:val="0"/>
+                <w:i w:val="0"/>
+                <w:sz w:val="22"/>
+                <w:u w:val="none"/>
+              </w:rPr>
+            </w:r>
+          </w:p>
+        </w:tc>
+        <w:tc>
+          <w:tcPr>
+            <w:tcW w:type="dxa" w:w="567"/>
+            <w:vAlign w:val="center"/>
+          </w:tcPr>
+          <w:p>
+            <w:pPr>
+              <w:jc w:val="center"/>
+            </w:pPr>
+            <w:r>
+              <w:rPr>
+                <w:rFonts w:ascii="Times New Roman" w:hAnsi="Times New Roman"/>
+                <w:b w:val="0"/>
+                <w:i w:val="0"/>
+                <w:sz w:val="22"/>
+                <w:u w:val="none"/>
+              </w:rPr>
+              <w:t>1.1</w:t>
+            </w:r>
+          </w:p>
+        </w:tc>
+        <w:tc>
+          <w:tcPr>
+            <w:tcW w:type="dxa" w:w="737"/>
+            <w:vAlign w:val="center"/>
+          </w:tcPr>
+          <w:p>
+            <w:pPr>
+              <w:jc w:val="center"/>
+            </w:pPr>
+            <w:r>
+              <w:rPr>
+                <w:rFonts w:ascii="Times New Roman" w:hAnsi="Times New Roman"/>
+                <w:b w:val="0"/>
+                <w:i w:val="0"/>
+                <w:sz w:val="22"/>
+                <w:u w:val="none"/>
+              </w:rPr>
+            </w:r>
+          </w:p>
+        </w:tc>
+        <w:tc>
+          <w:tcPr>
+            <w:tcW w:type="dxa" w:w="4649"/>
+            <w:vAlign w:val="center"/>
+          </w:tcPr>
+          <w:p>
+            <w:pPr>
+              <w:jc w:val="center"/>
+            </w:pPr>
+            <w:r>
+              <w:rPr>
+                <w:rFonts w:ascii="Times New Roman" w:hAnsi="Times New Roman"/>
+                <w:b w:val="0"/>
+                <w:i w:val="0"/>
+                <w:sz w:val="22"/>
+                <w:u w:val="none"/>
+              </w:rPr>
+              <w:t>Background</w:t>
+            </w:r>
+          </w:p>
+        </w:tc>
+        <w:tc>
+          <w:tcPr>
+            <w:tcW w:type="dxa" w:w="1020"/>
+            <w:vAlign w:val="center"/>
+          </w:tcPr>
+          <w:p>
+            <w:pPr>
+              <w:jc w:val="center"/>
+            </w:pPr>
+            <w:r>
+              <w:rPr>
+                <w:rFonts w:ascii="Times New Roman" w:hAnsi="Times New Roman"/>
+                <w:b w:val="0"/>
+                <w:i w:val="0"/>
+                <w:sz w:val="22"/>
+                <w:u w:val="none"/>
+              </w:rPr>
+            </w:r>
+          </w:p>
+        </w:tc>
+        <w:tc>
+          <w:tcPr>
+            <w:tcW w:type="dxa" w:w="1417"/>
+            <w:vAlign w:val="center"/>
+          </w:tcPr>
+          <w:p>
+            <w:pPr>
+              <w:jc w:val="center"/>
+            </w:pPr>
+            <w:r>
+              <w:rPr>
+                <w:rFonts w:ascii="Times New Roman" w:hAnsi="Times New Roman"/>
+                <w:b w:val="0"/>
+                <w:i w:val="0"/>
+                <w:sz w:val="22"/>
+                <w:u w:val="none"/>
+              </w:rPr>
+            </w:r>
+          </w:p>
+        </w:tc>
+      </w:tr>
+      <w:tr>
+        <w:tc>
+          <w:tcPr>
+            <w:tcW w:type="dxa" w:w="567"/>
+            <w:vAlign w:val="center"/>
+          </w:tcPr>
+          <w:p>
+            <w:pPr>
+              <w:jc w:val="center"/>
+            </w:pPr>
+            <w:r>
+              <w:rPr>
+                <w:rFonts w:ascii="Times New Roman" w:hAnsi="Times New Roman"/>
+                <w:b w:val="0"/>
+                <w:i w:val="0"/>
+                <w:sz w:val="22"/>
+                <w:u w:val="none"/>
+              </w:rPr>
+            </w:r>
+          </w:p>
+        </w:tc>
+        <w:tc>
+          <w:tcPr>
+            <w:tcW w:type="dxa" w:w="567"/>
+            <w:vAlign w:val="center"/>
+          </w:tcPr>
+          <w:p>
+            <w:pPr>
+              <w:jc w:val="center"/>
+            </w:pPr>
+            <w:r>
+              <w:rPr>
+                <w:rFonts w:ascii="Times New Roman" w:hAnsi="Times New Roman"/>
+                <w:b w:val="0"/>
+                <w:i w:val="0"/>
+                <w:sz w:val="22"/>
+                <w:u w:val="none"/>
+              </w:rPr>
+              <w:t>1.2</w:t>
+            </w:r>
+          </w:p>
+        </w:tc>
+        <w:tc>
+          <w:tcPr>
+            <w:tcW w:type="dxa" w:w="737"/>
+            <w:vAlign w:val="center"/>
+          </w:tcPr>
+          <w:p>
+            <w:pPr>
+              <w:jc w:val="center"/>
+            </w:pPr>
+            <w:r>
+              <w:rPr>
+                <w:rFonts w:ascii="Times New Roman" w:hAnsi="Times New Roman"/>
+                <w:b w:val="0"/>
+                <w:i w:val="0"/>
+                <w:sz w:val="22"/>
+                <w:u w:val="none"/>
+              </w:rPr>
+            </w:r>
+          </w:p>
+        </w:tc>
+        <w:tc>
+          <w:tcPr>
+            <w:tcW w:type="dxa" w:w="4649"/>
+            <w:vAlign w:val="center"/>
+          </w:tcPr>
+          <w:p>
+            <w:pPr>
+              <w:jc w:val="center"/>
+            </w:pPr>
+            <w:r>
+              <w:rPr>
+                <w:rFonts w:ascii="Times New Roman" w:hAnsi="Times New Roman"/>
+                <w:b w:val="0"/>
+                <w:i w:val="0"/>
+                <w:sz w:val="22"/>
+                <w:u w:val="none"/>
+              </w:rPr>
+              <w:t>Objectives</w:t>
+            </w:r>
+          </w:p>
+        </w:tc>
+        <w:tc>
+          <w:tcPr>
+            <w:tcW w:type="dxa" w:w="1020"/>
+            <w:vAlign w:val="center"/>
+          </w:tcPr>
+          <w:p>
+            <w:pPr>
+              <w:jc w:val="center"/>
+            </w:pPr>
+            <w:r>
+              <w:rPr>
+                <w:rFonts w:ascii="Times New Roman" w:hAnsi="Times New Roman"/>
+                <w:b w:val="0"/>
+                <w:i w:val="0"/>
+                <w:sz w:val="22"/>
+                <w:u w:val="none"/>
+              </w:rPr>
+            </w:r>
+          </w:p>
+        </w:tc>
+        <w:tc>
+          <w:tcPr>
+            <w:tcW w:type="dxa" w:w="1417"/>
+            <w:vAlign w:val="center"/>
+          </w:tcPr>
+          <w:p>
+            <w:pPr>
+              <w:jc w:val="center"/>
+            </w:pPr>
+            <w:r>
+              <w:rPr>
+                <w:rFonts w:ascii="Times New Roman" w:hAnsi="Times New Roman"/>
+                <w:b w:val="0"/>
+                <w:i w:val="0"/>
+                <w:sz w:val="22"/>
+                <w:u w:val="none"/>
+              </w:rPr>
+            </w:r>
+          </w:p>
+        </w:tc>
+      </w:tr>
+      <w:tr>
+        <w:tc>
+          <w:tcPr>
+            <w:tcW w:type="dxa" w:w="567"/>
+            <w:vAlign w:val="center"/>
+          </w:tcPr>
+          <w:p>
+            <w:pPr>
+              <w:jc w:val="center"/>
+            </w:pPr>
+            <w:r>
+              <w:rPr>
+                <w:rFonts w:ascii="Times New Roman" w:hAnsi="Times New Roman"/>
+                <w:b w:val="0"/>
+                <w:i w:val="0"/>
+                <w:sz w:val="22"/>
+                <w:u w:val="none"/>
+              </w:rPr>
+            </w:r>
+          </w:p>
+        </w:tc>
+        <w:tc>
+          <w:tcPr>
+            <w:tcW w:type="dxa" w:w="567"/>
+            <w:vAlign w:val="center"/>
+          </w:tcPr>
+          <w:p>
+            <w:pPr>
+              <w:jc w:val="center"/>
+            </w:pPr>
+            <w:r>
+              <w:rPr>
+                <w:rFonts w:ascii="Times New Roman" w:hAnsi="Times New Roman"/>
+                <w:b w:val="0"/>
+                <w:i w:val="0"/>
+                <w:sz w:val="22"/>
+                <w:u w:val="none"/>
+              </w:rPr>
+              <w:t>1.3</w:t>
+            </w:r>
+          </w:p>
+        </w:tc>
+        <w:tc>
+          <w:tcPr>
+            <w:tcW w:type="dxa" w:w="737"/>
+            <w:vAlign w:val="center"/>
+          </w:tcPr>
+          <w:p>
+            <w:pPr>
+              <w:jc w:val="center"/>
+            </w:pPr>
+            <w:r>
+              <w:rPr>
+                <w:rFonts w:ascii="Times New Roman" w:hAnsi="Times New Roman"/>
+                <w:b w:val="0"/>
+                <w:i w:val="0"/>
+                <w:sz w:val="22"/>
+                <w:u w:val="none"/>
+              </w:rPr>
+            </w:r>
+          </w:p>
+        </w:tc>
+        <w:tc>
+          <w:tcPr>
+            <w:tcW w:type="dxa" w:w="4649"/>
+            <w:vAlign w:val="center"/>
+          </w:tcPr>
+          <w:p>
+            <w:pPr>
+              <w:jc w:val="center"/>
+            </w:pPr>
+            <w:r>
+              <w:rPr>
+                <w:rFonts w:ascii="Times New Roman" w:hAnsi="Times New Roman"/>
+                <w:b w:val="0"/>
+                <w:i w:val="0"/>
+                <w:sz w:val="22"/>
+                <w:u w:val="none"/>
+              </w:rPr>
+              <w:t>Purpose, Scope, and Applicability</w:t>
+            </w:r>
+          </w:p>
+        </w:tc>
+        <w:tc>
+          <w:tcPr>
+            <w:tcW w:type="dxa" w:w="1020"/>
+            <w:vAlign w:val="center"/>
+          </w:tcPr>
+          <w:p>
+            <w:pPr>
+              <w:jc w:val="center"/>
+            </w:pPr>
+            <w:r>
+              <w:rPr>
+                <w:rFonts w:ascii="Times New Roman" w:hAnsi="Times New Roman"/>
+                <w:b w:val="0"/>
+                <w:i w:val="0"/>
+                <w:sz w:val="22"/>
+                <w:u w:val="none"/>
+              </w:rPr>
+            </w:r>
+          </w:p>
+        </w:tc>
+        <w:tc>
+          <w:tcPr>
+            <w:tcW w:type="dxa" w:w="1417"/>
+            <w:vAlign w:val="center"/>
+          </w:tcPr>
+          <w:p>
+            <w:pPr>
+              <w:jc w:val="center"/>
+            </w:pPr>
+            <w:r>
+              <w:rPr>
+                <w:rFonts w:ascii="Times New Roman" w:hAnsi="Times New Roman"/>
+                <w:b w:val="0"/>
+                <w:i w:val="0"/>
+                <w:sz w:val="22"/>
+                <w:u w:val="none"/>
+              </w:rPr>
+            </w:r>
+          </w:p>
+        </w:tc>
+      </w:tr>
+      <w:tr>
+        <w:tc>
+          <w:tcPr>
+            <w:tcW w:type="dxa" w:w="567"/>
+            <w:vAlign w:val="center"/>
+          </w:tcPr>
+          <w:p>
+            <w:pPr>
+              <w:jc w:val="center"/>
+            </w:pPr>
+            <w:r>
+              <w:rPr>
+                <w:rFonts w:ascii="Times New Roman" w:hAnsi="Times New Roman"/>
+                <w:b w:val="0"/>
+                <w:i w:val="0"/>
+                <w:sz w:val="22"/>
+                <w:u w:val="none"/>
+              </w:rPr>
+            </w:r>
+          </w:p>
+        </w:tc>
+        <w:tc>
+          <w:tcPr>
+            <w:tcW w:type="dxa" w:w="567"/>
+            <w:vAlign w:val="center"/>
+          </w:tcPr>
+          <w:p>
+            <w:pPr>
+              <w:jc w:val="center"/>
+            </w:pPr>
+            <w:r>
+              <w:rPr>
+                <w:rFonts w:ascii="Times New Roman" w:hAnsi="Times New Roman"/>
+                <w:b w:val="0"/>
+                <w:i w:val="0"/>
+                <w:sz w:val="22"/>
+                <w:u w:val="none"/>
+              </w:rPr>
+            </w:r>
+          </w:p>
+        </w:tc>
+        <w:tc>
+          <w:tcPr>
+            <w:tcW w:type="dxa" w:w="737"/>
+            <w:vAlign w:val="center"/>
+          </w:tcPr>
+          <w:p>
+            <w:pPr>
+              <w:jc w:val="center"/>
+            </w:pPr>
+            <w:r>
+              <w:rPr>
+                <w:rFonts w:ascii="Times New Roman" w:hAnsi="Times New Roman"/>
+                <w:b w:val="0"/>
+                <w:i w:val="0"/>
+                <w:sz w:val="22"/>
+                <w:u w:val="none"/>
+              </w:rPr>
+              <w:t>1.3.1</w:t>
+            </w:r>
+          </w:p>
+        </w:tc>
+        <w:tc>
+          <w:tcPr>
+            <w:tcW w:type="dxa" w:w="4649"/>
+            <w:vAlign w:val="center"/>
+          </w:tcPr>
+          <w:p>
+            <w:pPr>
+              <w:jc w:val="center"/>
+            </w:pPr>
+            <w:r>
+              <w:rPr>
+                <w:rFonts w:ascii="Times New Roman" w:hAnsi="Times New Roman"/>
+                <w:b w:val="0"/>
+                <w:i w:val="0"/>
+                <w:sz w:val="22"/>
+                <w:u w:val="none"/>
+              </w:rPr>
+              <w:t>Purpose</w:t>
+            </w:r>
+          </w:p>
+        </w:tc>
+        <w:tc>
+          <w:tcPr>
+            <w:tcW w:type="dxa" w:w="1020"/>
+            <w:vAlign w:val="center"/>
+          </w:tcPr>
+          <w:p>
+            <w:pPr>
+              <w:jc w:val="center"/>
+            </w:pPr>
+            <w:r>
+              <w:rPr>
+                <w:rFonts w:ascii="Times New Roman" w:hAnsi="Times New Roman"/>
+                <w:b w:val="0"/>
+                <w:i w:val="0"/>
+                <w:sz w:val="22"/>
+                <w:u w:val="none"/>
+              </w:rPr>
+            </w:r>
+          </w:p>
+        </w:tc>
+        <w:tc>
+          <w:tcPr>
+            <w:tcW w:type="dxa" w:w="1417"/>
+            <w:vAlign w:val="center"/>
+          </w:tcPr>
+          <w:p>
+            <w:pPr>
+              <w:jc w:val="center"/>
+            </w:pPr>
+            <w:r>
+              <w:rPr>
+                <w:rFonts w:ascii="Times New Roman" w:hAnsi="Times New Roman"/>
+                <w:b w:val="0"/>
+                <w:i w:val="0"/>
+                <w:sz w:val="22"/>
+                <w:u w:val="none"/>
+              </w:rPr>
+            </w:r>
+          </w:p>
+        </w:tc>
+      </w:tr>
+      <w:tr>
+        <w:tc>
+          <w:tcPr>
+            <w:tcW w:type="dxa" w:w="567"/>
+            <w:vAlign w:val="center"/>
+          </w:tcPr>
+          <w:p>
+            <w:pPr>
+              <w:jc w:val="center"/>
+            </w:pPr>
+            <w:r>
+              <w:rPr>
+                <w:rFonts w:ascii="Times New Roman" w:hAnsi="Times New Roman"/>
+                <w:b w:val="0"/>
+                <w:i w:val="0"/>
+                <w:sz w:val="22"/>
+                <w:u w:val="none"/>
+              </w:rPr>
+            </w:r>
+          </w:p>
+        </w:tc>
+        <w:tc>
+          <w:tcPr>
+            <w:tcW w:type="dxa" w:w="567"/>
+            <w:vAlign w:val="center"/>
+          </w:tcPr>
+          <w:p>
+            <w:pPr>
+              <w:jc w:val="center"/>
+            </w:pPr>
+            <w:r>
+              <w:rPr>
+                <w:rFonts w:ascii="Times New Roman" w:hAnsi="Times New Roman"/>
+                <w:b w:val="0"/>
+                <w:i w:val="0"/>
+                <w:sz w:val="22"/>
+                <w:u w:val="none"/>
+              </w:rPr>
+            </w:r>
+          </w:p>
+        </w:tc>
+        <w:tc>
+          <w:tcPr>
+            <w:tcW w:type="dxa" w:w="737"/>
+            <w:vAlign w:val="center"/>
+          </w:tcPr>
+          <w:p>
+            <w:pPr>
+              <w:jc w:val="center"/>
+            </w:pPr>
+            <w:r>
+              <w:rPr>
+                <w:rFonts w:ascii="Times New Roman" w:hAnsi="Times New Roman"/>
+                <w:b w:val="0"/>
+                <w:i w:val="0"/>
+                <w:sz w:val="22"/>
+                <w:u w:val="none"/>
+              </w:rPr>
+              <w:t>1.3.2</w:t>
+            </w:r>
+          </w:p>
+        </w:tc>
+        <w:tc>
+          <w:tcPr>
+            <w:tcW w:type="dxa" w:w="4649"/>
+            <w:vAlign w:val="center"/>
+          </w:tcPr>
+          <w:p>
+            <w:pPr>
+              <w:jc w:val="center"/>
+            </w:pPr>
+            <w:r>
+              <w:rPr>
+                <w:rFonts w:ascii="Times New Roman" w:hAnsi="Times New Roman"/>
+                <w:b w:val="0"/>
+                <w:i w:val="0"/>
+                <w:sz w:val="22"/>
+                <w:u w:val="none"/>
+              </w:rPr>
+              <w:t>Scope</w:t>
+            </w:r>
+          </w:p>
+        </w:tc>
+        <w:tc>
+          <w:tcPr>
+            <w:tcW w:type="dxa" w:w="1020"/>
+            <w:vAlign w:val="center"/>
+          </w:tcPr>
+          <w:p>
+            <w:pPr>
+              <w:jc w:val="center"/>
+            </w:pPr>
+            <w:r>
+              <w:rPr>
+                <w:rFonts w:ascii="Times New Roman" w:hAnsi="Times New Roman"/>
+                <w:b w:val="0"/>
+                <w:i w:val="0"/>
+                <w:sz w:val="22"/>
+                <w:u w:val="none"/>
+              </w:rPr>
+            </w:r>
+          </w:p>
+        </w:tc>
+        <w:tc>
+          <w:tcPr>
+            <w:tcW w:type="dxa" w:w="1417"/>
+            <w:vAlign w:val="center"/>
+          </w:tcPr>
+          <w:p>
+            <w:pPr>
+              <w:jc w:val="center"/>
+            </w:pPr>
+            <w:r>
+              <w:rPr>
+                <w:rFonts w:ascii="Times New Roman" w:hAnsi="Times New Roman"/>
+                <w:b w:val="0"/>
+                <w:i w:val="0"/>
+                <w:sz w:val="22"/>
+                <w:u w:val="none"/>
+              </w:rPr>
+            </w:r>
+          </w:p>
+        </w:tc>
+      </w:tr>
+      <w:tr>
+        <w:tc>
+          <w:tcPr>
+            <w:tcW w:type="dxa" w:w="567"/>
+            <w:vAlign w:val="center"/>
+          </w:tcPr>
+          <w:p>
+            <w:pPr>
+              <w:jc w:val="center"/>
+            </w:pPr>
+            <w:r>
+              <w:rPr>
+                <w:rFonts w:ascii="Times New Roman" w:hAnsi="Times New Roman"/>
+                <w:b w:val="0"/>
+                <w:i w:val="0"/>
+                <w:sz w:val="22"/>
+                <w:u w:val="none"/>
+              </w:rPr>
+            </w:r>
+          </w:p>
+        </w:tc>
+        <w:tc>
+          <w:tcPr>
+            <w:tcW w:type="dxa" w:w="567"/>
+            <w:vAlign w:val="center"/>
+          </w:tcPr>
+          <w:p>
+            <w:pPr>
+              <w:jc w:val="center"/>
+            </w:pPr>
+            <w:r>
+              <w:rPr>
+                <w:rFonts w:ascii="Times New Roman" w:hAnsi="Times New Roman"/>
+                <w:b w:val="0"/>
+                <w:i w:val="0"/>
+                <w:sz w:val="22"/>
+                <w:u w:val="none"/>
+              </w:rPr>
+            </w:r>
+          </w:p>
+        </w:tc>
+        <w:tc>
+          <w:tcPr>
+            <w:tcW w:type="dxa" w:w="737"/>
+            <w:vAlign w:val="center"/>
+          </w:tcPr>
+          <w:p>
+            <w:pPr>
+              <w:jc w:val="center"/>
+            </w:pPr>
+            <w:r>
+              <w:rPr>
+                <w:rFonts w:ascii="Times New Roman" w:hAnsi="Times New Roman"/>
+                <w:b w:val="0"/>
+                <w:i w:val="0"/>
+                <w:sz w:val="22"/>
+                <w:u w:val="none"/>
+              </w:rPr>
+              <w:t>1.3.3</w:t>
+            </w:r>
+          </w:p>
+        </w:tc>
+        <w:tc>
+          <w:tcPr>
+            <w:tcW w:type="dxa" w:w="4649"/>
+            <w:vAlign w:val="center"/>
+          </w:tcPr>
+          <w:p>
+            <w:pPr>
+              <w:jc w:val="center"/>
+            </w:pPr>
+            <w:r>
+              <w:rPr>
+                <w:rFonts w:ascii="Times New Roman" w:hAnsi="Times New Roman"/>
+                <w:b w:val="0"/>
+                <w:i w:val="0"/>
+                <w:sz w:val="22"/>
+                <w:u w:val="none"/>
+              </w:rPr>
+              <w:t>Applicability</w:t>
+            </w:r>
+          </w:p>
+        </w:tc>
+        <w:tc>
+          <w:tcPr>
+            <w:tcW w:type="dxa" w:w="1020"/>
+            <w:vAlign w:val="center"/>
+          </w:tcPr>
+          <w:p>
+            <w:pPr>
+              <w:jc w:val="center"/>
+            </w:pPr>
+            <w:r>
+              <w:rPr>
+                <w:rFonts w:ascii="Times New Roman" w:hAnsi="Times New Roman"/>
+                <w:b w:val="0"/>
+                <w:i w:val="0"/>
+                <w:sz w:val="22"/>
+                <w:u w:val="none"/>
+              </w:rPr>
+            </w:r>
+          </w:p>
+        </w:tc>
+        <w:tc>
+          <w:tcPr>
+            <w:tcW w:type="dxa" w:w="1417"/>
+            <w:vAlign w:val="center"/>
+          </w:tcPr>
+          <w:p>
+            <w:pPr>
+              <w:jc w:val="center"/>
+            </w:pPr>
+            <w:r>
+              <w:rPr>
+                <w:rFonts w:ascii="Times New Roman" w:hAnsi="Times New Roman"/>
+                <w:b w:val="0"/>
+                <w:i w:val="0"/>
+                <w:sz w:val="22"/>
+                <w:u w:val="none"/>
+              </w:rPr>
+            </w:r>
+          </w:p>
+        </w:tc>
+      </w:tr>
+      <w:tr>
+        <w:tc>
+          <w:tcPr>
+            <w:tcW w:type="dxa" w:w="567"/>
+            <w:vAlign w:val="center"/>
+          </w:tcPr>
+          <w:p>
+            <w:pPr>
+              <w:jc w:val="center"/>
+            </w:pPr>
+            <w:r>
+              <w:rPr>
+                <w:rFonts w:ascii="Times New Roman" w:hAnsi="Times New Roman"/>
+                <w:b w:val="0"/>
+                <w:i w:val="0"/>
+                <w:sz w:val="22"/>
+                <w:u w:val="none"/>
+              </w:rPr>
+            </w:r>
+          </w:p>
+        </w:tc>
+        <w:tc>
+          <w:tcPr>
+            <w:tcW w:type="dxa" w:w="567"/>
+            <w:vAlign w:val="center"/>
+          </w:tcPr>
+          <w:p>
+            <w:pPr>
+              <w:jc w:val="center"/>
+            </w:pPr>
+            <w:r>
+              <w:rPr>
+                <w:rFonts w:ascii="Times New Roman" w:hAnsi="Times New Roman"/>
+                <w:b w:val="0"/>
+                <w:i w:val="0"/>
+                <w:sz w:val="22"/>
+                <w:u w:val="none"/>
+              </w:rPr>
+              <w:t>1.4</w:t>
+            </w:r>
+          </w:p>
+        </w:tc>
+        <w:tc>
+          <w:tcPr>
+            <w:tcW w:type="dxa" w:w="737"/>
+            <w:vAlign w:val="center"/>
+          </w:tcPr>
+          <w:p>
+            <w:pPr>
+              <w:jc w:val="center"/>
+            </w:pPr>
+            <w:r>
+              <w:rPr>
+                <w:rFonts w:ascii="Times New Roman" w:hAnsi="Times New Roman"/>
+                <w:b w:val="0"/>
+                <w:i w:val="0"/>
+                <w:sz w:val="22"/>
+                <w:u w:val="none"/>
+              </w:rPr>
+            </w:r>
+          </w:p>
+        </w:tc>
+        <w:tc>
+          <w:tcPr>
+            <w:tcW w:type="dxa" w:w="4649"/>
+            <w:vAlign w:val="center"/>
+          </w:tcPr>
+          <w:p>
+            <w:pPr>
+              <w:jc w:val="center"/>
+            </w:pPr>
+            <w:r>
+              <w:rPr>
+                <w:rFonts w:ascii="Times New Roman" w:hAnsi="Times New Roman"/>
+                <w:b w:val="0"/>
+                <w:i w:val="0"/>
+                <w:sz w:val="22"/>
+                <w:u w:val="none"/>
+              </w:rPr>
+              <w:t>Achievements</w:t>
+            </w:r>
+          </w:p>
+        </w:tc>
+        <w:tc>
+          <w:tcPr>
+            <w:tcW w:type="dxa" w:w="1020"/>
+            <w:vAlign w:val="center"/>
+          </w:tcPr>
+          <w:p>
+            <w:pPr>
+              <w:jc w:val="center"/>
+            </w:pPr>
+            <w:r>
+              <w:rPr>
+                <w:rFonts w:ascii="Times New Roman" w:hAnsi="Times New Roman"/>
+                <w:b w:val="0"/>
+                <w:i w:val="0"/>
+                <w:sz w:val="22"/>
+                <w:u w:val="none"/>
+              </w:rPr>
+            </w:r>
+          </w:p>
+        </w:tc>
+        <w:tc>
+          <w:tcPr>
+            <w:tcW w:type="dxa" w:w="1417"/>
+            <w:vAlign w:val="center"/>
+          </w:tcPr>
+          <w:p>
+            <w:pPr>
+              <w:jc w:val="center"/>
+            </w:pPr>
+            <w:r>
+              <w:rPr>
+                <w:rFonts w:ascii="Times New Roman" w:hAnsi="Times New Roman"/>
+                <w:b w:val="0"/>
+                <w:i w:val="0"/>
+                <w:sz w:val="22"/>
+                <w:u w:val="none"/>
+              </w:rPr>
+            </w:r>
+          </w:p>
+        </w:tc>
+      </w:tr>
+      <w:tr>
+        <w:tc>
+          <w:tcPr>
+            <w:tcW w:type="dxa" w:w="567"/>
+            <w:vAlign w:val="center"/>
+          </w:tcPr>
+          <w:p>
+            <w:pPr>
+              <w:jc w:val="center"/>
+            </w:pPr>
+            <w:r>
+              <w:rPr>
+                <w:rFonts w:ascii="Times New Roman" w:hAnsi="Times New Roman"/>
+                <w:b w:val="0"/>
+                <w:i w:val="0"/>
+                <w:sz w:val="22"/>
+                <w:u w:val="none"/>
+              </w:rPr>
+            </w:r>
+          </w:p>
+        </w:tc>
+        <w:tc>
+          <w:tcPr>
+            <w:tcW w:type="dxa" w:w="567"/>
+            <w:vAlign w:val="center"/>
+          </w:tcPr>
+          <w:p>
+            <w:pPr>
+              <w:jc w:val="center"/>
+            </w:pPr>
+            <w:r>
+              <w:rPr>
+                <w:rFonts w:ascii="Times New Roman" w:hAnsi="Times New Roman"/>
+                <w:b w:val="0"/>
+                <w:i w:val="0"/>
+                <w:sz w:val="22"/>
+                <w:u w:val="none"/>
+              </w:rPr>
+              <w:t>1.5</w:t>
+            </w:r>
+          </w:p>
+        </w:tc>
+        <w:tc>
+          <w:tcPr>
+            <w:tcW w:type="dxa" w:w="737"/>
+            <w:vAlign w:val="center"/>
+          </w:tcPr>
+          <w:p>
+            <w:pPr>
+              <w:jc w:val="center"/>
+            </w:pPr>
+            <w:r>
+              <w:rPr>
+                <w:rFonts w:ascii="Times New Roman" w:hAnsi="Times New Roman"/>
+                <w:b w:val="0"/>
+                <w:i w:val="0"/>
+                <w:sz w:val="22"/>
+                <w:u w:val="none"/>
+              </w:rPr>
+            </w:r>
+          </w:p>
+        </w:tc>
+        <w:tc>
+          <w:tcPr>
+            <w:tcW w:type="dxa" w:w="4649"/>
+            <w:vAlign w:val="center"/>
+          </w:tcPr>
+          <w:p>
+            <w:pPr>
+              <w:jc w:val="center"/>
+            </w:pPr>
+            <w:r>
+              <w:rPr>
+                <w:rFonts w:ascii="Times New Roman" w:hAnsi="Times New Roman"/>
+                <w:b w:val="0"/>
+                <w:i w:val="0"/>
+                <w:sz w:val="22"/>
+                <w:u w:val="none"/>
+              </w:rPr>
+              <w:t>Organization of Report</w:t>
+            </w:r>
+          </w:p>
+        </w:tc>
+        <w:tc>
+          <w:tcPr>
+            <w:tcW w:type="dxa" w:w="1020"/>
+            <w:vAlign w:val="center"/>
+          </w:tcPr>
+          <w:p>
+            <w:pPr>
+              <w:jc w:val="center"/>
+            </w:pPr>
+            <w:r>
+              <w:rPr>
+                <w:rFonts w:ascii="Times New Roman" w:hAnsi="Times New Roman"/>
+                <w:b w:val="0"/>
+                <w:i w:val="0"/>
+                <w:sz w:val="22"/>
+                <w:u w:val="none"/>
+              </w:rPr>
+            </w:r>
+          </w:p>
+        </w:tc>
+        <w:tc>
+          <w:tcPr>
+            <w:tcW w:type="dxa" w:w="1417"/>
+            <w:vAlign w:val="center"/>
+          </w:tcPr>
+          <w:p>
+            <w:pPr>
+              <w:jc w:val="center"/>
+            </w:pPr>
+            <w:r>
+              <w:rPr>
+                <w:rFonts w:ascii="Times New Roman" w:hAnsi="Times New Roman"/>
+                <w:b w:val="0"/>
+                <w:i w:val="0"/>
+                <w:sz w:val="22"/>
+                <w:u w:val="none"/>
+              </w:rPr>
+            </w:r>
+          </w:p>
+        </w:tc>
+      </w:tr>
+      <w:tr>
+        <w:tc>
+          <w:tcPr>
+            <w:tcW w:type="dxa" w:w="567"/>
+            <w:vAlign w:val="center"/>
+          </w:tcPr>
+          <w:p>
+            <w:pPr>
+              <w:jc w:val="center"/>
+            </w:pPr>
+            <w:r>
+              <w:rPr>
+                <w:rFonts w:ascii="Times New Roman" w:hAnsi="Times New Roman"/>
+                <w:b/>
+                <w:i w:val="0"/>
+                <w:sz w:val="22"/>
+                <w:u w:val="none"/>
+              </w:rPr>
+              <w:t>2</w:t>
+            </w:r>
+          </w:p>
+        </w:tc>
+        <w:tc>
+          <w:tcPr>
+            <w:tcW w:type="dxa" w:w="567"/>
+            <w:vAlign w:val="center"/>
+          </w:tcPr>
+          <w:p>
+            <w:pPr>
+              <w:jc w:val="center"/>
+            </w:pPr>
+            <w:r>
+              <w:rPr>
+                <w:rFonts w:ascii="Times New Roman" w:hAnsi="Times New Roman"/>
+                <w:b/>
+                <w:i w:val="0"/>
+                <w:sz w:val="22"/>
+                <w:u w:val="none"/>
+              </w:rPr>
+            </w:r>
+          </w:p>
+        </w:tc>
+        <w:tc>
+          <w:tcPr>
+            <w:tcW w:type="dxa" w:w="737"/>
+            <w:vAlign w:val="center"/>
+          </w:tcPr>
+          <w:p>
+            <w:pPr>
+              <w:jc w:val="center"/>
+            </w:pPr>
+            <w:r>
+              <w:rPr>
+                <w:rFonts w:ascii="Times New Roman" w:hAnsi="Times New Roman"/>
+                <w:b/>
+                <w:i w:val="0"/>
+                <w:sz w:val="22"/>
+                <w:u w:val="none"/>
+              </w:rPr>
+            </w:r>
+          </w:p>
+        </w:tc>
+        <w:tc>
+          <w:tcPr>
+            <w:tcW w:type="dxa" w:w="4649"/>
+            <w:vAlign w:val="center"/>
+          </w:tcPr>
+          <w:p>
+            <w:pPr>
+              <w:jc w:val="center"/>
+            </w:pPr>
+            <w:r>
+              <w:rPr>
+                <w:rFonts w:ascii="Times New Roman" w:hAnsi="Times New Roman"/>
+                <w:b/>
+                <w:i w:val="0"/>
+                <w:sz w:val="22"/>
+                <w:u w:val="none"/>
+              </w:rPr>
+              <w:t>Survey Of Technologies</w:t>
+            </w:r>
+          </w:p>
+        </w:tc>
+        <w:tc>
+          <w:tcPr>
+            <w:tcW w:type="dxa" w:w="1020"/>
+            <w:vAlign w:val="center"/>
+          </w:tcPr>
+          <w:p>
+            <w:pPr>
+              <w:jc w:val="center"/>
+            </w:pPr>
+            <w:r>
+              <w:rPr>
+                <w:rFonts w:ascii="Times New Roman" w:hAnsi="Times New Roman"/>
+                <w:b/>
+                <w:i w:val="0"/>
+                <w:sz w:val="22"/>
+                <w:u w:val="none"/>
+              </w:rPr>
+            </w:r>
+          </w:p>
+        </w:tc>
+        <w:tc>
+          <w:tcPr>
+            <w:tcW w:type="dxa" w:w="1417"/>
+            <w:vAlign w:val="center"/>
+          </w:tcPr>
+          <w:p>
+            <w:pPr>
+              <w:jc w:val="center"/>
+            </w:pPr>
+            <w:r>
+              <w:rPr>
+                <w:rFonts w:ascii="Times New Roman" w:hAnsi="Times New Roman"/>
+                <w:b/>
+                <w:i w:val="0"/>
+                <w:sz w:val="22"/>
+                <w:u w:val="none"/>
+              </w:rPr>
+            </w:r>
+          </w:p>
+        </w:tc>
+      </w:tr>
+      <w:tr>
+        <w:tc>
+          <w:tcPr>
+            <w:tcW w:type="dxa" w:w="567"/>
+            <w:vAlign w:val="center"/>
+          </w:tcPr>
+          <w:p>
+            <w:pPr>
+              <w:jc w:val="center"/>
+            </w:pPr>
+            <w:r>
+              <w:rPr>
+                <w:rFonts w:ascii="Times New Roman" w:hAnsi="Times New Roman"/>
+                <w:b/>
+                <w:i w:val="0"/>
+                <w:sz w:val="22"/>
+                <w:u w:val="none"/>
+              </w:rPr>
+              <w:t>3</w:t>
+            </w:r>
+          </w:p>
+        </w:tc>
+        <w:tc>
+          <w:tcPr>
+            <w:tcW w:type="dxa" w:w="567"/>
+            <w:vAlign w:val="center"/>
+          </w:tcPr>
+          <w:p>
+            <w:pPr>
+              <w:jc w:val="center"/>
+            </w:pPr>
+            <w:r>
+              <w:rPr>
+                <w:rFonts w:ascii="Times New Roman" w:hAnsi="Times New Roman"/>
+                <w:b/>
+                <w:i w:val="0"/>
+                <w:sz w:val="22"/>
+                <w:u w:val="none"/>
+              </w:rPr>
+            </w:r>
+          </w:p>
+        </w:tc>
+        <w:tc>
+          <w:tcPr>
+            <w:tcW w:type="dxa" w:w="737"/>
+            <w:vAlign w:val="center"/>
+          </w:tcPr>
+          <w:p>
+            <w:pPr>
+              <w:jc w:val="center"/>
+            </w:pPr>
+            <w:r>
+              <w:rPr>
+                <w:rFonts w:ascii="Times New Roman" w:hAnsi="Times New Roman"/>
+                <w:b/>
+                <w:i w:val="0"/>
+                <w:sz w:val="22"/>
+                <w:u w:val="none"/>
+              </w:rPr>
+            </w:r>
+          </w:p>
+        </w:tc>
+        <w:tc>
+          <w:tcPr>
+            <w:tcW w:type="dxa" w:w="4649"/>
+            <w:vAlign w:val="center"/>
+          </w:tcPr>
+          <w:p>
+            <w:pPr>
+              <w:jc w:val="center"/>
+            </w:pPr>
+            <w:r>
+              <w:rPr>
+                <w:rFonts w:ascii="Times New Roman" w:hAnsi="Times New Roman"/>
+                <w:b/>
+                <w:i w:val="0"/>
+                <w:sz w:val="22"/>
+                <w:u w:val="none"/>
+              </w:rPr>
+              <w:t>Requirement And Analysis</w:t>
+            </w:r>
+          </w:p>
+        </w:tc>
+        <w:tc>
+          <w:tcPr>
+            <w:tcW w:type="dxa" w:w="1020"/>
+            <w:vAlign w:val="center"/>
+          </w:tcPr>
+          <w:p>
+            <w:pPr>
+              <w:jc w:val="center"/>
+            </w:pPr>
+            <w:r>
+              <w:rPr>
+                <w:rFonts w:ascii="Times New Roman" w:hAnsi="Times New Roman"/>
+                <w:b/>
+                <w:i w:val="0"/>
+                <w:sz w:val="22"/>
+                <w:u w:val="none"/>
+              </w:rPr>
+            </w:r>
+          </w:p>
+        </w:tc>
+        <w:tc>
+          <w:tcPr>
+            <w:tcW w:type="dxa" w:w="1417"/>
+            <w:vAlign w:val="center"/>
+          </w:tcPr>
+          <w:p>
+            <w:pPr>
+              <w:jc w:val="center"/>
+            </w:pPr>
+            <w:r>
+              <w:rPr>
+                <w:rFonts w:ascii="Times New Roman" w:hAnsi="Times New Roman"/>
+                <w:b/>
+                <w:i w:val="0"/>
+                <w:sz w:val="22"/>
+                <w:u w:val="none"/>
+              </w:rPr>
+            </w:r>
+          </w:p>
+        </w:tc>
+      </w:tr>
+      <w:tr>
+        <w:tc>
+          <w:tcPr>
+            <w:tcW w:type="dxa" w:w="567"/>
+            <w:vAlign w:val="center"/>
+          </w:tcPr>
+          <w:p>
+            <w:pPr>
+              <w:jc w:val="center"/>
+            </w:pPr>
+            <w:r>
+              <w:rPr>
+                <w:rFonts w:ascii="Times New Roman" w:hAnsi="Times New Roman"/>
+                <w:b w:val="0"/>
+                <w:i w:val="0"/>
+                <w:sz w:val="22"/>
+                <w:u w:val="none"/>
+              </w:rPr>
+            </w:r>
+          </w:p>
+        </w:tc>
+        <w:tc>
+          <w:tcPr>
+            <w:tcW w:type="dxa" w:w="567"/>
+            <w:vAlign w:val="center"/>
+          </w:tcPr>
+          <w:p>
+            <w:pPr>
+              <w:jc w:val="center"/>
+            </w:pPr>
+            <w:r>
+              <w:rPr>
+                <w:rFonts w:ascii="Times New Roman" w:hAnsi="Times New Roman"/>
+                <w:b w:val="0"/>
+                <w:i w:val="0"/>
+                <w:sz w:val="22"/>
+                <w:u w:val="none"/>
+              </w:rPr>
+              <w:t>3.1</w:t>
+            </w:r>
+          </w:p>
+        </w:tc>
+        <w:tc>
+          <w:tcPr>
+            <w:tcW w:type="dxa" w:w="737"/>
+            <w:vAlign w:val="center"/>
+          </w:tcPr>
+          <w:p>
+            <w:pPr>
+              <w:jc w:val="center"/>
+            </w:pPr>
+            <w:r>
+              <w:rPr>
+                <w:rFonts w:ascii="Times New Roman" w:hAnsi="Times New Roman"/>
+                <w:b w:val="0"/>
+                <w:i w:val="0"/>
+                <w:sz w:val="22"/>
+                <w:u w:val="none"/>
+              </w:rPr>
+            </w:r>
+          </w:p>
+        </w:tc>
+        <w:tc>
+          <w:tcPr>
+            <w:tcW w:type="dxa" w:w="4649"/>
+            <w:vAlign w:val="center"/>
+          </w:tcPr>
+          <w:p>
+            <w:pPr>
+              <w:jc w:val="center"/>
+            </w:pPr>
+            <w:r>
+              <w:rPr>
+                <w:rFonts w:ascii="Times New Roman" w:hAnsi="Times New Roman"/>
+                <w:b w:val="0"/>
+                <w:i w:val="0"/>
+                <w:sz w:val="22"/>
+                <w:u w:val="none"/>
+              </w:rPr>
+              <w:t>Problem Definition</w:t>
+            </w:r>
+          </w:p>
+        </w:tc>
+        <w:tc>
+          <w:tcPr>
+            <w:tcW w:type="dxa" w:w="1020"/>
+            <w:vAlign w:val="center"/>
+          </w:tcPr>
+          <w:p>
+            <w:pPr>
+              <w:jc w:val="center"/>
+            </w:pPr>
+            <w:r>
+              <w:rPr>
+                <w:rFonts w:ascii="Times New Roman" w:hAnsi="Times New Roman"/>
+                <w:b w:val="0"/>
+                <w:i w:val="0"/>
+                <w:sz w:val="22"/>
+                <w:u w:val="none"/>
+              </w:rPr>
+            </w:r>
+          </w:p>
+        </w:tc>
+        <w:tc>
+          <w:tcPr>
+            <w:tcW w:type="dxa" w:w="1417"/>
+            <w:vAlign w:val="center"/>
+          </w:tcPr>
+          <w:p>
+            <w:pPr>
+              <w:jc w:val="center"/>
+            </w:pPr>
+            <w:r>
+              <w:rPr>
+                <w:rFonts w:ascii="Times New Roman" w:hAnsi="Times New Roman"/>
+                <w:b w:val="0"/>
+                <w:i w:val="0"/>
+                <w:sz w:val="22"/>
+                <w:u w:val="none"/>
+              </w:rPr>
+            </w:r>
+          </w:p>
+        </w:tc>
+      </w:tr>
+      <w:tr>
+        <w:tc>
+          <w:tcPr>
+            <w:tcW w:type="dxa" w:w="567"/>
+            <w:vAlign w:val="center"/>
+          </w:tcPr>
+          <w:p>
+            <w:pPr>
+              <w:jc w:val="center"/>
+            </w:pPr>
+            <w:r>
+              <w:rPr>
+                <w:rFonts w:ascii="Times New Roman" w:hAnsi="Times New Roman"/>
+                <w:b w:val="0"/>
+                <w:i w:val="0"/>
+                <w:sz w:val="22"/>
+                <w:u w:val="none"/>
+              </w:rPr>
+            </w:r>
+          </w:p>
+        </w:tc>
+        <w:tc>
+          <w:tcPr>
+            <w:tcW w:type="dxa" w:w="567"/>
+            <w:vAlign w:val="center"/>
+          </w:tcPr>
+          <w:p>
+            <w:pPr>
+              <w:jc w:val="center"/>
+            </w:pPr>
+            <w:r>
+              <w:rPr>
+                <w:rFonts w:ascii="Times New Roman" w:hAnsi="Times New Roman"/>
+                <w:b w:val="0"/>
+                <w:i w:val="0"/>
+                <w:sz w:val="22"/>
+                <w:u w:val="none"/>
+              </w:rPr>
+              <w:t>3.2</w:t>
+            </w:r>
+          </w:p>
+        </w:tc>
+        <w:tc>
+          <w:tcPr>
+            <w:tcW w:type="dxa" w:w="737"/>
+            <w:vAlign w:val="center"/>
+          </w:tcPr>
+          <w:p>
+            <w:pPr>
+              <w:jc w:val="center"/>
+            </w:pPr>
+            <w:r>
+              <w:rPr>
+                <w:rFonts w:ascii="Times New Roman" w:hAnsi="Times New Roman"/>
+                <w:b w:val="0"/>
+                <w:i w:val="0"/>
+                <w:sz w:val="22"/>
+                <w:u w:val="none"/>
+              </w:rPr>
+            </w:r>
+          </w:p>
+        </w:tc>
+        <w:tc>
+          <w:tcPr>
+            <w:tcW w:type="dxa" w:w="4649"/>
+            <w:vAlign w:val="center"/>
+          </w:tcPr>
+          <w:p>
+            <w:pPr>
+              <w:jc w:val="center"/>
+            </w:pPr>
+            <w:r>
+              <w:rPr>
+                <w:rFonts w:ascii="Times New Roman" w:hAnsi="Times New Roman"/>
+                <w:b w:val="0"/>
+                <w:i w:val="0"/>
+                <w:sz w:val="22"/>
+                <w:u w:val="none"/>
+              </w:rPr>
+              <w:t>Requirement Specification</w:t>
+            </w:r>
+          </w:p>
+        </w:tc>
+        <w:tc>
+          <w:tcPr>
+            <w:tcW w:type="dxa" w:w="1020"/>
+            <w:vAlign w:val="center"/>
+          </w:tcPr>
+          <w:p>
+            <w:pPr>
+              <w:jc w:val="center"/>
+            </w:pPr>
+            <w:r>
+              <w:rPr>
+                <w:rFonts w:ascii="Times New Roman" w:hAnsi="Times New Roman"/>
+                <w:b w:val="0"/>
+                <w:i w:val="0"/>
+                <w:sz w:val="22"/>
+                <w:u w:val="none"/>
+              </w:rPr>
+            </w:r>
+          </w:p>
+        </w:tc>
+        <w:tc>
+          <w:tcPr>
+            <w:tcW w:type="dxa" w:w="1417"/>
+            <w:vAlign w:val="center"/>
+          </w:tcPr>
+          <w:p>
+            <w:pPr>
+              <w:jc w:val="center"/>
+            </w:pPr>
+            <w:r>
+              <w:rPr>
+                <w:rFonts w:ascii="Times New Roman" w:hAnsi="Times New Roman"/>
+                <w:b w:val="0"/>
+                <w:i w:val="0"/>
+                <w:sz w:val="22"/>
+                <w:u w:val="none"/>
+              </w:rPr>
+            </w:r>
+          </w:p>
+        </w:tc>
+      </w:tr>
+      <w:tr>
+        <w:tc>
+          <w:tcPr>
+            <w:tcW w:type="dxa" w:w="567"/>
+            <w:vAlign w:val="center"/>
+          </w:tcPr>
+          <w:p>
+            <w:pPr>
+              <w:jc w:val="center"/>
+            </w:pPr>
+            <w:r>
+              <w:rPr>
+                <w:rFonts w:ascii="Times New Roman" w:hAnsi="Times New Roman"/>
+                <w:b w:val="0"/>
+                <w:i w:val="0"/>
+                <w:sz w:val="22"/>
+                <w:u w:val="none"/>
+              </w:rPr>
+            </w:r>
+          </w:p>
+        </w:tc>
+        <w:tc>
+          <w:tcPr>
+            <w:tcW w:type="dxa" w:w="567"/>
+            <w:vAlign w:val="center"/>
+          </w:tcPr>
+          <w:p>
+            <w:pPr>
+              <w:jc w:val="center"/>
+            </w:pPr>
+            <w:r>
+              <w:rPr>
+                <w:rFonts w:ascii="Times New Roman" w:hAnsi="Times New Roman"/>
+                <w:b w:val="0"/>
+                <w:i w:val="0"/>
+                <w:sz w:val="22"/>
+                <w:u w:val="none"/>
+              </w:rPr>
+              <w:t>3.3</w:t>
+            </w:r>
+          </w:p>
+        </w:tc>
+        <w:tc>
+          <w:tcPr>
+            <w:tcW w:type="dxa" w:w="737"/>
+            <w:vAlign w:val="center"/>
+          </w:tcPr>
+          <w:p>
+            <w:pPr>
+              <w:jc w:val="center"/>
+            </w:pPr>
+            <w:r>
+              <w:rPr>
+                <w:rFonts w:ascii="Times New Roman" w:hAnsi="Times New Roman"/>
+                <w:b w:val="0"/>
+                <w:i w:val="0"/>
+                <w:sz w:val="22"/>
+                <w:u w:val="none"/>
+              </w:rPr>
+            </w:r>
+          </w:p>
+        </w:tc>
+        <w:tc>
+          <w:tcPr>
+            <w:tcW w:type="dxa" w:w="4649"/>
+            <w:vAlign w:val="center"/>
+          </w:tcPr>
+          <w:p>
+            <w:pPr>
+              <w:jc w:val="center"/>
+            </w:pPr>
+            <w:r>
+              <w:rPr>
+                <w:rFonts w:ascii="Times New Roman" w:hAnsi="Times New Roman"/>
+                <w:b w:val="0"/>
+                <w:i w:val="0"/>
+                <w:sz w:val="22"/>
+                <w:u w:val="none"/>
+              </w:rPr>
+              <w:t>Planning and Scheduling</w:t>
+            </w:r>
+          </w:p>
+        </w:tc>
+        <w:tc>
+          <w:tcPr>
+            <w:tcW w:type="dxa" w:w="1020"/>
+            <w:vAlign w:val="center"/>
+          </w:tcPr>
+          <w:p>
+            <w:pPr>
+              <w:jc w:val="center"/>
+            </w:pPr>
+            <w:r>
+              <w:rPr>
+                <w:rFonts w:ascii="Times New Roman" w:hAnsi="Times New Roman"/>
+                <w:b w:val="0"/>
+                <w:i w:val="0"/>
+                <w:sz w:val="22"/>
+                <w:u w:val="none"/>
+              </w:rPr>
+            </w:r>
+          </w:p>
+        </w:tc>
+        <w:tc>
+          <w:tcPr>
+            <w:tcW w:type="dxa" w:w="1417"/>
+            <w:vAlign w:val="center"/>
+          </w:tcPr>
+          <w:p>
+            <w:pPr>
+              <w:jc w:val="center"/>
+            </w:pPr>
+            <w:r>
+              <w:rPr>
+                <w:rFonts w:ascii="Times New Roman" w:hAnsi="Times New Roman"/>
+                <w:b w:val="0"/>
+                <w:i w:val="0"/>
+                <w:sz w:val="22"/>
+                <w:u w:val="none"/>
+              </w:rPr>
+            </w:r>
+          </w:p>
+        </w:tc>
+      </w:tr>
+      <w:tr>
+        <w:tc>
+          <w:tcPr>
+            <w:tcW w:type="dxa" w:w="567"/>
+            <w:vAlign w:val="center"/>
+          </w:tcPr>
+          <w:p>
+            <w:pPr>
+              <w:jc w:val="center"/>
+            </w:pPr>
+            <w:r>
+              <w:rPr>
+                <w:rFonts w:ascii="Times New Roman" w:hAnsi="Times New Roman"/>
+                <w:b w:val="0"/>
+                <w:i w:val="0"/>
+                <w:sz w:val="22"/>
+                <w:u w:val="none"/>
+              </w:rPr>
+            </w:r>
+          </w:p>
+        </w:tc>
+        <w:tc>
+          <w:tcPr>
+            <w:tcW w:type="dxa" w:w="567"/>
+            <w:vAlign w:val="center"/>
+          </w:tcPr>
+          <w:p>
+            <w:pPr>
+              <w:jc w:val="center"/>
+            </w:pPr>
+            <w:r>
+              <w:rPr>
+                <w:rFonts w:ascii="Times New Roman" w:hAnsi="Times New Roman"/>
+                <w:b w:val="0"/>
+                <w:i w:val="0"/>
+                <w:sz w:val="22"/>
+                <w:u w:val="none"/>
+              </w:rPr>
+              <w:t>3.4</w:t>
+            </w:r>
+          </w:p>
+        </w:tc>
+        <w:tc>
+          <w:tcPr>
+            <w:tcW w:type="dxa" w:w="737"/>
+            <w:vAlign w:val="center"/>
+          </w:tcPr>
+          <w:p>
+            <w:pPr>
+              <w:jc w:val="center"/>
+            </w:pPr>
+            <w:r>
+              <w:rPr>
+                <w:rFonts w:ascii="Times New Roman" w:hAnsi="Times New Roman"/>
+                <w:b w:val="0"/>
+                <w:i w:val="0"/>
+                <w:sz w:val="22"/>
+                <w:u w:val="none"/>
+              </w:rPr>
+            </w:r>
+          </w:p>
+        </w:tc>
+        <w:tc>
+          <w:tcPr>
+            <w:tcW w:type="dxa" w:w="4649"/>
+            <w:vAlign w:val="center"/>
+          </w:tcPr>
+          <w:p>
+            <w:pPr>
+              <w:jc w:val="center"/>
+            </w:pPr>
+            <w:r>
+              <w:rPr>
+                <w:rFonts w:ascii="Times New Roman" w:hAnsi="Times New Roman"/>
+                <w:b w:val="0"/>
+                <w:i w:val="0"/>
+                <w:sz w:val="22"/>
+                <w:u w:val="none"/>
+              </w:rPr>
+              <w:t>Software and Hardware Requirements</w:t>
+            </w:r>
+          </w:p>
+        </w:tc>
+        <w:tc>
+          <w:tcPr>
+            <w:tcW w:type="dxa" w:w="1020"/>
+            <w:vAlign w:val="center"/>
+          </w:tcPr>
+          <w:p>
+            <w:pPr>
+              <w:jc w:val="center"/>
+            </w:pPr>
+            <w:r>
+              <w:rPr>
+                <w:rFonts w:ascii="Times New Roman" w:hAnsi="Times New Roman"/>
+                <w:b w:val="0"/>
+                <w:i w:val="0"/>
+                <w:sz w:val="22"/>
+                <w:u w:val="none"/>
+              </w:rPr>
+            </w:r>
+          </w:p>
+        </w:tc>
+        <w:tc>
+          <w:tcPr>
+            <w:tcW w:type="dxa" w:w="1417"/>
+            <w:vAlign w:val="center"/>
+          </w:tcPr>
+          <w:p>
+            <w:pPr>
+              <w:jc w:val="center"/>
+            </w:pPr>
+            <w:r>
+              <w:rPr>
+                <w:rFonts w:ascii="Times New Roman" w:hAnsi="Times New Roman"/>
+                <w:b w:val="0"/>
+                <w:i w:val="0"/>
+                <w:sz w:val="22"/>
+                <w:u w:val="none"/>
+              </w:rPr>
+            </w:r>
+          </w:p>
+        </w:tc>
+      </w:tr>
+      <w:tr>
+        <w:tc>
+          <w:tcPr>
+            <w:tcW w:type="dxa" w:w="567"/>
+            <w:vAlign w:val="center"/>
+          </w:tcPr>
+          <w:p>
+            <w:pPr>
+              <w:jc w:val="center"/>
+            </w:pPr>
+            <w:r>
+              <w:rPr>
+                <w:rFonts w:ascii="Times New Roman" w:hAnsi="Times New Roman"/>
+                <w:b w:val="0"/>
+                <w:i w:val="0"/>
+                <w:sz w:val="22"/>
+                <w:u w:val="none"/>
+              </w:rPr>
+            </w:r>
+          </w:p>
+        </w:tc>
+        <w:tc>
+          <w:tcPr>
+            <w:tcW w:type="dxa" w:w="567"/>
+            <w:vAlign w:val="center"/>
+          </w:tcPr>
+          <w:p>
+            <w:pPr>
+              <w:jc w:val="center"/>
+            </w:pPr>
+            <w:r>
+              <w:rPr>
+                <w:rFonts w:ascii="Times New Roman" w:hAnsi="Times New Roman"/>
+                <w:b w:val="0"/>
+                <w:i w:val="0"/>
+                <w:sz w:val="22"/>
+                <w:u w:val="none"/>
+              </w:rPr>
+              <w:t>3.5</w:t>
+            </w:r>
+          </w:p>
+        </w:tc>
+        <w:tc>
+          <w:tcPr>
+            <w:tcW w:type="dxa" w:w="737"/>
+            <w:vAlign w:val="center"/>
+          </w:tcPr>
+          <w:p>
+            <w:pPr>
+              <w:jc w:val="center"/>
+            </w:pPr>
+            <w:r>
+              <w:rPr>
+                <w:rFonts w:ascii="Times New Roman" w:hAnsi="Times New Roman"/>
+                <w:b w:val="0"/>
+                <w:i w:val="0"/>
+                <w:sz w:val="22"/>
+                <w:u w:val="none"/>
+              </w:rPr>
+            </w:r>
+          </w:p>
+        </w:tc>
+        <w:tc>
+          <w:tcPr>
+            <w:tcW w:type="dxa" w:w="4649"/>
+            <w:vAlign w:val="center"/>
+          </w:tcPr>
+          <w:p>
+            <w:pPr>
+              <w:jc w:val="center"/>
+            </w:pPr>
+            <w:r>
+              <w:rPr>
+                <w:rFonts w:ascii="Times New Roman" w:hAnsi="Times New Roman"/>
+                <w:b w:val="0"/>
+                <w:i w:val="0"/>
+                <w:sz w:val="22"/>
+                <w:u w:val="none"/>
+              </w:rPr>
+              <w:t>Preliminary Product Description</w:t>
+            </w:r>
+          </w:p>
+        </w:tc>
+        <w:tc>
+          <w:tcPr>
+            <w:tcW w:type="dxa" w:w="1020"/>
+            <w:vAlign w:val="center"/>
+          </w:tcPr>
+          <w:p>
+            <w:pPr>
+              <w:jc w:val="center"/>
+            </w:pPr>
+            <w:r>
+              <w:rPr>
+                <w:rFonts w:ascii="Times New Roman" w:hAnsi="Times New Roman"/>
+                <w:b w:val="0"/>
+                <w:i w:val="0"/>
+                <w:sz w:val="22"/>
+                <w:u w:val="none"/>
+              </w:rPr>
+            </w:r>
+          </w:p>
+        </w:tc>
+        <w:tc>
+          <w:tcPr>
+            <w:tcW w:type="dxa" w:w="1417"/>
+            <w:vAlign w:val="center"/>
+          </w:tcPr>
+          <w:p>
+            <w:pPr>
+              <w:jc w:val="center"/>
+            </w:pPr>
+            <w:r>
+              <w:rPr>
+                <w:rFonts w:ascii="Times New Roman" w:hAnsi="Times New Roman"/>
+                <w:b w:val="0"/>
+                <w:i w:val="0"/>
+                <w:sz w:val="22"/>
+                <w:u w:val="none"/>
+              </w:rPr>
+            </w:r>
+          </w:p>
+        </w:tc>
+      </w:tr>
+      <w:tr>
+        <w:tc>
+          <w:tcPr>
+            <w:tcW w:type="dxa" w:w="567"/>
+            <w:vAlign w:val="center"/>
+          </w:tcPr>
+          <w:p>
+            <w:pPr>
+              <w:jc w:val="center"/>
+            </w:pPr>
+            <w:r>
+              <w:rPr>
+                <w:rFonts w:ascii="Times New Roman" w:hAnsi="Times New Roman"/>
+                <w:b w:val="0"/>
+                <w:i w:val="0"/>
+                <w:sz w:val="22"/>
+                <w:u w:val="none"/>
+              </w:rPr>
+            </w:r>
+          </w:p>
+        </w:tc>
+        <w:tc>
+          <w:tcPr>
+            <w:tcW w:type="dxa" w:w="567"/>
+            <w:vAlign w:val="center"/>
+          </w:tcPr>
+          <w:p>
+            <w:pPr>
+              <w:jc w:val="center"/>
+            </w:pPr>
+            <w:r>
+              <w:rPr>
+                <w:rFonts w:ascii="Times New Roman" w:hAnsi="Times New Roman"/>
+                <w:b w:val="0"/>
+                <w:i w:val="0"/>
+                <w:sz w:val="22"/>
+                <w:u w:val="none"/>
+              </w:rPr>
+              <w:t>3.6</w:t>
+            </w:r>
+          </w:p>
+        </w:tc>
+        <w:tc>
+          <w:tcPr>
+            <w:tcW w:type="dxa" w:w="737"/>
+            <w:vAlign w:val="center"/>
+          </w:tcPr>
+          <w:p>
+            <w:pPr>
+              <w:jc w:val="center"/>
+            </w:pPr>
+            <w:r>
+              <w:rPr>
+                <w:rFonts w:ascii="Times New Roman" w:hAnsi="Times New Roman"/>
+                <w:b w:val="0"/>
+                <w:i w:val="0"/>
+                <w:sz w:val="22"/>
+                <w:u w:val="none"/>
+              </w:rPr>
+            </w:r>
+          </w:p>
+        </w:tc>
+        <w:tc>
+          <w:tcPr>
+            <w:tcW w:type="dxa" w:w="4649"/>
+            <w:vAlign w:val="center"/>
+          </w:tcPr>
+          <w:p>
+            <w:pPr>
+              <w:jc w:val="center"/>
+            </w:pPr>
+            <w:r>
+              <w:rPr>
+                <w:rFonts w:ascii="Times New Roman" w:hAnsi="Times New Roman"/>
+                <w:b w:val="0"/>
+                <w:i w:val="0"/>
+                <w:sz w:val="22"/>
+                <w:u w:val="none"/>
+              </w:rPr>
+              <w:t>Conceptual Models</w:t>
+            </w:r>
+          </w:p>
+        </w:tc>
+        <w:tc>
+          <w:tcPr>
+            <w:tcW w:type="dxa" w:w="1020"/>
+            <w:vAlign w:val="center"/>
+          </w:tcPr>
+          <w:p>
+            <w:pPr>
+              <w:jc w:val="center"/>
+            </w:pPr>
+            <w:r>
+              <w:rPr>
+                <w:rFonts w:ascii="Times New Roman" w:hAnsi="Times New Roman"/>
+                <w:b w:val="0"/>
+                <w:i w:val="0"/>
+                <w:sz w:val="22"/>
+                <w:u w:val="none"/>
+              </w:rPr>
+            </w:r>
+          </w:p>
+        </w:tc>
+        <w:tc>
+          <w:tcPr>
+            <w:tcW w:type="dxa" w:w="1417"/>
+            <w:vAlign w:val="center"/>
+          </w:tcPr>
+          <w:p>
+            <w:pPr>
+              <w:jc w:val="center"/>
+            </w:pPr>
+            <w:r>
+              <w:rPr>
+                <w:rFonts w:ascii="Times New Roman" w:hAnsi="Times New Roman"/>
+                <w:b w:val="0"/>
+                <w:i w:val="0"/>
+                <w:sz w:val="22"/>
+                <w:u w:val="none"/>
+              </w:rPr>
+            </w:r>
+          </w:p>
+        </w:tc>
+      </w:tr>
+      <w:tr>
+        <w:tc>
+          <w:tcPr>
+            <w:tcW w:type="dxa" w:w="567"/>
+            <w:vAlign w:val="center"/>
+          </w:tcPr>
+          <w:p>
+            <w:pPr>
+              <w:jc w:val="center"/>
+            </w:pPr>
+            <w:r>
+              <w:rPr>
+                <w:rFonts w:ascii="Times New Roman" w:hAnsi="Times New Roman"/>
+                <w:b w:val="0"/>
+                <w:i w:val="0"/>
+                <w:sz w:val="22"/>
+                <w:u w:val="none"/>
+              </w:rPr>
+            </w:r>
+          </w:p>
+        </w:tc>
+        <w:tc>
+          <w:tcPr>
+            <w:tcW w:type="dxa" w:w="567"/>
+            <w:vAlign w:val="center"/>
+          </w:tcPr>
+          <w:p>
+            <w:pPr>
+              <w:jc w:val="center"/>
+            </w:pPr>
+            <w:r>
+              <w:rPr>
+                <w:rFonts w:ascii="Times New Roman" w:hAnsi="Times New Roman"/>
+                <w:b w:val="0"/>
+                <w:i w:val="0"/>
+                <w:sz w:val="22"/>
+                <w:u w:val="none"/>
+              </w:rPr>
+            </w:r>
+          </w:p>
+        </w:tc>
+        <w:tc>
+          <w:tcPr>
+            <w:tcW w:type="dxa" w:w="737"/>
+            <w:vAlign w:val="center"/>
+          </w:tcPr>
+          <w:p>
+            <w:pPr>
+              <w:jc w:val="center"/>
+            </w:pPr>
+            <w:r>
+              <w:rPr>
+                <w:rFonts w:ascii="Times New Roman" w:hAnsi="Times New Roman"/>
+                <w:b w:val="0"/>
+                <w:i w:val="0"/>
+                <w:sz w:val="22"/>
+                <w:u w:val="none"/>
+              </w:rPr>
+              <w:t>3.6.1</w:t>
+            </w:r>
+          </w:p>
+        </w:tc>
+        <w:tc>
+          <w:tcPr>
+            <w:tcW w:type="dxa" w:w="4649"/>
+            <w:vAlign w:val="center"/>
+          </w:tcPr>
+          <w:p>
+            <w:pPr>
+              <w:jc w:val="center"/>
+            </w:pPr>
+            <w:r>
+              <w:rPr>
+                <w:rFonts w:ascii="Times New Roman" w:hAnsi="Times New Roman"/>
+                <w:b w:val="0"/>
+                <w:i w:val="0"/>
+                <w:sz w:val="22"/>
+                <w:u w:val="none"/>
+              </w:rPr>
+              <w:t>Event Table</w:t>
+            </w:r>
+          </w:p>
+        </w:tc>
+        <w:tc>
+          <w:tcPr>
+            <w:tcW w:type="dxa" w:w="1020"/>
+            <w:vAlign w:val="center"/>
+          </w:tcPr>
+          <w:p>
+            <w:pPr>
+              <w:jc w:val="center"/>
+            </w:pPr>
+            <w:r>
+              <w:rPr>
+                <w:rFonts w:ascii="Times New Roman" w:hAnsi="Times New Roman"/>
+                <w:b w:val="0"/>
+                <w:i w:val="0"/>
+                <w:sz w:val="22"/>
+                <w:u w:val="none"/>
+              </w:rPr>
+            </w:r>
+          </w:p>
+        </w:tc>
+        <w:tc>
+          <w:tcPr>
+            <w:tcW w:type="dxa" w:w="1417"/>
+            <w:vAlign w:val="center"/>
+          </w:tcPr>
+          <w:p>
+            <w:pPr>
+              <w:jc w:val="center"/>
+            </w:pPr>
+            <w:r>
+              <w:rPr>
+                <w:rFonts w:ascii="Times New Roman" w:hAnsi="Times New Roman"/>
+                <w:b w:val="0"/>
+                <w:i w:val="0"/>
+                <w:sz w:val="22"/>
+                <w:u w:val="none"/>
+              </w:rPr>
+            </w:r>
+          </w:p>
+        </w:tc>
+      </w:tr>
+      <w:tr>
+        <w:tc>
+          <w:tcPr>
+            <w:tcW w:type="dxa" w:w="567"/>
+            <w:vAlign w:val="center"/>
+          </w:tcPr>
+          <w:p>
+            <w:pPr>
+              <w:jc w:val="center"/>
+            </w:pPr>
+            <w:r>
+              <w:rPr>
+                <w:rFonts w:ascii="Times New Roman" w:hAnsi="Times New Roman"/>
+                <w:b w:val="0"/>
+                <w:i w:val="0"/>
+                <w:sz w:val="22"/>
+                <w:u w:val="none"/>
+              </w:rPr>
+            </w:r>
+          </w:p>
+        </w:tc>
+        <w:tc>
+          <w:tcPr>
+            <w:tcW w:type="dxa" w:w="567"/>
+            <w:vAlign w:val="center"/>
+          </w:tcPr>
+          <w:p>
+            <w:pPr>
+              <w:jc w:val="center"/>
+            </w:pPr>
+            <w:r>
+              <w:rPr>
+                <w:rFonts w:ascii="Times New Roman" w:hAnsi="Times New Roman"/>
+                <w:b w:val="0"/>
+                <w:i w:val="0"/>
+                <w:sz w:val="22"/>
+                <w:u w:val="none"/>
+              </w:rPr>
+            </w:r>
+          </w:p>
+        </w:tc>
+        <w:tc>
+          <w:tcPr>
+            <w:tcW w:type="dxa" w:w="737"/>
+            <w:vAlign w:val="center"/>
+          </w:tcPr>
+          <w:p>
+            <w:pPr>
+              <w:jc w:val="center"/>
+            </w:pPr>
+            <w:r>
+              <w:rPr>
+                <w:rFonts w:ascii="Times New Roman" w:hAnsi="Times New Roman"/>
+                <w:b w:val="0"/>
+                <w:i w:val="0"/>
+                <w:sz w:val="22"/>
+                <w:u w:val="none"/>
+              </w:rPr>
+              <w:t>3.6.2</w:t>
+            </w:r>
+          </w:p>
+        </w:tc>
+        <w:tc>
+          <w:tcPr>
+            <w:tcW w:type="dxa" w:w="4649"/>
+            <w:vAlign w:val="center"/>
+          </w:tcPr>
+          <w:p>
+            <w:pPr>
+              <w:jc w:val="center"/>
+            </w:pPr>
+            <w:r>
+              <w:rPr>
+                <w:rFonts w:ascii="Times New Roman" w:hAnsi="Times New Roman"/>
+                <w:b w:val="0"/>
+                <w:i w:val="0"/>
+                <w:sz w:val="22"/>
+                <w:u w:val="none"/>
+              </w:rPr>
+              <w:t>Use Case Diagram</w:t>
+            </w:r>
+          </w:p>
+        </w:tc>
+        <w:tc>
+          <w:tcPr>
+            <w:tcW w:type="dxa" w:w="1020"/>
+            <w:vAlign w:val="center"/>
+          </w:tcPr>
+          <w:p>
+            <w:pPr>
+              <w:jc w:val="center"/>
+            </w:pPr>
+            <w:r>
+              <w:rPr>
+                <w:rFonts w:ascii="Times New Roman" w:hAnsi="Times New Roman"/>
+                <w:b w:val="0"/>
+                <w:i w:val="0"/>
+                <w:sz w:val="22"/>
+                <w:u w:val="none"/>
+              </w:rPr>
+            </w:r>
+          </w:p>
+        </w:tc>
+        <w:tc>
+          <w:tcPr>
+            <w:tcW w:type="dxa" w:w="1417"/>
+            <w:vAlign w:val="center"/>
+          </w:tcPr>
+          <w:p>
+            <w:pPr>
+              <w:jc w:val="center"/>
+            </w:pPr>
+            <w:r>
+              <w:rPr>
+                <w:rFonts w:ascii="Times New Roman" w:hAnsi="Times New Roman"/>
+                <w:b w:val="0"/>
+                <w:i w:val="0"/>
+                <w:sz w:val="22"/>
+                <w:u w:val="none"/>
+              </w:rPr>
+            </w:r>
+          </w:p>
+        </w:tc>
+      </w:tr>
+      <w:tr>
+        <w:tc>
+          <w:tcPr>
+            <w:tcW w:type="dxa" w:w="567"/>
+            <w:vAlign w:val="center"/>
+          </w:tcPr>
+          <w:p>
+            <w:pPr>
+              <w:jc w:val="center"/>
+            </w:pPr>
+            <w:r>
+              <w:rPr>
+                <w:rFonts w:ascii="Times New Roman" w:hAnsi="Times New Roman"/>
+                <w:b w:val="0"/>
+                <w:i w:val="0"/>
+                <w:sz w:val="22"/>
+                <w:u w:val="none"/>
+              </w:rPr>
+            </w:r>
+          </w:p>
+        </w:tc>
+        <w:tc>
+          <w:tcPr>
+            <w:tcW w:type="dxa" w:w="567"/>
+            <w:vAlign w:val="center"/>
+          </w:tcPr>
+          <w:p>
+            <w:pPr>
+              <w:jc w:val="center"/>
+            </w:pPr>
+            <w:r>
+              <w:rPr>
+                <w:rFonts w:ascii="Times New Roman" w:hAnsi="Times New Roman"/>
+                <w:b w:val="0"/>
+                <w:i w:val="0"/>
+                <w:sz w:val="22"/>
+                <w:u w:val="none"/>
+              </w:rPr>
+            </w:r>
+          </w:p>
+        </w:tc>
+        <w:tc>
+          <w:tcPr>
+            <w:tcW w:type="dxa" w:w="737"/>
+            <w:vAlign w:val="center"/>
+          </w:tcPr>
+          <w:p>
+            <w:pPr>
+              <w:jc w:val="center"/>
+            </w:pPr>
+            <w:r>
+              <w:rPr>
+                <w:rFonts w:ascii="Times New Roman" w:hAnsi="Times New Roman"/>
+                <w:b w:val="0"/>
+                <w:i w:val="0"/>
+                <w:sz w:val="22"/>
+                <w:u w:val="none"/>
+              </w:rPr>
+              <w:t>3.6.3</w:t>
+            </w:r>
+          </w:p>
+        </w:tc>
+        <w:tc>
+          <w:tcPr>
+            <w:tcW w:type="dxa" w:w="4649"/>
+            <w:vAlign w:val="center"/>
+          </w:tcPr>
+          <w:p>
+            <w:pPr>
+              <w:jc w:val="center"/>
+            </w:pPr>
+            <w:r>
+              <w:rPr>
+                <w:rFonts w:ascii="Times New Roman" w:hAnsi="Times New Roman"/>
+                <w:b w:val="0"/>
+                <w:i w:val="0"/>
+                <w:sz w:val="22"/>
+                <w:u w:val="none"/>
+              </w:rPr>
+              <w:t>Entity Relationship Diagram</w:t>
+            </w:r>
+          </w:p>
+        </w:tc>
+        <w:tc>
+          <w:tcPr>
+            <w:tcW w:type="dxa" w:w="1020"/>
+            <w:vAlign w:val="center"/>
+          </w:tcPr>
+          <w:p>
+            <w:pPr>
+              <w:jc w:val="center"/>
+            </w:pPr>
+            <w:r>
+              <w:rPr>
+                <w:rFonts w:ascii="Times New Roman" w:hAnsi="Times New Roman"/>
+                <w:b w:val="0"/>
+                <w:i w:val="0"/>
+                <w:sz w:val="22"/>
+                <w:u w:val="none"/>
+              </w:rPr>
+            </w:r>
+          </w:p>
+        </w:tc>
+        <w:tc>
+          <w:tcPr>
+            <w:tcW w:type="dxa" w:w="1417"/>
+            <w:vAlign w:val="center"/>
+          </w:tcPr>
+          <w:p>
+            <w:pPr>
+              <w:jc w:val="center"/>
+            </w:pPr>
+            <w:r>
+              <w:rPr>
+                <w:rFonts w:ascii="Times New Roman" w:hAnsi="Times New Roman"/>
+                <w:b w:val="0"/>
+                <w:i w:val="0"/>
+                <w:sz w:val="22"/>
+                <w:u w:val="none"/>
+              </w:rPr>
+            </w:r>
+          </w:p>
+        </w:tc>
+      </w:tr>
+      <w:tr>
+        <w:tc>
+          <w:tcPr>
+            <w:tcW w:type="dxa" w:w="567"/>
+            <w:vAlign w:val="center"/>
+          </w:tcPr>
+          <w:p>
+            <w:pPr>
+              <w:jc w:val="center"/>
+            </w:pPr>
+            <w:r>
+              <w:rPr>
+                <w:rFonts w:ascii="Times New Roman" w:hAnsi="Times New Roman"/>
+                <w:b w:val="0"/>
+                <w:i w:val="0"/>
+                <w:sz w:val="22"/>
+                <w:u w:val="none"/>
+              </w:rPr>
+            </w:r>
+          </w:p>
+        </w:tc>
+        <w:tc>
+          <w:tcPr>
+            <w:tcW w:type="dxa" w:w="567"/>
+            <w:vAlign w:val="center"/>
+          </w:tcPr>
+          <w:p>
+            <w:pPr>
+              <w:jc w:val="center"/>
+            </w:pPr>
+            <w:r>
+              <w:rPr>
+                <w:rFonts w:ascii="Times New Roman" w:hAnsi="Times New Roman"/>
+                <w:b w:val="0"/>
+                <w:i w:val="0"/>
+                <w:sz w:val="22"/>
+                <w:u w:val="none"/>
+              </w:rPr>
+            </w:r>
+          </w:p>
+        </w:tc>
+        <w:tc>
+          <w:tcPr>
+            <w:tcW w:type="dxa" w:w="737"/>
+            <w:vAlign w:val="center"/>
+          </w:tcPr>
+          <w:p>
+            <w:pPr>
+              <w:jc w:val="center"/>
+            </w:pPr>
+            <w:r>
+              <w:rPr>
+                <w:rFonts w:ascii="Times New Roman" w:hAnsi="Times New Roman"/>
+                <w:b w:val="0"/>
+                <w:i w:val="0"/>
+                <w:sz w:val="22"/>
+                <w:u w:val="none"/>
+              </w:rPr>
+              <w:t>3.6.4</w:t>
+            </w:r>
+          </w:p>
+        </w:tc>
+        <w:tc>
+          <w:tcPr>
+            <w:tcW w:type="dxa" w:w="4649"/>
+            <w:vAlign w:val="center"/>
+          </w:tcPr>
+          <w:p>
+            <w:pPr>
+              <w:jc w:val="center"/>
+            </w:pPr>
+            <w:r>
+              <w:rPr>
+                <w:rFonts w:ascii="Times New Roman" w:hAnsi="Times New Roman"/>
+                <w:b w:val="0"/>
+                <w:i w:val="0"/>
+                <w:sz w:val="22"/>
+                <w:u w:val="none"/>
+              </w:rPr>
+              <w:t>Class Diagram</w:t>
+            </w:r>
+          </w:p>
+        </w:tc>
+        <w:tc>
+          <w:tcPr>
+            <w:tcW w:type="dxa" w:w="1020"/>
+            <w:vAlign w:val="center"/>
+          </w:tcPr>
+          <w:p>
+            <w:pPr>
+              <w:jc w:val="center"/>
+            </w:pPr>
+            <w:r>
+              <w:rPr>
+                <w:rFonts w:ascii="Times New Roman" w:hAnsi="Times New Roman"/>
+                <w:b w:val="0"/>
+                <w:i w:val="0"/>
+                <w:sz w:val="22"/>
+                <w:u w:val="none"/>
+              </w:rPr>
+            </w:r>
+          </w:p>
+        </w:tc>
+        <w:tc>
+          <w:tcPr>
+            <w:tcW w:type="dxa" w:w="1417"/>
+            <w:vAlign w:val="center"/>
+          </w:tcPr>
+          <w:p>
+            <w:pPr>
+              <w:jc w:val="center"/>
+            </w:pPr>
+            <w:r>
+              <w:rPr>
+                <w:rFonts w:ascii="Times New Roman" w:hAnsi="Times New Roman"/>
+                <w:b w:val="0"/>
+                <w:i w:val="0"/>
+                <w:sz w:val="22"/>
+                <w:u w:val="none"/>
+              </w:rPr>
+            </w:r>
+          </w:p>
+        </w:tc>
+      </w:tr>
+      <w:tr>
+        <w:tc>
+          <w:tcPr>
+            <w:tcW w:type="dxa" w:w="567"/>
+            <w:vAlign w:val="center"/>
+          </w:tcPr>
+          <w:p>
+            <w:pPr>
+              <w:jc w:val="center"/>
+            </w:pPr>
+            <w:r>
+              <w:rPr>
+                <w:rFonts w:ascii="Times New Roman" w:hAnsi="Times New Roman"/>
+                <w:b w:val="0"/>
+                <w:i w:val="0"/>
+                <w:sz w:val="22"/>
+                <w:u w:val="none"/>
+              </w:rPr>
+            </w:r>
+          </w:p>
+        </w:tc>
+        <w:tc>
+          <w:tcPr>
+            <w:tcW w:type="dxa" w:w="567"/>
+            <w:vAlign w:val="center"/>
+          </w:tcPr>
+          <w:p>
+            <w:pPr>
+              <w:jc w:val="center"/>
+            </w:pPr>
+            <w:r>
+              <w:rPr>
+                <w:rFonts w:ascii="Times New Roman" w:hAnsi="Times New Roman"/>
+                <w:b w:val="0"/>
+                <w:i w:val="0"/>
+                <w:sz w:val="22"/>
+                <w:u w:val="none"/>
+              </w:rPr>
+            </w:r>
+          </w:p>
+        </w:tc>
+        <w:tc>
+          <w:tcPr>
+            <w:tcW w:type="dxa" w:w="737"/>
+            <w:vAlign w:val="center"/>
+          </w:tcPr>
+          <w:p>
+            <w:pPr>
+              <w:jc w:val="center"/>
+            </w:pPr>
+            <w:r>
+              <w:rPr>
+                <w:rFonts w:ascii="Times New Roman" w:hAnsi="Times New Roman"/>
+                <w:b w:val="0"/>
+                <w:i w:val="0"/>
+                <w:sz w:val="22"/>
+                <w:u w:val="none"/>
+              </w:rPr>
+              <w:t>3.6.5</w:t>
+            </w:r>
+          </w:p>
+        </w:tc>
+        <w:tc>
+          <w:tcPr>
+            <w:tcW w:type="dxa" w:w="4649"/>
+            <w:vAlign w:val="center"/>
+          </w:tcPr>
+          <w:p>
+            <w:pPr>
+              <w:jc w:val="center"/>
+            </w:pPr>
+            <w:r>
+              <w:rPr>
+                <w:rFonts w:ascii="Times New Roman" w:hAnsi="Times New Roman"/>
+                <w:b w:val="0"/>
+                <w:i w:val="0"/>
+                <w:sz w:val="22"/>
+                <w:u w:val="none"/>
+              </w:rPr>
+              <w:t>Object Diagram</w:t>
+            </w:r>
+          </w:p>
+        </w:tc>
+        <w:tc>
+          <w:tcPr>
+            <w:tcW w:type="dxa" w:w="1020"/>
+            <w:vAlign w:val="center"/>
+          </w:tcPr>
+          <w:p>
+            <w:pPr>
+              <w:jc w:val="center"/>
+            </w:pPr>
+            <w:r>
+              <w:rPr>
+                <w:rFonts w:ascii="Times New Roman" w:hAnsi="Times New Roman"/>
+                <w:b w:val="0"/>
+                <w:i w:val="0"/>
+                <w:sz w:val="22"/>
+                <w:u w:val="none"/>
+              </w:rPr>
+            </w:r>
+          </w:p>
+        </w:tc>
+        <w:tc>
+          <w:tcPr>
+            <w:tcW w:type="dxa" w:w="1417"/>
+            <w:vAlign w:val="center"/>
+          </w:tcPr>
+          <w:p>
+            <w:pPr>
+              <w:jc w:val="center"/>
+            </w:pPr>
+            <w:r>
+              <w:rPr>
+                <w:rFonts w:ascii="Times New Roman" w:hAnsi="Times New Roman"/>
+                <w:b w:val="0"/>
+                <w:i w:val="0"/>
+                <w:sz w:val="22"/>
+                <w:u w:val="none"/>
+              </w:rPr>
+            </w:r>
+          </w:p>
+        </w:tc>
+      </w:tr>
+      <w:tr>
+        <w:tc>
+          <w:tcPr>
+            <w:tcW w:type="dxa" w:w="567"/>
+            <w:vAlign w:val="center"/>
+          </w:tcPr>
+          <w:p>
+            <w:pPr>
+              <w:jc w:val="center"/>
+            </w:pPr>
+            <w:r>
+              <w:rPr>
+                <w:rFonts w:ascii="Times New Roman" w:hAnsi="Times New Roman"/>
+                <w:b w:val="0"/>
+                <w:i w:val="0"/>
+                <w:sz w:val="22"/>
+                <w:u w:val="none"/>
+              </w:rPr>
+            </w:r>
+          </w:p>
+        </w:tc>
+        <w:tc>
+          <w:tcPr>
+            <w:tcW w:type="dxa" w:w="567"/>
+            <w:vAlign w:val="center"/>
+          </w:tcPr>
+          <w:p>
+            <w:pPr>
+              <w:jc w:val="center"/>
+            </w:pPr>
+            <w:r>
+              <w:rPr>
+                <w:rFonts w:ascii="Times New Roman" w:hAnsi="Times New Roman"/>
+                <w:b w:val="0"/>
+                <w:i w:val="0"/>
+                <w:sz w:val="22"/>
+                <w:u w:val="none"/>
+              </w:rPr>
+            </w:r>
+          </w:p>
+        </w:tc>
+        <w:tc>
+          <w:tcPr>
+            <w:tcW w:type="dxa" w:w="737"/>
+            <w:vAlign w:val="center"/>
+          </w:tcPr>
+          <w:p>
+            <w:pPr>
+              <w:jc w:val="center"/>
+            </w:pPr>
+            <w:r>
+              <w:rPr>
+                <w:rFonts w:ascii="Times New Roman" w:hAnsi="Times New Roman"/>
+                <w:b w:val="0"/>
+                <w:i w:val="0"/>
+                <w:sz w:val="22"/>
+                <w:u w:val="none"/>
+              </w:rPr>
+              <w:t>3.6.6</w:t>
+            </w:r>
+          </w:p>
+        </w:tc>
+        <w:tc>
+          <w:tcPr>
+            <w:tcW w:type="dxa" w:w="4649"/>
+            <w:vAlign w:val="center"/>
+          </w:tcPr>
+          <w:p>
+            <w:pPr>
+              <w:jc w:val="center"/>
+            </w:pPr>
+            <w:r>
+              <w:rPr>
+                <w:rFonts w:ascii="Times New Roman" w:hAnsi="Times New Roman"/>
+                <w:b w:val="0"/>
+                <w:i w:val="0"/>
+                <w:sz w:val="22"/>
+                <w:u w:val="none"/>
+              </w:rPr>
+              <w:t>Activity Diagram</w:t>
+            </w:r>
+          </w:p>
+        </w:tc>
+        <w:tc>
+          <w:tcPr>
+            <w:tcW w:type="dxa" w:w="1020"/>
+            <w:vAlign w:val="center"/>
+          </w:tcPr>
+          <w:p>
+            <w:pPr>
+              <w:jc w:val="center"/>
+            </w:pPr>
+            <w:r>
+              <w:rPr>
+                <w:rFonts w:ascii="Times New Roman" w:hAnsi="Times New Roman"/>
+                <w:b w:val="0"/>
+                <w:i w:val="0"/>
+                <w:sz w:val="22"/>
+                <w:u w:val="none"/>
+              </w:rPr>
+            </w:r>
+          </w:p>
+        </w:tc>
+        <w:tc>
+          <w:tcPr>
+            <w:tcW w:type="dxa" w:w="1417"/>
+            <w:vAlign w:val="center"/>
+          </w:tcPr>
+          <w:p>
+            <w:pPr>
+              <w:jc w:val="center"/>
+            </w:pPr>
+            <w:r>
+              <w:rPr>
+                <w:rFonts w:ascii="Times New Roman" w:hAnsi="Times New Roman"/>
+                <w:b w:val="0"/>
+                <w:i w:val="0"/>
+                <w:sz w:val="22"/>
+                <w:u w:val="none"/>
+              </w:rPr>
+            </w:r>
+          </w:p>
+        </w:tc>
+      </w:tr>
+      <w:tr>
+        <w:tc>
+          <w:tcPr>
+            <w:tcW w:type="dxa" w:w="567"/>
+            <w:vAlign w:val="center"/>
+          </w:tcPr>
+          <w:p>
+            <w:pPr>
+              <w:jc w:val="center"/>
+            </w:pPr>
+            <w:r>
+              <w:rPr>
+                <w:rFonts w:ascii="Times New Roman" w:hAnsi="Times New Roman"/>
+                <w:b w:val="0"/>
+                <w:i w:val="0"/>
+                <w:sz w:val="22"/>
+                <w:u w:val="none"/>
+              </w:rPr>
+            </w:r>
+          </w:p>
+        </w:tc>
+        <w:tc>
+          <w:tcPr>
+            <w:tcW w:type="dxa" w:w="567"/>
+            <w:vAlign w:val="center"/>
+          </w:tcPr>
+          <w:p>
+            <w:pPr>
+              <w:jc w:val="center"/>
+            </w:pPr>
+            <w:r>
+              <w:rPr>
+                <w:rFonts w:ascii="Times New Roman" w:hAnsi="Times New Roman"/>
+                <w:b w:val="0"/>
+                <w:i w:val="0"/>
+                <w:sz w:val="22"/>
+                <w:u w:val="none"/>
+              </w:rPr>
+            </w:r>
+          </w:p>
+        </w:tc>
+        <w:tc>
+          <w:tcPr>
+            <w:tcW w:type="dxa" w:w="737"/>
+            <w:vAlign w:val="center"/>
+          </w:tcPr>
+          <w:p>
+            <w:pPr>
+              <w:jc w:val="center"/>
+            </w:pPr>
+            <w:r>
+              <w:rPr>
+                <w:rFonts w:ascii="Times New Roman" w:hAnsi="Times New Roman"/>
+                <w:b w:val="0"/>
+                <w:i w:val="0"/>
+                <w:sz w:val="22"/>
+                <w:u w:val="none"/>
+              </w:rPr>
+              <w:t>3.6.7</w:t>
+            </w:r>
+          </w:p>
+        </w:tc>
+        <w:tc>
+          <w:tcPr>
+            <w:tcW w:type="dxa" w:w="4649"/>
+            <w:vAlign w:val="center"/>
+          </w:tcPr>
+          <w:p>
+            <w:pPr>
+              <w:jc w:val="center"/>
+            </w:pPr>
+            <w:r>
+              <w:rPr>
+                <w:rFonts w:ascii="Times New Roman" w:hAnsi="Times New Roman"/>
+                <w:b w:val="0"/>
+                <w:i w:val="0"/>
+                <w:sz w:val="22"/>
+                <w:u w:val="none"/>
+              </w:rPr>
+              <w:t>Sequence Diagram</w:t>
+            </w:r>
+          </w:p>
+        </w:tc>
+        <w:tc>
+          <w:tcPr>
+            <w:tcW w:type="dxa" w:w="1020"/>
+            <w:vAlign w:val="center"/>
+          </w:tcPr>
+          <w:p>
+            <w:pPr>
+              <w:jc w:val="center"/>
+            </w:pPr>
+            <w:r>
+              <w:rPr>
+                <w:rFonts w:ascii="Times New Roman" w:hAnsi="Times New Roman"/>
+                <w:b w:val="0"/>
+                <w:i w:val="0"/>
+                <w:sz w:val="22"/>
+                <w:u w:val="none"/>
+              </w:rPr>
+            </w:r>
+          </w:p>
+        </w:tc>
+        <w:tc>
+          <w:tcPr>
+            <w:tcW w:type="dxa" w:w="1417"/>
+            <w:vAlign w:val="center"/>
+          </w:tcPr>
+          <w:p>
+            <w:pPr>
+              <w:jc w:val="center"/>
+            </w:pPr>
+            <w:r>
+              <w:rPr>
+                <w:rFonts w:ascii="Times New Roman" w:hAnsi="Times New Roman"/>
+                <w:b w:val="0"/>
+                <w:i w:val="0"/>
+                <w:sz w:val="22"/>
+                <w:u w:val="none"/>
+              </w:rPr>
+            </w:r>
+          </w:p>
+        </w:tc>
+      </w:tr>
+      <w:tr>
+        <w:tc>
+          <w:tcPr>
+            <w:tcW w:type="dxa" w:w="567"/>
+            <w:vAlign w:val="center"/>
+          </w:tcPr>
+          <w:p>
+            <w:pPr>
+              <w:jc w:val="center"/>
+            </w:pPr>
+            <w:r>
+              <w:rPr>
+                <w:rFonts w:ascii="Times New Roman" w:hAnsi="Times New Roman"/>
+                <w:b w:val="0"/>
+                <w:i w:val="0"/>
+                <w:sz w:val="22"/>
+                <w:u w:val="none"/>
+              </w:rPr>
+            </w:r>
+          </w:p>
+        </w:tc>
+        <w:tc>
+          <w:tcPr>
+            <w:tcW w:type="dxa" w:w="567"/>
+            <w:vAlign w:val="center"/>
+          </w:tcPr>
+          <w:p>
+            <w:pPr>
+              <w:jc w:val="center"/>
+            </w:pPr>
+            <w:r>
+              <w:rPr>
+                <w:rFonts w:ascii="Times New Roman" w:hAnsi="Times New Roman"/>
+                <w:b w:val="0"/>
+                <w:i w:val="0"/>
+                <w:sz w:val="22"/>
+                <w:u w:val="none"/>
+              </w:rPr>
+            </w:r>
+          </w:p>
+        </w:tc>
+        <w:tc>
+          <w:tcPr>
+            <w:tcW w:type="dxa" w:w="737"/>
+            <w:vAlign w:val="center"/>
+          </w:tcPr>
+          <w:p>
+            <w:pPr>
+              <w:jc w:val="center"/>
+            </w:pPr>
+            <w:r>
+              <w:rPr>
+                <w:rFonts w:ascii="Times New Roman" w:hAnsi="Times New Roman"/>
+                <w:b w:val="0"/>
+                <w:i w:val="0"/>
+                <w:sz w:val="22"/>
+                <w:u w:val="none"/>
+              </w:rPr>
+              <w:t>3.6.8</w:t>
+            </w:r>
+          </w:p>
+        </w:tc>
+        <w:tc>
+          <w:tcPr>
+            <w:tcW w:type="dxa" w:w="4649"/>
+            <w:vAlign w:val="center"/>
+          </w:tcPr>
+          <w:p>
+            <w:pPr>
+              <w:jc w:val="center"/>
+            </w:pPr>
+            <w:r>
+              <w:rPr>
+                <w:rFonts w:ascii="Times New Roman" w:hAnsi="Times New Roman"/>
+                <w:b w:val="0"/>
+                <w:i w:val="0"/>
+                <w:sz w:val="22"/>
+                <w:u w:val="none"/>
+              </w:rPr>
+              <w:t>State Flow Diagram</w:t>
+            </w:r>
+          </w:p>
+        </w:tc>
+        <w:tc>
+          <w:tcPr>
+            <w:tcW w:type="dxa" w:w="1020"/>
+            <w:vAlign w:val="center"/>
+          </w:tcPr>
+          <w:p>
+            <w:pPr>
+              <w:jc w:val="center"/>
+            </w:pPr>
+            <w:r>
+              <w:rPr>
+                <w:rFonts w:ascii="Times New Roman" w:hAnsi="Times New Roman"/>
+                <w:b w:val="0"/>
+                <w:i w:val="0"/>
+                <w:sz w:val="22"/>
+                <w:u w:val="none"/>
+              </w:rPr>
+            </w:r>
+          </w:p>
+        </w:tc>
+        <w:tc>
+          <w:tcPr>
+            <w:tcW w:type="dxa" w:w="1417"/>
+            <w:vAlign w:val="center"/>
+          </w:tcPr>
+          <w:p>
+            <w:pPr>
+              <w:jc w:val="center"/>
+            </w:pPr>
+            <w:r>
+              <w:rPr>
+                <w:rFonts w:ascii="Times New Roman" w:hAnsi="Times New Roman"/>
+                <w:b w:val="0"/>
+                <w:i w:val="0"/>
+                <w:sz w:val="22"/>
+                <w:u w:val="none"/>
+              </w:rPr>
+            </w:r>
+          </w:p>
+        </w:tc>
+      </w:tr>
+      <w:tr>
+        <w:tc>
+          <w:tcPr>
+            <w:tcW w:type="dxa" w:w="567"/>
+            <w:vAlign w:val="center"/>
+          </w:tcPr>
+          <w:p>
+            <w:pPr>
+              <w:jc w:val="center"/>
+            </w:pPr>
+            <w:r>
+              <w:rPr>
+                <w:rFonts w:ascii="Times New Roman" w:hAnsi="Times New Roman"/>
+                <w:b w:val="0"/>
+                <w:i w:val="0"/>
+                <w:sz w:val="22"/>
+                <w:u w:val="none"/>
+              </w:rPr>
+            </w:r>
+          </w:p>
+        </w:tc>
+        <w:tc>
+          <w:tcPr>
+            <w:tcW w:type="dxa" w:w="567"/>
+            <w:vAlign w:val="center"/>
+          </w:tcPr>
+          <w:p>
+            <w:pPr>
+              <w:jc w:val="center"/>
+            </w:pPr>
+            <w:r>
+              <w:rPr>
+                <w:rFonts w:ascii="Times New Roman" w:hAnsi="Times New Roman"/>
+                <w:b w:val="0"/>
+                <w:i w:val="0"/>
+                <w:sz w:val="22"/>
+                <w:u w:val="none"/>
+              </w:rPr>
+            </w:r>
+          </w:p>
+        </w:tc>
+        <w:tc>
+          <w:tcPr>
+            <w:tcW w:type="dxa" w:w="737"/>
+            <w:vAlign w:val="center"/>
+          </w:tcPr>
+          <w:p>
+            <w:pPr>
+              <w:jc w:val="center"/>
+            </w:pPr>
+            <w:r>
+              <w:rPr>
+                <w:rFonts w:ascii="Times New Roman" w:hAnsi="Times New Roman"/>
+                <w:b w:val="0"/>
+                <w:i w:val="0"/>
+                <w:sz w:val="22"/>
+                <w:u w:val="none"/>
+              </w:rPr>
+              <w:t>3.6.9</w:t>
+            </w:r>
+          </w:p>
+        </w:tc>
+        <w:tc>
+          <w:tcPr>
+            <w:tcW w:type="dxa" w:w="4649"/>
+            <w:vAlign w:val="center"/>
+          </w:tcPr>
+          <w:p>
+            <w:pPr>
+              <w:jc w:val="center"/>
+            </w:pPr>
+            <w:r>
+              <w:rPr>
+                <w:rFonts w:ascii="Times New Roman" w:hAnsi="Times New Roman"/>
+                <w:b w:val="0"/>
+                <w:i w:val="0"/>
+                <w:sz w:val="22"/>
+                <w:u w:val="none"/>
+              </w:rPr>
+              <w:t>Context Diagram</w:t>
+            </w:r>
+          </w:p>
+        </w:tc>
+        <w:tc>
+          <w:tcPr>
+            <w:tcW w:type="dxa" w:w="1020"/>
+            <w:vAlign w:val="center"/>
+          </w:tcPr>
+          <w:p>
+            <w:pPr>
+              <w:jc w:val="center"/>
+            </w:pPr>
+            <w:r>
+              <w:rPr>
+                <w:rFonts w:ascii="Times New Roman" w:hAnsi="Times New Roman"/>
+                <w:b w:val="0"/>
+                <w:i w:val="0"/>
+                <w:sz w:val="22"/>
+                <w:u w:val="none"/>
+              </w:rPr>
+            </w:r>
+          </w:p>
+        </w:tc>
+        <w:tc>
+          <w:tcPr>
+            <w:tcW w:type="dxa" w:w="1417"/>
+            <w:vAlign w:val="center"/>
+          </w:tcPr>
+          <w:p>
+            <w:pPr>
+              <w:jc w:val="center"/>
+            </w:pPr>
+            <w:r>
+              <w:rPr>
+                <w:rFonts w:ascii="Times New Roman" w:hAnsi="Times New Roman"/>
+                <w:b w:val="0"/>
+                <w:i w:val="0"/>
+                <w:sz w:val="22"/>
+                <w:u w:val="none"/>
+              </w:rPr>
+            </w:r>
+          </w:p>
+        </w:tc>
+      </w:tr>
+      <w:tr>
+        <w:tc>
+          <w:tcPr>
+            <w:tcW w:type="dxa" w:w="567"/>
+            <w:vAlign w:val="center"/>
+          </w:tcPr>
+          <w:p>
+            <w:pPr>
+              <w:jc w:val="center"/>
+            </w:pPr>
+            <w:r>
+              <w:rPr>
+                <w:rFonts w:ascii="Times New Roman" w:hAnsi="Times New Roman"/>
+                <w:b w:val="0"/>
+                <w:i w:val="0"/>
+                <w:sz w:val="22"/>
+                <w:u w:val="none"/>
+              </w:rPr>
+            </w:r>
+          </w:p>
+        </w:tc>
+        <w:tc>
+          <w:tcPr>
+            <w:tcW w:type="dxa" w:w="567"/>
+            <w:vAlign w:val="center"/>
+          </w:tcPr>
+          <w:p>
+            <w:pPr>
+              <w:jc w:val="center"/>
+            </w:pPr>
+            <w:r>
+              <w:rPr>
+                <w:rFonts w:ascii="Times New Roman" w:hAnsi="Times New Roman"/>
+                <w:b w:val="0"/>
+                <w:i w:val="0"/>
+                <w:sz w:val="22"/>
+                <w:u w:val="none"/>
+              </w:rPr>
+            </w:r>
+          </w:p>
+        </w:tc>
+        <w:tc>
+          <w:tcPr>
+            <w:tcW w:type="dxa" w:w="737"/>
+            <w:vAlign w:val="center"/>
+          </w:tcPr>
+          <w:p>
+            <w:pPr>
+              <w:jc w:val="center"/>
+            </w:pPr>
+            <w:r>
+              <w:rPr>
+                <w:rFonts w:ascii="Times New Roman" w:hAnsi="Times New Roman"/>
+                <w:b w:val="0"/>
+                <w:i w:val="0"/>
+                <w:sz w:val="22"/>
+                <w:u w:val="none"/>
+              </w:rPr>
+              <w:t>3.6.10</w:t>
+            </w:r>
+          </w:p>
+        </w:tc>
+        <w:tc>
+          <w:tcPr>
+            <w:tcW w:type="dxa" w:w="4649"/>
+            <w:vAlign w:val="center"/>
+          </w:tcPr>
+          <w:p>
+            <w:pPr>
+              <w:jc w:val="center"/>
+            </w:pPr>
+            <w:r>
+              <w:rPr>
+                <w:rFonts w:ascii="Times New Roman" w:hAnsi="Times New Roman"/>
+                <w:b w:val="0"/>
+                <w:i w:val="0"/>
+                <w:sz w:val="22"/>
+                <w:u w:val="none"/>
+              </w:rPr>
+              <w:t>Data Flow Diagram</w:t>
+            </w:r>
+          </w:p>
+        </w:tc>
+        <w:tc>
+          <w:tcPr>
+            <w:tcW w:type="dxa" w:w="1020"/>
+            <w:vAlign w:val="center"/>
+          </w:tcPr>
+          <w:p>
+            <w:pPr>
+              <w:jc w:val="center"/>
+            </w:pPr>
+            <w:r>
+              <w:rPr>
+                <w:rFonts w:ascii="Times New Roman" w:hAnsi="Times New Roman"/>
+                <w:b w:val="0"/>
+                <w:i w:val="0"/>
+                <w:sz w:val="22"/>
+                <w:u w:val="none"/>
+              </w:rPr>
+            </w:r>
+          </w:p>
+        </w:tc>
+        <w:tc>
+          <w:tcPr>
+            <w:tcW w:type="dxa" w:w="1417"/>
+            <w:vAlign w:val="center"/>
+          </w:tcPr>
+          <w:p>
+            <w:pPr>
+              <w:jc w:val="center"/>
+            </w:pPr>
+            <w:r>
+              <w:rPr>
+                <w:rFonts w:ascii="Times New Roman" w:hAnsi="Times New Roman"/>
+                <w:b w:val="0"/>
+                <w:i w:val="0"/>
+                <w:sz w:val="22"/>
+                <w:u w:val="none"/>
+              </w:rPr>
+            </w:r>
+          </w:p>
+        </w:tc>
+      </w:tr>
+      <w:tr>
+        <w:tc>
+          <w:tcPr>
+            <w:tcW w:type="dxa" w:w="567"/>
+            <w:vAlign w:val="center"/>
+          </w:tcPr>
+          <w:p>
+            <w:pPr>
+              <w:jc w:val="center"/>
+            </w:pPr>
+            <w:r>
+              <w:rPr>
+                <w:rFonts w:ascii="Times New Roman" w:hAnsi="Times New Roman"/>
+                <w:b w:val="0"/>
+                <w:i w:val="0"/>
+                <w:sz w:val="22"/>
+                <w:u w:val="none"/>
+              </w:rPr>
+            </w:r>
+          </w:p>
+        </w:tc>
+        <w:tc>
+          <w:tcPr>
+            <w:tcW w:type="dxa" w:w="567"/>
+            <w:vAlign w:val="center"/>
+          </w:tcPr>
+          <w:p>
+            <w:pPr>
+              <w:jc w:val="center"/>
+            </w:pPr>
+            <w:r>
+              <w:rPr>
+                <w:rFonts w:ascii="Times New Roman" w:hAnsi="Times New Roman"/>
+                <w:b w:val="0"/>
+                <w:i w:val="0"/>
+                <w:sz w:val="22"/>
+                <w:u w:val="none"/>
+              </w:rPr>
+            </w:r>
+          </w:p>
+        </w:tc>
+        <w:tc>
+          <w:tcPr>
+            <w:tcW w:type="dxa" w:w="737"/>
+            <w:vAlign w:val="center"/>
+          </w:tcPr>
+          <w:p>
+            <w:pPr>
+              <w:jc w:val="center"/>
+            </w:pPr>
+            <w:r>
+              <w:rPr>
+                <w:rFonts w:ascii="Times New Roman" w:hAnsi="Times New Roman"/>
+                <w:b w:val="0"/>
+                <w:i w:val="0"/>
+                <w:sz w:val="22"/>
+                <w:u w:val="none"/>
+              </w:rPr>
+              <w:t>3.6.11</w:t>
+            </w:r>
+          </w:p>
+        </w:tc>
+        <w:tc>
+          <w:tcPr>
+            <w:tcW w:type="dxa" w:w="4649"/>
+            <w:vAlign w:val="center"/>
+          </w:tcPr>
+          <w:p>
+            <w:pPr>
+              <w:jc w:val="center"/>
+            </w:pPr>
+            <w:r>
+              <w:rPr>
+                <w:rFonts w:ascii="Times New Roman" w:hAnsi="Times New Roman"/>
+                <w:b w:val="0"/>
+                <w:i w:val="0"/>
+                <w:sz w:val="22"/>
+                <w:u w:val="none"/>
+              </w:rPr>
+              <w:t>Component Diagram</w:t>
+            </w:r>
+          </w:p>
+        </w:tc>
+        <w:tc>
+          <w:tcPr>
+            <w:tcW w:type="dxa" w:w="1020"/>
+            <w:vAlign w:val="center"/>
+          </w:tcPr>
+          <w:p>
+            <w:pPr>
+              <w:jc w:val="center"/>
+            </w:pPr>
+            <w:r>
+              <w:rPr>
+                <w:rFonts w:ascii="Times New Roman" w:hAnsi="Times New Roman"/>
+                <w:b w:val="0"/>
+                <w:i w:val="0"/>
+                <w:sz w:val="22"/>
+                <w:u w:val="none"/>
+              </w:rPr>
+            </w:r>
+          </w:p>
+        </w:tc>
+        <w:tc>
+          <w:tcPr>
+            <w:tcW w:type="dxa" w:w="1417"/>
+            <w:vAlign w:val="center"/>
+          </w:tcPr>
+          <w:p>
+            <w:pPr>
+              <w:jc w:val="center"/>
+            </w:pPr>
+            <w:r>
+              <w:rPr>
+                <w:rFonts w:ascii="Times New Roman" w:hAnsi="Times New Roman"/>
+                <w:b w:val="0"/>
+                <w:i w:val="0"/>
+                <w:sz w:val="22"/>
+                <w:u w:val="none"/>
+              </w:rPr>
+            </w:r>
+          </w:p>
+        </w:tc>
+      </w:tr>
+      <w:tr>
+        <w:tc>
+          <w:tcPr>
+            <w:tcW w:type="dxa" w:w="567"/>
+            <w:vAlign w:val="center"/>
+          </w:tcPr>
+          <w:p>
+            <w:pPr>
+              <w:jc w:val="center"/>
+            </w:pPr>
+            <w:r>
+              <w:rPr>
+                <w:rFonts w:ascii="Times New Roman" w:hAnsi="Times New Roman"/>
+                <w:b w:val="0"/>
+                <w:i w:val="0"/>
+                <w:sz w:val="22"/>
+                <w:u w:val="none"/>
+              </w:rPr>
+            </w:r>
+          </w:p>
+        </w:tc>
+        <w:tc>
+          <w:tcPr>
+            <w:tcW w:type="dxa" w:w="567"/>
+            <w:vAlign w:val="center"/>
+          </w:tcPr>
+          <w:p>
+            <w:pPr>
+              <w:jc w:val="center"/>
+            </w:pPr>
+            <w:r>
+              <w:rPr>
+                <w:rFonts w:ascii="Times New Roman" w:hAnsi="Times New Roman"/>
+                <w:b w:val="0"/>
+                <w:i w:val="0"/>
+                <w:sz w:val="22"/>
+                <w:u w:val="none"/>
+              </w:rPr>
+            </w:r>
+          </w:p>
+        </w:tc>
+        <w:tc>
+          <w:tcPr>
+            <w:tcW w:type="dxa" w:w="737"/>
+            <w:vAlign w:val="center"/>
+          </w:tcPr>
+          <w:p>
+            <w:pPr>
+              <w:jc w:val="center"/>
+            </w:pPr>
+            <w:r>
+              <w:rPr>
+                <w:rFonts w:ascii="Times New Roman" w:hAnsi="Times New Roman"/>
+                <w:b w:val="0"/>
+                <w:i w:val="0"/>
+                <w:sz w:val="22"/>
+                <w:u w:val="none"/>
+              </w:rPr>
+              <w:t>3.6.12</w:t>
+            </w:r>
+          </w:p>
+        </w:tc>
+        <w:tc>
+          <w:tcPr>
+            <w:tcW w:type="dxa" w:w="4649"/>
+            <w:vAlign w:val="center"/>
+          </w:tcPr>
+          <w:p>
+            <w:pPr>
+              <w:jc w:val="center"/>
+            </w:pPr>
+            <w:r>
+              <w:rPr>
+                <w:rFonts w:ascii="Times New Roman" w:hAnsi="Times New Roman"/>
+                <w:b w:val="0"/>
+                <w:i w:val="0"/>
+                <w:sz w:val="22"/>
+                <w:u w:val="none"/>
+              </w:rPr>
+              <w:t>Package Diagram</w:t>
+            </w:r>
+          </w:p>
+        </w:tc>
+        <w:tc>
+          <w:tcPr>
+            <w:tcW w:type="dxa" w:w="1020"/>
+            <w:vAlign w:val="center"/>
+          </w:tcPr>
+          <w:p>
+            <w:pPr>
+              <w:jc w:val="center"/>
+            </w:pPr>
+            <w:r>
+              <w:rPr>
+                <w:rFonts w:ascii="Times New Roman" w:hAnsi="Times New Roman"/>
+                <w:b w:val="0"/>
+                <w:i w:val="0"/>
+                <w:sz w:val="22"/>
+                <w:u w:val="none"/>
+              </w:rPr>
+            </w:r>
+          </w:p>
+        </w:tc>
+        <w:tc>
+          <w:tcPr>
+            <w:tcW w:type="dxa" w:w="1417"/>
+            <w:vAlign w:val="center"/>
+          </w:tcPr>
+          <w:p>
+            <w:pPr>
+              <w:jc w:val="center"/>
+            </w:pPr>
+            <w:r>
+              <w:rPr>
+                <w:rFonts w:ascii="Times New Roman" w:hAnsi="Times New Roman"/>
+                <w:b w:val="0"/>
+                <w:i w:val="0"/>
+                <w:sz w:val="22"/>
+                <w:u w:val="none"/>
+              </w:rPr>
+            </w:r>
+          </w:p>
+        </w:tc>
+      </w:tr>
+      <w:tr>
+        <w:tc>
+          <w:tcPr>
+            <w:tcW w:type="dxa" w:w="567"/>
+            <w:vAlign w:val="center"/>
+          </w:tcPr>
+          <w:p>
+            <w:pPr>
+              <w:jc w:val="center"/>
+            </w:pPr>
+            <w:r>
+              <w:rPr>
+                <w:rFonts w:ascii="Times New Roman" w:hAnsi="Times New Roman"/>
+                <w:b w:val="0"/>
+                <w:i w:val="0"/>
+                <w:sz w:val="22"/>
+                <w:u w:val="none"/>
+              </w:rPr>
+            </w:r>
+          </w:p>
+        </w:tc>
+        <w:tc>
+          <w:tcPr>
+            <w:tcW w:type="dxa" w:w="567"/>
+            <w:vAlign w:val="center"/>
+          </w:tcPr>
+          <w:p>
+            <w:pPr>
+              <w:jc w:val="center"/>
+            </w:pPr>
+            <w:r>
+              <w:rPr>
+                <w:rFonts w:ascii="Times New Roman" w:hAnsi="Times New Roman"/>
+                <w:b w:val="0"/>
+                <w:i w:val="0"/>
+                <w:sz w:val="22"/>
+                <w:u w:val="none"/>
+              </w:rPr>
+            </w:r>
+          </w:p>
+        </w:tc>
+        <w:tc>
+          <w:tcPr>
+            <w:tcW w:type="dxa" w:w="737"/>
+            <w:vAlign w:val="center"/>
+          </w:tcPr>
+          <w:p>
+            <w:pPr>
+              <w:jc w:val="center"/>
+            </w:pPr>
+            <w:r>
+              <w:rPr>
+                <w:rFonts w:ascii="Times New Roman" w:hAnsi="Times New Roman"/>
+                <w:b w:val="0"/>
+                <w:i w:val="0"/>
+                <w:sz w:val="22"/>
+                <w:u w:val="none"/>
+              </w:rPr>
+              <w:t>3.6.13</w:t>
+            </w:r>
+          </w:p>
+        </w:tc>
+        <w:tc>
+          <w:tcPr>
+            <w:tcW w:type="dxa" w:w="4649"/>
+            <w:vAlign w:val="center"/>
+          </w:tcPr>
+          <w:p>
+            <w:pPr>
+              <w:jc w:val="center"/>
+            </w:pPr>
+            <w:r>
+              <w:rPr>
+                <w:rFonts w:ascii="Times New Roman" w:hAnsi="Times New Roman"/>
+                <w:b w:val="0"/>
+                <w:i w:val="0"/>
+                <w:sz w:val="22"/>
+                <w:u w:val="none"/>
+              </w:rPr>
+              <w:t>Deployment Diagram</w:t>
+            </w:r>
+          </w:p>
+        </w:tc>
+        <w:tc>
+          <w:tcPr>
+            <w:tcW w:type="dxa" w:w="1020"/>
+            <w:vAlign w:val="center"/>
+          </w:tcPr>
+          <w:p>
+            <w:pPr>
+              <w:jc w:val="center"/>
+            </w:pPr>
+            <w:r>
+              <w:rPr>
+                <w:rFonts w:ascii="Times New Roman" w:hAnsi="Times New Roman"/>
+                <w:b w:val="0"/>
+                <w:i w:val="0"/>
+                <w:sz w:val="22"/>
+                <w:u w:val="none"/>
+              </w:rPr>
+            </w:r>
+          </w:p>
+        </w:tc>
+        <w:tc>
+          <w:tcPr>
+            <w:tcW w:type="dxa" w:w="1417"/>
+            <w:vAlign w:val="center"/>
+          </w:tcPr>
+          <w:p>
+            <w:pPr>
+              <w:jc w:val="center"/>
+            </w:pPr>
+            <w:r>
+              <w:rPr>
+                <w:rFonts w:ascii="Times New Roman" w:hAnsi="Times New Roman"/>
+                <w:b w:val="0"/>
+                <w:i w:val="0"/>
+                <w:sz w:val="22"/>
+                <w:u w:val="none"/>
+              </w:rPr>
+            </w:r>
+          </w:p>
+        </w:tc>
+      </w:tr>
+      <w:tr>
+        <w:tc>
+          <w:tcPr>
+            <w:tcW w:type="dxa" w:w="567"/>
+            <w:vAlign w:val="center"/>
+          </w:tcPr>
+          <w:p>
+            <w:pPr>
+              <w:jc w:val="center"/>
+            </w:pPr>
+            <w:r>
+              <w:rPr>
+                <w:rFonts w:ascii="Times New Roman" w:hAnsi="Times New Roman"/>
+                <w:b/>
+                <w:i w:val="0"/>
+                <w:sz w:val="22"/>
+                <w:u w:val="none"/>
+              </w:rPr>
+              <w:t>4</w:t>
+            </w:r>
+          </w:p>
+        </w:tc>
+        <w:tc>
+          <w:tcPr>
+            <w:tcW w:type="dxa" w:w="567"/>
+            <w:vAlign w:val="center"/>
+          </w:tcPr>
+          <w:p>
+            <w:pPr>
+              <w:jc w:val="center"/>
+            </w:pPr>
+            <w:r>
+              <w:rPr>
+                <w:rFonts w:ascii="Times New Roman" w:hAnsi="Times New Roman"/>
+                <w:b/>
+                <w:i w:val="0"/>
+                <w:sz w:val="22"/>
+                <w:u w:val="none"/>
+              </w:rPr>
+            </w:r>
+          </w:p>
+        </w:tc>
+        <w:tc>
+          <w:tcPr>
+            <w:tcW w:type="dxa" w:w="737"/>
+            <w:vAlign w:val="center"/>
+          </w:tcPr>
+          <w:p>
+            <w:pPr>
+              <w:jc w:val="center"/>
+            </w:pPr>
+            <w:r>
+              <w:rPr>
+                <w:rFonts w:ascii="Times New Roman" w:hAnsi="Times New Roman"/>
+                <w:b/>
+                <w:i w:val="0"/>
+                <w:sz w:val="22"/>
+                <w:u w:val="none"/>
+              </w:rPr>
+            </w:r>
+          </w:p>
+        </w:tc>
+        <w:tc>
+          <w:tcPr>
+            <w:tcW w:type="dxa" w:w="4649"/>
+            <w:vAlign w:val="center"/>
+          </w:tcPr>
+          <w:p>
+            <w:pPr>
+              <w:jc w:val="center"/>
+            </w:pPr>
+            <w:r>
+              <w:rPr>
+                <w:rFonts w:ascii="Times New Roman" w:hAnsi="Times New Roman"/>
+                <w:b/>
+                <w:i w:val="0"/>
+                <w:sz w:val="22"/>
+                <w:u w:val="none"/>
+              </w:rPr>
+              <w:t>System Coding</w:t>
+            </w:r>
+          </w:p>
+        </w:tc>
+        <w:tc>
+          <w:tcPr>
+            <w:tcW w:type="dxa" w:w="1020"/>
+            <w:vAlign w:val="center"/>
+          </w:tcPr>
+          <w:p>
+            <w:pPr>
+              <w:jc w:val="center"/>
+            </w:pPr>
+            <w:r>
+              <w:rPr>
+                <w:rFonts w:ascii="Times New Roman" w:hAnsi="Times New Roman"/>
+                <w:b/>
+                <w:i w:val="0"/>
+                <w:sz w:val="22"/>
+                <w:u w:val="none"/>
+              </w:rPr>
+            </w:r>
+          </w:p>
+        </w:tc>
+        <w:tc>
+          <w:tcPr>
+            <w:tcW w:type="dxa" w:w="1417"/>
+            <w:vAlign w:val="center"/>
+          </w:tcPr>
+          <w:p>
+            <w:pPr>
+              <w:jc w:val="center"/>
+            </w:pPr>
+            <w:r>
+              <w:rPr>
+                <w:rFonts w:ascii="Times New Roman" w:hAnsi="Times New Roman"/>
+                <w:b/>
+                <w:i w:val="0"/>
+                <w:sz w:val="22"/>
+                <w:u w:val="none"/>
+              </w:rPr>
+            </w:r>
+          </w:p>
+        </w:tc>
+      </w:tr>
+      <w:tr>
+        <w:tc>
+          <w:tcPr>
+            <w:tcW w:type="dxa" w:w="567"/>
+            <w:vAlign w:val="center"/>
+          </w:tcPr>
+          <w:p>
+            <w:pPr>
+              <w:jc w:val="center"/>
+            </w:pPr>
+            <w:r>
+              <w:rPr>
+                <w:rFonts w:ascii="Times New Roman" w:hAnsi="Times New Roman"/>
+                <w:b w:val="0"/>
+                <w:i w:val="0"/>
+                <w:sz w:val="22"/>
+                <w:u w:val="none"/>
+              </w:rPr>
+            </w:r>
+          </w:p>
+        </w:tc>
+        <w:tc>
+          <w:tcPr>
+            <w:tcW w:type="dxa" w:w="567"/>
+            <w:vAlign w:val="center"/>
+          </w:tcPr>
+          <w:p>
+            <w:pPr>
+              <w:jc w:val="center"/>
+            </w:pPr>
+            <w:r>
+              <w:rPr>
+                <w:rFonts w:ascii="Times New Roman" w:hAnsi="Times New Roman"/>
+                <w:b w:val="0"/>
+                <w:i w:val="0"/>
+                <w:sz w:val="22"/>
+                <w:u w:val="none"/>
+              </w:rPr>
+              <w:t>4.1</w:t>
+            </w:r>
+          </w:p>
+        </w:tc>
+        <w:tc>
+          <w:tcPr>
+            <w:tcW w:type="dxa" w:w="737"/>
+            <w:vAlign w:val="center"/>
+          </w:tcPr>
+          <w:p>
+            <w:pPr>
+              <w:jc w:val="center"/>
+            </w:pPr>
+            <w:r>
+              <w:rPr>
+                <w:rFonts w:ascii="Times New Roman" w:hAnsi="Times New Roman"/>
+                <w:b w:val="0"/>
+                <w:i w:val="0"/>
+                <w:sz w:val="22"/>
+                <w:u w:val="none"/>
+              </w:rPr>
+            </w:r>
+          </w:p>
+        </w:tc>
+        <w:tc>
+          <w:tcPr>
+            <w:tcW w:type="dxa" w:w="4649"/>
+            <w:vAlign w:val="center"/>
+          </w:tcPr>
+          <w:p>
+            <w:pPr>
+              <w:jc w:val="center"/>
+            </w:pPr>
+            <w:r>
+              <w:rPr>
+                <w:rFonts w:ascii="Times New Roman" w:hAnsi="Times New Roman"/>
+                <w:b w:val="0"/>
+                <w:i w:val="0"/>
+                <w:sz w:val="22"/>
+                <w:u w:val="none"/>
+              </w:rPr>
+              <w:t>Code</w:t>
+            </w:r>
+          </w:p>
+        </w:tc>
+        <w:tc>
+          <w:tcPr>
+            <w:tcW w:type="dxa" w:w="1020"/>
+            <w:vAlign w:val="center"/>
+          </w:tcPr>
+          <w:p>
+            <w:pPr>
+              <w:jc w:val="center"/>
+            </w:pPr>
+            <w:r>
+              <w:rPr>
+                <w:rFonts w:ascii="Times New Roman" w:hAnsi="Times New Roman"/>
+                <w:b w:val="0"/>
+                <w:i w:val="0"/>
+                <w:sz w:val="22"/>
+                <w:u w:val="none"/>
+              </w:rPr>
+            </w:r>
+          </w:p>
+        </w:tc>
+        <w:tc>
+          <w:tcPr>
+            <w:tcW w:type="dxa" w:w="1417"/>
+            <w:vAlign w:val="center"/>
+          </w:tcPr>
+          <w:p>
+            <w:pPr>
+              <w:jc w:val="center"/>
+            </w:pPr>
+            <w:r>
+              <w:rPr>
+                <w:rFonts w:ascii="Times New Roman" w:hAnsi="Times New Roman"/>
+                <w:b w:val="0"/>
+                <w:i w:val="0"/>
+                <w:sz w:val="22"/>
+                <w:u w:val="none"/>
+              </w:rPr>
+            </w:r>
+          </w:p>
+        </w:tc>
+      </w:tr>
+      <w:tr>
+        <w:tc>
+          <w:tcPr>
+            <w:tcW w:type="dxa" w:w="567"/>
+            <w:vAlign w:val="center"/>
+          </w:tcPr>
+          <w:p>
+            <w:pPr>
+              <w:jc w:val="center"/>
+            </w:pPr>
+            <w:r>
+              <w:rPr>
+                <w:rFonts w:ascii="Times New Roman" w:hAnsi="Times New Roman"/>
+                <w:b w:val="0"/>
+                <w:i w:val="0"/>
+                <w:sz w:val="22"/>
+                <w:u w:val="none"/>
+              </w:rPr>
+            </w:r>
+          </w:p>
+        </w:tc>
+        <w:tc>
+          <w:tcPr>
+            <w:tcW w:type="dxa" w:w="567"/>
+            <w:vAlign w:val="center"/>
+          </w:tcPr>
+          <w:p>
+            <w:pPr>
+              <w:jc w:val="center"/>
+            </w:pPr>
+            <w:r>
+              <w:rPr>
+                <w:rFonts w:ascii="Times New Roman" w:hAnsi="Times New Roman"/>
+                <w:b w:val="0"/>
+                <w:i w:val="0"/>
+                <w:sz w:val="22"/>
+                <w:u w:val="none"/>
+              </w:rPr>
+              <w:t>4.2</w:t>
+            </w:r>
+          </w:p>
+        </w:tc>
+        <w:tc>
+          <w:tcPr>
+            <w:tcW w:type="dxa" w:w="737"/>
+            <w:vAlign w:val="center"/>
+          </w:tcPr>
+          <w:p>
+            <w:pPr>
+              <w:jc w:val="center"/>
+            </w:pPr>
+            <w:r>
+              <w:rPr>
+                <w:rFonts w:ascii="Times New Roman" w:hAnsi="Times New Roman"/>
+                <w:b w:val="0"/>
+                <w:i w:val="0"/>
+                <w:sz w:val="22"/>
+                <w:u w:val="none"/>
+              </w:rPr>
+            </w:r>
+          </w:p>
+        </w:tc>
+        <w:tc>
+          <w:tcPr>
+            <w:tcW w:type="dxa" w:w="4649"/>
+            <w:vAlign w:val="center"/>
+          </w:tcPr>
+          <w:p>
+            <w:pPr>
+              <w:jc w:val="center"/>
+            </w:pPr>
+            <w:r>
+              <w:rPr>
+                <w:rFonts w:ascii="Times New Roman" w:hAnsi="Times New Roman"/>
+                <w:b w:val="0"/>
+                <w:i w:val="0"/>
+                <w:sz w:val="22"/>
+                <w:u w:val="none"/>
+              </w:rPr>
+              <w:t>Data Dictionary</w:t>
+            </w:r>
+          </w:p>
+        </w:tc>
+        <w:tc>
+          <w:tcPr>
+            <w:tcW w:type="dxa" w:w="1020"/>
+            <w:vAlign w:val="center"/>
+          </w:tcPr>
+          <w:p>
+            <w:pPr>
+              <w:jc w:val="center"/>
+            </w:pPr>
+            <w:r>
+              <w:rPr>
+                <w:rFonts w:ascii="Times New Roman" w:hAnsi="Times New Roman"/>
+                <w:b w:val="0"/>
+                <w:i w:val="0"/>
+                <w:sz w:val="22"/>
+                <w:u w:val="none"/>
+              </w:rPr>
+            </w:r>
+          </w:p>
+        </w:tc>
+        <w:tc>
+          <w:tcPr>
+            <w:tcW w:type="dxa" w:w="1417"/>
+            <w:vAlign w:val="center"/>
+          </w:tcPr>
+          <w:p>
+            <w:pPr>
+              <w:jc w:val="center"/>
+            </w:pPr>
+            <w:r>
+              <w:rPr>
+                <w:rFonts w:ascii="Times New Roman" w:hAnsi="Times New Roman"/>
+                <w:b w:val="0"/>
+                <w:i w:val="0"/>
+                <w:sz w:val="22"/>
+                <w:u w:val="none"/>
+              </w:rPr>
+            </w:r>
+          </w:p>
+        </w:tc>
+      </w:tr>
+      <w:tr>
+        <w:tc>
+          <w:tcPr>
+            <w:tcW w:type="dxa" w:w="567"/>
+            <w:vAlign w:val="center"/>
+          </w:tcPr>
+          <w:p>
+            <w:pPr>
+              <w:jc w:val="center"/>
+            </w:pPr>
+            <w:r>
+              <w:rPr>
+                <w:rFonts w:ascii="Times New Roman" w:hAnsi="Times New Roman"/>
+                <w:b w:val="0"/>
+                <w:i w:val="0"/>
+                <w:sz w:val="22"/>
+                <w:u w:val="none"/>
+              </w:rPr>
+            </w:r>
+          </w:p>
+        </w:tc>
+        <w:tc>
+          <w:tcPr>
+            <w:tcW w:type="dxa" w:w="567"/>
+            <w:vAlign w:val="center"/>
+          </w:tcPr>
+          <w:p>
+            <w:pPr>
+              <w:jc w:val="center"/>
+            </w:pPr>
+            <w:r>
+              <w:rPr>
+                <w:rFonts w:ascii="Times New Roman" w:hAnsi="Times New Roman"/>
+                <w:b w:val="0"/>
+                <w:i w:val="0"/>
+                <w:sz w:val="22"/>
+                <w:u w:val="none"/>
+              </w:rPr>
+              <w:t>4.3</w:t>
+            </w:r>
+          </w:p>
+        </w:tc>
+        <w:tc>
+          <w:tcPr>
+            <w:tcW w:type="dxa" w:w="737"/>
+            <w:vAlign w:val="center"/>
+          </w:tcPr>
+          <w:p>
+            <w:pPr>
+              <w:jc w:val="center"/>
+            </w:pPr>
+            <w:r>
+              <w:rPr>
+                <w:rFonts w:ascii="Times New Roman" w:hAnsi="Times New Roman"/>
+                <w:b w:val="0"/>
+                <w:i w:val="0"/>
+                <w:sz w:val="22"/>
+                <w:u w:val="none"/>
+              </w:rPr>
+            </w:r>
+          </w:p>
+        </w:tc>
+        <w:tc>
+          <w:tcPr>
+            <w:tcW w:type="dxa" w:w="4649"/>
+            <w:vAlign w:val="center"/>
+          </w:tcPr>
+          <w:p>
+            <w:pPr>
+              <w:jc w:val="center"/>
+            </w:pPr>
+            <w:r>
+              <w:rPr>
+                <w:rFonts w:ascii="Times New Roman" w:hAnsi="Times New Roman"/>
+                <w:b w:val="0"/>
+                <w:i w:val="0"/>
+                <w:sz w:val="22"/>
+                <w:u w:val="none"/>
+              </w:rPr>
+              <w:t>Program Description</w:t>
+            </w:r>
+          </w:p>
+        </w:tc>
+        <w:tc>
+          <w:tcPr>
+            <w:tcW w:type="dxa" w:w="1020"/>
+            <w:vAlign w:val="center"/>
+          </w:tcPr>
+          <w:p>
+            <w:pPr>
+              <w:jc w:val="center"/>
+            </w:pPr>
+            <w:r>
+              <w:rPr>
+                <w:rFonts w:ascii="Times New Roman" w:hAnsi="Times New Roman"/>
+                <w:b w:val="0"/>
+                <w:i w:val="0"/>
+                <w:sz w:val="22"/>
+                <w:u w:val="none"/>
+              </w:rPr>
+            </w:r>
+          </w:p>
+        </w:tc>
+        <w:tc>
+          <w:tcPr>
+            <w:tcW w:type="dxa" w:w="1417"/>
+            <w:vAlign w:val="center"/>
+          </w:tcPr>
+          <w:p>
+            <w:pPr>
+              <w:jc w:val="center"/>
+            </w:pPr>
+            <w:r>
+              <w:rPr>
+                <w:rFonts w:ascii="Times New Roman" w:hAnsi="Times New Roman"/>
+                <w:b w:val="0"/>
+                <w:i w:val="0"/>
+                <w:sz w:val="22"/>
+                <w:u w:val="none"/>
+              </w:rPr>
+            </w:r>
+          </w:p>
+        </w:tc>
+      </w:tr>
+      <w:tr>
+        <w:tc>
+          <w:tcPr>
+            <w:tcW w:type="dxa" w:w="567"/>
+            <w:vAlign w:val="center"/>
+          </w:tcPr>
+          <w:p>
+            <w:pPr>
+              <w:jc w:val="center"/>
+            </w:pPr>
+            <w:r>
+              <w:rPr>
+                <w:rFonts w:ascii="Times New Roman" w:hAnsi="Times New Roman"/>
+                <w:b w:val="0"/>
+                <w:i w:val="0"/>
+                <w:sz w:val="22"/>
+                <w:u w:val="none"/>
+              </w:rPr>
+            </w:r>
+          </w:p>
+        </w:tc>
+        <w:tc>
+          <w:tcPr>
+            <w:tcW w:type="dxa" w:w="567"/>
+            <w:vAlign w:val="center"/>
+          </w:tcPr>
+          <w:p>
+            <w:pPr>
+              <w:jc w:val="center"/>
+            </w:pPr>
+            <w:r>
+              <w:rPr>
+                <w:rFonts w:ascii="Times New Roman" w:hAnsi="Times New Roman"/>
+                <w:b w:val="0"/>
+                <w:i w:val="0"/>
+                <w:sz w:val="22"/>
+                <w:u w:val="none"/>
+              </w:rPr>
+              <w:t>4.4</w:t>
+            </w:r>
+          </w:p>
+        </w:tc>
+        <w:tc>
+          <w:tcPr>
+            <w:tcW w:type="dxa" w:w="737"/>
+            <w:vAlign w:val="center"/>
+          </w:tcPr>
+          <w:p>
+            <w:pPr>
+              <w:jc w:val="center"/>
+            </w:pPr>
+            <w:r>
+              <w:rPr>
+                <w:rFonts w:ascii="Times New Roman" w:hAnsi="Times New Roman"/>
+                <w:b w:val="0"/>
+                <w:i w:val="0"/>
+                <w:sz w:val="22"/>
+                <w:u w:val="none"/>
+              </w:rPr>
+            </w:r>
+          </w:p>
+        </w:tc>
+        <w:tc>
+          <w:tcPr>
+            <w:tcW w:type="dxa" w:w="4649"/>
+            <w:vAlign w:val="center"/>
+          </w:tcPr>
+          <w:p>
+            <w:pPr>
+              <w:jc w:val="center"/>
+            </w:pPr>
+            <w:r>
+              <w:rPr>
+                <w:rFonts w:ascii="Times New Roman" w:hAnsi="Times New Roman"/>
+                <w:b w:val="0"/>
+                <w:i w:val="0"/>
+                <w:sz w:val="22"/>
+                <w:u w:val="none"/>
+              </w:rPr>
+              <w:t>Naming Conventions</w:t>
+            </w:r>
+          </w:p>
+        </w:tc>
+        <w:tc>
+          <w:tcPr>
+            <w:tcW w:type="dxa" w:w="1020"/>
+            <w:vAlign w:val="center"/>
+          </w:tcPr>
+          <w:p>
+            <w:pPr>
+              <w:jc w:val="center"/>
+            </w:pPr>
+            <w:r>
+              <w:rPr>
+                <w:rFonts w:ascii="Times New Roman" w:hAnsi="Times New Roman"/>
+                <w:b w:val="0"/>
+                <w:i w:val="0"/>
+                <w:sz w:val="22"/>
+                <w:u w:val="none"/>
+              </w:rPr>
+            </w:r>
+          </w:p>
+        </w:tc>
+        <w:tc>
+          <w:tcPr>
+            <w:tcW w:type="dxa" w:w="1417"/>
+            <w:vAlign w:val="center"/>
+          </w:tcPr>
+          <w:p>
+            <w:pPr>
+              <w:jc w:val="center"/>
+            </w:pPr>
+            <w:r>
+              <w:rPr>
+                <w:rFonts w:ascii="Times New Roman" w:hAnsi="Times New Roman"/>
+                <w:b w:val="0"/>
+                <w:i w:val="0"/>
+                <w:sz w:val="22"/>
+                <w:u w:val="none"/>
+              </w:rPr>
+            </w:r>
+          </w:p>
+        </w:tc>
+      </w:tr>
+      <w:tr>
+        <w:tc>
+          <w:tcPr>
+            <w:tcW w:type="dxa" w:w="567"/>
+            <w:vAlign w:val="center"/>
+          </w:tcPr>
+          <w:p>
+            <w:pPr>
+              <w:jc w:val="center"/>
+            </w:pPr>
+            <w:r>
+              <w:rPr>
+                <w:rFonts w:ascii="Times New Roman" w:hAnsi="Times New Roman"/>
+                <w:b w:val="0"/>
+                <w:i w:val="0"/>
+                <w:sz w:val="22"/>
+                <w:u w:val="none"/>
+              </w:rPr>
+            </w:r>
+          </w:p>
+        </w:tc>
+        <w:tc>
+          <w:tcPr>
+            <w:tcW w:type="dxa" w:w="567"/>
+            <w:vAlign w:val="center"/>
+          </w:tcPr>
+          <w:p>
+            <w:pPr>
+              <w:jc w:val="center"/>
+            </w:pPr>
+            <w:r>
+              <w:rPr>
+                <w:rFonts w:ascii="Times New Roman" w:hAnsi="Times New Roman"/>
+                <w:b w:val="0"/>
+                <w:i w:val="0"/>
+                <w:sz w:val="22"/>
+                <w:u w:val="none"/>
+              </w:rPr>
+              <w:t>4.5</w:t>
+            </w:r>
+          </w:p>
+        </w:tc>
+        <w:tc>
+          <w:tcPr>
+            <w:tcW w:type="dxa" w:w="737"/>
+            <w:vAlign w:val="center"/>
+          </w:tcPr>
+          <w:p>
+            <w:pPr>
+              <w:jc w:val="center"/>
+            </w:pPr>
+            <w:r>
+              <w:rPr>
+                <w:rFonts w:ascii="Times New Roman" w:hAnsi="Times New Roman"/>
+                <w:b w:val="0"/>
+                <w:i w:val="0"/>
+                <w:sz w:val="22"/>
+                <w:u w:val="none"/>
+              </w:rPr>
+            </w:r>
+          </w:p>
+        </w:tc>
+        <w:tc>
+          <w:tcPr>
+            <w:tcW w:type="dxa" w:w="4649"/>
+            <w:vAlign w:val="center"/>
+          </w:tcPr>
+          <w:p>
+            <w:pPr>
+              <w:jc w:val="center"/>
+            </w:pPr>
+            <w:r>
+              <w:rPr>
+                <w:rFonts w:ascii="Times New Roman" w:hAnsi="Times New Roman"/>
+                <w:b w:val="0"/>
+                <w:i w:val="0"/>
+                <w:sz w:val="22"/>
+                <w:u w:val="none"/>
+              </w:rPr>
+              <w:t>Validations</w:t>
+            </w:r>
+          </w:p>
+        </w:tc>
+        <w:tc>
+          <w:tcPr>
+            <w:tcW w:type="dxa" w:w="1020"/>
+            <w:vAlign w:val="center"/>
+          </w:tcPr>
+          <w:p>
+            <w:pPr>
+              <w:jc w:val="center"/>
+            </w:pPr>
+            <w:r>
+              <w:rPr>
+                <w:rFonts w:ascii="Times New Roman" w:hAnsi="Times New Roman"/>
+                <w:b w:val="0"/>
+                <w:i w:val="0"/>
+                <w:sz w:val="22"/>
+                <w:u w:val="none"/>
+              </w:rPr>
+            </w:r>
+          </w:p>
+        </w:tc>
+        <w:tc>
+          <w:tcPr>
+            <w:tcW w:type="dxa" w:w="1417"/>
+            <w:vAlign w:val="center"/>
+          </w:tcPr>
+          <w:p>
+            <w:pPr>
+              <w:jc w:val="center"/>
+            </w:pPr>
+            <w:r>
+              <w:rPr>
+                <w:rFonts w:ascii="Times New Roman" w:hAnsi="Times New Roman"/>
+                <w:b w:val="0"/>
+                <w:i w:val="0"/>
+                <w:sz w:val="22"/>
+                <w:u w:val="none"/>
+              </w:rPr>
+            </w:r>
+          </w:p>
+        </w:tc>
+      </w:tr>
+      <w:tr>
+        <w:tc>
+          <w:tcPr>
+            <w:tcW w:type="dxa" w:w="567"/>
+            <w:vAlign w:val="center"/>
+          </w:tcPr>
+          <w:p>
+            <w:pPr>
+              <w:jc w:val="center"/>
+            </w:pPr>
+            <w:r>
+              <w:rPr>
+                <w:rFonts w:ascii="Times New Roman" w:hAnsi="Times New Roman"/>
+                <w:b/>
+                <w:i w:val="0"/>
+                <w:sz w:val="22"/>
+                <w:u w:val="none"/>
+              </w:rPr>
+              <w:t>5</w:t>
+            </w:r>
+          </w:p>
+        </w:tc>
+        <w:tc>
+          <w:tcPr>
+            <w:tcW w:type="dxa" w:w="567"/>
+            <w:vAlign w:val="center"/>
+          </w:tcPr>
+          <w:p>
+            <w:pPr>
+              <w:jc w:val="center"/>
+            </w:pPr>
+            <w:r>
+              <w:rPr>
+                <w:rFonts w:ascii="Times New Roman" w:hAnsi="Times New Roman"/>
+                <w:b/>
+                <w:i w:val="0"/>
+                <w:sz w:val="22"/>
+                <w:u w:val="none"/>
+              </w:rPr>
+            </w:r>
+          </w:p>
+        </w:tc>
+        <w:tc>
+          <w:tcPr>
+            <w:tcW w:type="dxa" w:w="737"/>
+            <w:vAlign w:val="center"/>
+          </w:tcPr>
+          <w:p>
+            <w:pPr>
+              <w:jc w:val="center"/>
+            </w:pPr>
+            <w:r>
+              <w:rPr>
+                <w:rFonts w:ascii="Times New Roman" w:hAnsi="Times New Roman"/>
+                <w:b/>
+                <w:i w:val="0"/>
+                <w:sz w:val="22"/>
+                <w:u w:val="none"/>
+              </w:rPr>
+            </w:r>
+          </w:p>
+        </w:tc>
+        <w:tc>
+          <w:tcPr>
+            <w:tcW w:type="dxa" w:w="4649"/>
+            <w:vAlign w:val="center"/>
+          </w:tcPr>
+          <w:p>
+            <w:pPr>
+              <w:jc w:val="center"/>
+            </w:pPr>
+            <w:r>
+              <w:rPr>
+                <w:rFonts w:ascii="Times New Roman" w:hAnsi="Times New Roman"/>
+                <w:b/>
+                <w:i w:val="0"/>
+                <w:sz w:val="22"/>
+                <w:u w:val="none"/>
+              </w:rPr>
+              <w:t>Program Listing</w:t>
+            </w:r>
+          </w:p>
+        </w:tc>
+        <w:tc>
+          <w:tcPr>
+            <w:tcW w:type="dxa" w:w="1020"/>
+            <w:vAlign w:val="center"/>
+          </w:tcPr>
+          <w:p>
+            <w:pPr>
+              <w:jc w:val="center"/>
+            </w:pPr>
+            <w:r>
+              <w:rPr>
+                <w:rFonts w:ascii="Times New Roman" w:hAnsi="Times New Roman"/>
+                <w:b/>
+                <w:i w:val="0"/>
+                <w:sz w:val="22"/>
+                <w:u w:val="none"/>
+              </w:rPr>
+            </w:r>
+          </w:p>
+        </w:tc>
+        <w:tc>
+          <w:tcPr>
+            <w:tcW w:type="dxa" w:w="1417"/>
+            <w:vAlign w:val="center"/>
+          </w:tcPr>
+          <w:p>
+            <w:pPr>
+              <w:jc w:val="center"/>
+            </w:pPr>
+            <w:r>
+              <w:rPr>
+                <w:rFonts w:ascii="Times New Roman" w:hAnsi="Times New Roman"/>
+                <w:b/>
+                <w:i w:val="0"/>
+                <w:sz w:val="22"/>
+                <w:u w:val="none"/>
+              </w:rPr>
+            </w:r>
+          </w:p>
+        </w:tc>
+      </w:tr>
+      <w:tr>
+        <w:tc>
+          <w:tcPr>
+            <w:tcW w:type="dxa" w:w="567"/>
+            <w:vAlign w:val="center"/>
+          </w:tcPr>
+          <w:p>
+            <w:pPr>
+              <w:jc w:val="center"/>
+            </w:pPr>
+            <w:r>
+              <w:rPr>
+                <w:rFonts w:ascii="Times New Roman" w:hAnsi="Times New Roman"/>
+                <w:b w:val="0"/>
+                <w:i w:val="0"/>
+                <w:sz w:val="22"/>
+                <w:u w:val="none"/>
+              </w:rPr>
+            </w:r>
+          </w:p>
+        </w:tc>
+        <w:tc>
+          <w:tcPr>
+            <w:tcW w:type="dxa" w:w="567"/>
+            <w:vAlign w:val="center"/>
+          </w:tcPr>
+          <w:p>
+            <w:pPr>
+              <w:jc w:val="center"/>
+            </w:pPr>
+            <w:r>
+              <w:rPr>
+                <w:rFonts w:ascii="Times New Roman" w:hAnsi="Times New Roman"/>
+                <w:b w:val="0"/>
+                <w:i w:val="0"/>
+                <w:sz w:val="22"/>
+                <w:u w:val="none"/>
+              </w:rPr>
+              <w:t>5.1</w:t>
+            </w:r>
+          </w:p>
+        </w:tc>
+        <w:tc>
+          <w:tcPr>
+            <w:tcW w:type="dxa" w:w="737"/>
+            <w:vAlign w:val="center"/>
+          </w:tcPr>
+          <w:p>
+            <w:pPr>
+              <w:jc w:val="center"/>
+            </w:pPr>
+            <w:r>
+              <w:rPr>
+                <w:rFonts w:ascii="Times New Roman" w:hAnsi="Times New Roman"/>
+                <w:b w:val="0"/>
+                <w:i w:val="0"/>
+                <w:sz w:val="22"/>
+                <w:u w:val="none"/>
+              </w:rPr>
+            </w:r>
+          </w:p>
+        </w:tc>
+        <w:tc>
+          <w:tcPr>
+            <w:tcW w:type="dxa" w:w="4649"/>
+            <w:vAlign w:val="center"/>
+          </w:tcPr>
+          <w:p>
+            <w:pPr>
+              <w:jc w:val="center"/>
+            </w:pPr>
+            <w:r>
+              <w:rPr>
+                <w:rFonts w:ascii="Times New Roman" w:hAnsi="Times New Roman"/>
+                <w:b w:val="0"/>
+                <w:i w:val="0"/>
+                <w:sz w:val="22"/>
+                <w:u w:val="none"/>
+              </w:rPr>
+              <w:t>Cost Estimation</w:t>
+            </w:r>
+          </w:p>
+        </w:tc>
+        <w:tc>
+          <w:tcPr>
+            <w:tcW w:type="dxa" w:w="1020"/>
+            <w:vAlign w:val="center"/>
+          </w:tcPr>
+          <w:p>
+            <w:pPr>
+              <w:jc w:val="center"/>
+            </w:pPr>
+            <w:r>
+              <w:rPr>
+                <w:rFonts w:ascii="Times New Roman" w:hAnsi="Times New Roman"/>
+                <w:b w:val="0"/>
+                <w:i w:val="0"/>
+                <w:sz w:val="22"/>
+                <w:u w:val="none"/>
+              </w:rPr>
+            </w:r>
+          </w:p>
+        </w:tc>
+        <w:tc>
+          <w:tcPr>
+            <w:tcW w:type="dxa" w:w="1417"/>
+            <w:vAlign w:val="center"/>
+          </w:tcPr>
+          <w:p>
+            <w:pPr>
+              <w:jc w:val="center"/>
+            </w:pPr>
+            <w:r>
+              <w:rPr>
+                <w:rFonts w:ascii="Times New Roman" w:hAnsi="Times New Roman"/>
+                <w:b w:val="0"/>
+                <w:i w:val="0"/>
+                <w:sz w:val="22"/>
+                <w:u w:val="none"/>
+              </w:rPr>
+            </w:r>
+          </w:p>
+        </w:tc>
+      </w:tr>
+      <w:tr>
+        <w:tc>
+          <w:tcPr>
+            <w:tcW w:type="dxa" w:w="567"/>
+            <w:vAlign w:val="center"/>
+          </w:tcPr>
+          <w:p>
+            <w:pPr>
+              <w:jc w:val="center"/>
+            </w:pPr>
+            <w:r>
+              <w:rPr>
+                <w:rFonts w:ascii="Times New Roman" w:hAnsi="Times New Roman"/>
+                <w:b w:val="0"/>
+                <w:i w:val="0"/>
+                <w:sz w:val="22"/>
+                <w:u w:val="none"/>
+              </w:rPr>
+            </w:r>
+          </w:p>
+        </w:tc>
+        <w:tc>
+          <w:tcPr>
+            <w:tcW w:type="dxa" w:w="567"/>
+            <w:vAlign w:val="center"/>
+          </w:tcPr>
+          <w:p>
+            <w:pPr>
+              <w:jc w:val="center"/>
+            </w:pPr>
+            <w:r>
+              <w:rPr>
+                <w:rFonts w:ascii="Times New Roman" w:hAnsi="Times New Roman"/>
+                <w:b w:val="0"/>
+                <w:i w:val="0"/>
+                <w:sz w:val="22"/>
+                <w:u w:val="none"/>
+              </w:rPr>
+              <w:t>5.2</w:t>
+            </w:r>
+          </w:p>
+        </w:tc>
+        <w:tc>
+          <w:tcPr>
+            <w:tcW w:type="dxa" w:w="737"/>
+            <w:vAlign w:val="center"/>
+          </w:tcPr>
+          <w:p>
+            <w:pPr>
+              <w:jc w:val="center"/>
+            </w:pPr>
+            <w:r>
+              <w:rPr>
+                <w:rFonts w:ascii="Times New Roman" w:hAnsi="Times New Roman"/>
+                <w:b w:val="0"/>
+                <w:i w:val="0"/>
+                <w:sz w:val="22"/>
+                <w:u w:val="none"/>
+              </w:rPr>
+            </w:r>
+          </w:p>
+        </w:tc>
+        <w:tc>
+          <w:tcPr>
+            <w:tcW w:type="dxa" w:w="4649"/>
+            <w:vAlign w:val="center"/>
+          </w:tcPr>
+          <w:p>
+            <w:pPr>
+              <w:jc w:val="center"/>
+            </w:pPr>
+            <w:r>
+              <w:rPr>
+                <w:rFonts w:ascii="Times New Roman" w:hAnsi="Times New Roman"/>
+                <w:b w:val="0"/>
+                <w:i w:val="0"/>
+                <w:sz w:val="22"/>
+                <w:u w:val="none"/>
+              </w:rPr>
+              <w:t>Schema Design</w:t>
+            </w:r>
+          </w:p>
+        </w:tc>
+        <w:tc>
+          <w:tcPr>
+            <w:tcW w:type="dxa" w:w="1020"/>
+            <w:vAlign w:val="center"/>
+          </w:tcPr>
+          <w:p>
+            <w:pPr>
+              <w:jc w:val="center"/>
+            </w:pPr>
+            <w:r>
+              <w:rPr>
+                <w:rFonts w:ascii="Times New Roman" w:hAnsi="Times New Roman"/>
+                <w:b w:val="0"/>
+                <w:i w:val="0"/>
+                <w:sz w:val="22"/>
+                <w:u w:val="none"/>
+              </w:rPr>
+            </w:r>
+          </w:p>
+        </w:tc>
+        <w:tc>
+          <w:tcPr>
+            <w:tcW w:type="dxa" w:w="1417"/>
+            <w:vAlign w:val="center"/>
+          </w:tcPr>
+          <w:p>
+            <w:pPr>
+              <w:jc w:val="center"/>
+            </w:pPr>
+            <w:r>
+              <w:rPr>
+                <w:rFonts w:ascii="Times New Roman" w:hAnsi="Times New Roman"/>
+                <w:b w:val="0"/>
+                <w:i w:val="0"/>
+                <w:sz w:val="22"/>
+                <w:u w:val="none"/>
+              </w:rPr>
+            </w:r>
+          </w:p>
+        </w:tc>
+      </w:tr>
+      <w:tr>
+        <w:tc>
+          <w:tcPr>
+            <w:tcW w:type="dxa" w:w="567"/>
+            <w:vAlign w:val="center"/>
+          </w:tcPr>
+          <w:p>
+            <w:pPr>
+              <w:jc w:val="center"/>
+            </w:pPr>
+            <w:r>
+              <w:rPr>
+                <w:rFonts w:ascii="Times New Roman" w:hAnsi="Times New Roman"/>
+                <w:b w:val="0"/>
+                <w:i w:val="0"/>
+                <w:sz w:val="22"/>
+                <w:u w:val="none"/>
+              </w:rPr>
+            </w:r>
+          </w:p>
+        </w:tc>
+        <w:tc>
+          <w:tcPr>
+            <w:tcW w:type="dxa" w:w="567"/>
+            <w:vAlign w:val="center"/>
+          </w:tcPr>
+          <w:p>
+            <w:pPr>
+              <w:jc w:val="center"/>
+            </w:pPr>
+            <w:r>
+              <w:rPr>
+                <w:rFonts w:ascii="Times New Roman" w:hAnsi="Times New Roman"/>
+                <w:b w:val="0"/>
+                <w:i w:val="0"/>
+                <w:sz w:val="22"/>
+                <w:u w:val="none"/>
+              </w:rPr>
+              <w:t>5.3</w:t>
+            </w:r>
+          </w:p>
+        </w:tc>
+        <w:tc>
+          <w:tcPr>
+            <w:tcW w:type="dxa" w:w="737"/>
+            <w:vAlign w:val="center"/>
+          </w:tcPr>
+          <w:p>
+            <w:pPr>
+              <w:jc w:val="center"/>
+            </w:pPr>
+            <w:r>
+              <w:rPr>
+                <w:rFonts w:ascii="Times New Roman" w:hAnsi="Times New Roman"/>
+                <w:b w:val="0"/>
+                <w:i w:val="0"/>
+                <w:sz w:val="22"/>
+                <w:u w:val="none"/>
+              </w:rPr>
+            </w:r>
+          </w:p>
+        </w:tc>
+        <w:tc>
+          <w:tcPr>
+            <w:tcW w:type="dxa" w:w="4649"/>
+            <w:vAlign w:val="center"/>
+          </w:tcPr>
+          <w:p>
+            <w:pPr>
+              <w:jc w:val="center"/>
+            </w:pPr>
+            <w:r>
+              <w:rPr>
+                <w:rFonts w:ascii="Times New Roman" w:hAnsi="Times New Roman"/>
+                <w:b w:val="0"/>
+                <w:i w:val="0"/>
+                <w:sz w:val="22"/>
+                <w:u w:val="none"/>
+              </w:rPr>
+              <w:t>User Manual With Screenshots</w:t>
+            </w:r>
+          </w:p>
+        </w:tc>
+        <w:tc>
+          <w:tcPr>
+            <w:tcW w:type="dxa" w:w="1020"/>
+            <w:vAlign w:val="center"/>
+          </w:tcPr>
+          <w:p>
+            <w:pPr>
+              <w:jc w:val="center"/>
+            </w:pPr>
+            <w:r>
+              <w:rPr>
+                <w:rFonts w:ascii="Times New Roman" w:hAnsi="Times New Roman"/>
+                <w:b w:val="0"/>
+                <w:i w:val="0"/>
+                <w:sz w:val="22"/>
+                <w:u w:val="none"/>
+              </w:rPr>
+            </w:r>
+          </w:p>
+        </w:tc>
+        <w:tc>
+          <w:tcPr>
+            <w:tcW w:type="dxa" w:w="1417"/>
+            <w:vAlign w:val="center"/>
+          </w:tcPr>
+          <w:p>
+            <w:pPr>
+              <w:jc w:val="center"/>
+            </w:pPr>
+            <w:r>
+              <w:rPr>
+                <w:rFonts w:ascii="Times New Roman" w:hAnsi="Times New Roman"/>
+                <w:b w:val="0"/>
+                <w:i w:val="0"/>
+                <w:sz w:val="22"/>
+                <w:u w:val="none"/>
+              </w:rPr>
+            </w:r>
+          </w:p>
+        </w:tc>
+      </w:tr>
+      <w:tr>
+        <w:tc>
+          <w:tcPr>
+            <w:tcW w:type="dxa" w:w="567"/>
+            <w:vAlign w:val="center"/>
+          </w:tcPr>
+          <w:p>
+            <w:pPr>
+              <w:jc w:val="center"/>
+            </w:pPr>
+            <w:r>
+              <w:rPr>
+                <w:rFonts w:ascii="Times New Roman" w:hAnsi="Times New Roman"/>
+                <w:b w:val="0"/>
+                <w:i w:val="0"/>
+                <w:sz w:val="22"/>
+                <w:u w:val="none"/>
+              </w:rPr>
+            </w:r>
+          </w:p>
+        </w:tc>
+        <w:tc>
+          <w:tcPr>
+            <w:tcW w:type="dxa" w:w="567"/>
+            <w:vAlign w:val="center"/>
+          </w:tcPr>
+          <w:p>
+            <w:pPr>
+              <w:jc w:val="center"/>
+            </w:pPr>
+            <w:r>
+              <w:rPr>
+                <w:rFonts w:ascii="Times New Roman" w:hAnsi="Times New Roman"/>
+                <w:b w:val="0"/>
+                <w:i w:val="0"/>
+                <w:sz w:val="22"/>
+                <w:u w:val="none"/>
+              </w:rPr>
+              <w:t>5.4</w:t>
+            </w:r>
+          </w:p>
+        </w:tc>
+        <w:tc>
+          <w:tcPr>
+            <w:tcW w:type="dxa" w:w="737"/>
+            <w:vAlign w:val="center"/>
+          </w:tcPr>
+          <w:p>
+            <w:pPr>
+              <w:jc w:val="center"/>
+            </w:pPr>
+            <w:r>
+              <w:rPr>
+                <w:rFonts w:ascii="Times New Roman" w:hAnsi="Times New Roman"/>
+                <w:b w:val="0"/>
+                <w:i w:val="0"/>
+                <w:sz w:val="22"/>
+                <w:u w:val="none"/>
+              </w:rPr>
+            </w:r>
+          </w:p>
+        </w:tc>
+        <w:tc>
+          <w:tcPr>
+            <w:tcW w:type="dxa" w:w="4649"/>
+            <w:vAlign w:val="center"/>
+          </w:tcPr>
+          <w:p>
+            <w:pPr>
+              <w:jc w:val="center"/>
+            </w:pPr>
+            <w:r>
+              <w:rPr>
+                <w:rFonts w:ascii="Times New Roman" w:hAnsi="Times New Roman"/>
+                <w:b w:val="0"/>
+                <w:i w:val="0"/>
+                <w:sz w:val="22"/>
+                <w:u w:val="none"/>
+              </w:rPr>
+              <w:t>Test Cases Design</w:t>
+            </w:r>
+          </w:p>
+        </w:tc>
+        <w:tc>
+          <w:tcPr>
+            <w:tcW w:type="dxa" w:w="1020"/>
+            <w:vAlign w:val="center"/>
+          </w:tcPr>
+          <w:p>
+            <w:pPr>
+              <w:jc w:val="center"/>
+            </w:pPr>
+            <w:r>
+              <w:rPr>
+                <w:rFonts w:ascii="Times New Roman" w:hAnsi="Times New Roman"/>
+                <w:b w:val="0"/>
+                <w:i w:val="0"/>
+                <w:sz w:val="22"/>
+                <w:u w:val="none"/>
+              </w:rPr>
+            </w:r>
+          </w:p>
+        </w:tc>
+        <w:tc>
+          <w:tcPr>
+            <w:tcW w:type="dxa" w:w="1417"/>
+            <w:vAlign w:val="center"/>
+          </w:tcPr>
+          <w:p>
+            <w:pPr>
+              <w:jc w:val="center"/>
+            </w:pPr>
+            <w:r>
+              <w:rPr>
+                <w:rFonts w:ascii="Times New Roman" w:hAnsi="Times New Roman"/>
+                <w:b w:val="0"/>
+                <w:i w:val="0"/>
+                <w:sz w:val="22"/>
+                <w:u w:val="none"/>
+              </w:rPr>
+            </w:r>
+          </w:p>
+        </w:tc>
+      </w:tr>
+      <w:tr>
+        <w:tc>
+          <w:tcPr>
+            <w:tcW w:type="dxa" w:w="567"/>
+            <w:vAlign w:val="center"/>
+          </w:tcPr>
+          <w:p>
+            <w:pPr>
+              <w:jc w:val="center"/>
+            </w:pPr>
+            <w:r>
+              <w:rPr>
+                <w:rFonts w:ascii="Times New Roman" w:hAnsi="Times New Roman"/>
+                <w:b/>
+                <w:i w:val="0"/>
+                <w:sz w:val="22"/>
+                <w:u w:val="none"/>
+              </w:rPr>
+              <w:t>6</w:t>
+            </w:r>
+          </w:p>
+        </w:tc>
+        <w:tc>
+          <w:tcPr>
+            <w:tcW w:type="dxa" w:w="567"/>
+            <w:vAlign w:val="center"/>
+          </w:tcPr>
+          <w:p>
+            <w:pPr>
+              <w:jc w:val="center"/>
+            </w:pPr>
+            <w:r>
+              <w:rPr>
+                <w:rFonts w:ascii="Times New Roman" w:hAnsi="Times New Roman"/>
+                <w:b/>
+                <w:i w:val="0"/>
+                <w:sz w:val="22"/>
+                <w:u w:val="none"/>
+              </w:rPr>
+            </w:r>
+          </w:p>
+        </w:tc>
+        <w:tc>
+          <w:tcPr>
+            <w:tcW w:type="dxa" w:w="737"/>
+            <w:vAlign w:val="center"/>
+          </w:tcPr>
+          <w:p>
+            <w:pPr>
+              <w:jc w:val="center"/>
+            </w:pPr>
+            <w:r>
+              <w:rPr>
+                <w:rFonts w:ascii="Times New Roman" w:hAnsi="Times New Roman"/>
+                <w:b/>
+                <w:i w:val="0"/>
+                <w:sz w:val="22"/>
+                <w:u w:val="none"/>
+              </w:rPr>
+            </w:r>
+          </w:p>
+        </w:tc>
+        <w:tc>
+          <w:tcPr>
+            <w:tcW w:type="dxa" w:w="4649"/>
+            <w:vAlign w:val="center"/>
+          </w:tcPr>
+          <w:p>
+            <w:pPr>
+              <w:jc w:val="center"/>
+            </w:pPr>
+            <w:r>
+              <w:rPr>
+                <w:rFonts w:ascii="Times New Roman" w:hAnsi="Times New Roman"/>
+                <w:b/>
+                <w:i w:val="0"/>
+                <w:sz w:val="22"/>
+                <w:u w:val="none"/>
+              </w:rPr>
+              <w:t>Conclusion</w:t>
+            </w:r>
+          </w:p>
+        </w:tc>
+        <w:tc>
+          <w:tcPr>
+            <w:tcW w:type="dxa" w:w="1020"/>
+            <w:vAlign w:val="center"/>
+          </w:tcPr>
+          <w:p>
+            <w:pPr>
+              <w:jc w:val="center"/>
+            </w:pPr>
+            <w:r>
+              <w:rPr>
+                <w:rFonts w:ascii="Times New Roman" w:hAnsi="Times New Roman"/>
+                <w:b/>
+                <w:i w:val="0"/>
+                <w:sz w:val="22"/>
+                <w:u w:val="none"/>
+              </w:rPr>
+            </w:r>
+          </w:p>
+        </w:tc>
+        <w:tc>
+          <w:tcPr>
+            <w:tcW w:type="dxa" w:w="1417"/>
+            <w:vAlign w:val="center"/>
+          </w:tcPr>
+          <w:p>
+            <w:pPr>
+              <w:jc w:val="center"/>
+            </w:pPr>
+            <w:r>
+              <w:rPr>
+                <w:rFonts w:ascii="Times New Roman" w:hAnsi="Times New Roman"/>
+                <w:b/>
+                <w:i w:val="0"/>
+                <w:sz w:val="22"/>
+                <w:u w:val="none"/>
+              </w:rPr>
+            </w:r>
+          </w:p>
+        </w:tc>
+      </w:tr>
+      <w:tr>
+        <w:tc>
+          <w:tcPr>
+            <w:tcW w:type="dxa" w:w="567"/>
+            <w:vAlign w:val="center"/>
+          </w:tcPr>
+          <w:p>
+            <w:pPr>
+              <w:jc w:val="center"/>
+            </w:pPr>
+            <w:r>
+              <w:rPr>
+                <w:rFonts w:ascii="Times New Roman" w:hAnsi="Times New Roman"/>
+                <w:b w:val="0"/>
+                <w:i w:val="0"/>
+                <w:sz w:val="22"/>
+                <w:u w:val="none"/>
+              </w:rPr>
+            </w:r>
+          </w:p>
+        </w:tc>
+        <w:tc>
+          <w:tcPr>
+            <w:tcW w:type="dxa" w:w="567"/>
+            <w:vAlign w:val="center"/>
+          </w:tcPr>
+          <w:p>
+            <w:pPr>
+              <w:jc w:val="center"/>
+            </w:pPr>
+            <w:r>
+              <w:rPr>
+                <w:rFonts w:ascii="Times New Roman" w:hAnsi="Times New Roman"/>
+                <w:b w:val="0"/>
+                <w:i w:val="0"/>
+                <w:sz w:val="22"/>
+                <w:u w:val="none"/>
+              </w:rPr>
+              <w:t>6.1</w:t>
+            </w:r>
+          </w:p>
+        </w:tc>
+        <w:tc>
+          <w:tcPr>
+            <w:tcW w:type="dxa" w:w="737"/>
+            <w:vAlign w:val="center"/>
+          </w:tcPr>
+          <w:p>
+            <w:pPr>
+              <w:jc w:val="center"/>
+            </w:pPr>
+            <w:r>
+              <w:rPr>
+                <w:rFonts w:ascii="Times New Roman" w:hAnsi="Times New Roman"/>
+                <w:b w:val="0"/>
+                <w:i w:val="0"/>
+                <w:sz w:val="22"/>
+                <w:u w:val="none"/>
+              </w:rPr>
+            </w:r>
+          </w:p>
+        </w:tc>
+        <w:tc>
+          <w:tcPr>
+            <w:tcW w:type="dxa" w:w="4649"/>
+            <w:vAlign w:val="center"/>
+          </w:tcPr>
+          <w:p>
+            <w:pPr>
+              <w:jc w:val="center"/>
+            </w:pPr>
+            <w:r>
+              <w:rPr>
+                <w:rFonts w:ascii="Times New Roman" w:hAnsi="Times New Roman"/>
+                <w:b w:val="0"/>
+                <w:i w:val="0"/>
+                <w:sz w:val="22"/>
+                <w:u w:val="none"/>
+              </w:rPr>
+              <w:t>Conclusion</w:t>
+            </w:r>
+          </w:p>
+        </w:tc>
+        <w:tc>
+          <w:tcPr>
+            <w:tcW w:type="dxa" w:w="1020"/>
+            <w:vAlign w:val="center"/>
+          </w:tcPr>
+          <w:p>
+            <w:pPr>
+              <w:jc w:val="center"/>
+            </w:pPr>
+            <w:r>
+              <w:rPr>
+                <w:rFonts w:ascii="Times New Roman" w:hAnsi="Times New Roman"/>
+                <w:b w:val="0"/>
+                <w:i w:val="0"/>
+                <w:sz w:val="22"/>
+                <w:u w:val="none"/>
+              </w:rPr>
+            </w:r>
+          </w:p>
+        </w:tc>
+        <w:tc>
+          <w:tcPr>
+            <w:tcW w:type="dxa" w:w="1417"/>
+            <w:vAlign w:val="center"/>
+          </w:tcPr>
+          <w:p>
+            <w:pPr>
+              <w:jc w:val="center"/>
+            </w:pPr>
+            <w:r>
+              <w:rPr>
+                <w:rFonts w:ascii="Times New Roman" w:hAnsi="Times New Roman"/>
+                <w:b w:val="0"/>
+                <w:i w:val="0"/>
+                <w:sz w:val="22"/>
+                <w:u w:val="none"/>
+              </w:rPr>
+            </w:r>
+          </w:p>
+        </w:tc>
+      </w:tr>
+      <w:tr>
+        <w:tc>
+          <w:tcPr>
+            <w:tcW w:type="dxa" w:w="567"/>
+            <w:vAlign w:val="center"/>
+          </w:tcPr>
+          <w:p>
+            <w:pPr>
+              <w:jc w:val="center"/>
+            </w:pPr>
+            <w:r>
+              <w:rPr>
+                <w:rFonts w:ascii="Times New Roman" w:hAnsi="Times New Roman"/>
+                <w:b w:val="0"/>
+                <w:i w:val="0"/>
+                <w:sz w:val="22"/>
+                <w:u w:val="none"/>
+              </w:rPr>
+            </w:r>
+          </w:p>
+        </w:tc>
+        <w:tc>
+          <w:tcPr>
+            <w:tcW w:type="dxa" w:w="567"/>
+            <w:vAlign w:val="center"/>
+          </w:tcPr>
+          <w:p>
+            <w:pPr>
+              <w:jc w:val="center"/>
+            </w:pPr>
+            <w:r>
+              <w:rPr>
+                <w:rFonts w:ascii="Times New Roman" w:hAnsi="Times New Roman"/>
+                <w:b w:val="0"/>
+                <w:i w:val="0"/>
+                <w:sz w:val="22"/>
+                <w:u w:val="none"/>
+              </w:rPr>
+              <w:t>6.2</w:t>
+            </w:r>
+          </w:p>
+        </w:tc>
+        <w:tc>
+          <w:tcPr>
+            <w:tcW w:type="dxa" w:w="737"/>
+            <w:vAlign w:val="center"/>
+          </w:tcPr>
+          <w:p>
+            <w:pPr>
+              <w:jc w:val="center"/>
+            </w:pPr>
+            <w:r>
+              <w:rPr>
+                <w:rFonts w:ascii="Times New Roman" w:hAnsi="Times New Roman"/>
+                <w:b w:val="0"/>
+                <w:i w:val="0"/>
+                <w:sz w:val="22"/>
+                <w:u w:val="none"/>
+              </w:rPr>
+            </w:r>
+          </w:p>
+        </w:tc>
+        <w:tc>
+          <w:tcPr>
+            <w:tcW w:type="dxa" w:w="4649"/>
+            <w:vAlign w:val="center"/>
+          </w:tcPr>
+          <w:p>
+            <w:pPr>
+              <w:jc w:val="center"/>
+            </w:pPr>
+            <w:r>
+              <w:rPr>
+                <w:rFonts w:ascii="Times New Roman" w:hAnsi="Times New Roman"/>
+                <w:b w:val="0"/>
+                <w:i w:val="0"/>
+                <w:sz w:val="22"/>
+                <w:u w:val="none"/>
+              </w:rPr>
+              <w:t>Limitations of the System</w:t>
+            </w:r>
+          </w:p>
+        </w:tc>
+        <w:tc>
+          <w:tcPr>
+            <w:tcW w:type="dxa" w:w="1020"/>
+            <w:vAlign w:val="center"/>
+          </w:tcPr>
+          <w:p>
+            <w:pPr>
+              <w:jc w:val="center"/>
+            </w:pPr>
+            <w:r>
+              <w:rPr>
+                <w:rFonts w:ascii="Times New Roman" w:hAnsi="Times New Roman"/>
+                <w:b w:val="0"/>
+                <w:i w:val="0"/>
+                <w:sz w:val="22"/>
+                <w:u w:val="none"/>
+              </w:rPr>
+            </w:r>
+          </w:p>
+        </w:tc>
+        <w:tc>
+          <w:tcPr>
+            <w:tcW w:type="dxa" w:w="1417"/>
+            <w:vAlign w:val="center"/>
+          </w:tcPr>
+          <w:p>
+            <w:pPr>
+              <w:jc w:val="center"/>
+            </w:pPr>
+            <w:r>
+              <w:rPr>
+                <w:rFonts w:ascii="Times New Roman" w:hAnsi="Times New Roman"/>
+                <w:b w:val="0"/>
+                <w:i w:val="0"/>
+                <w:sz w:val="22"/>
+                <w:u w:val="none"/>
+              </w:rPr>
+            </w:r>
+          </w:p>
+        </w:tc>
+      </w:tr>
+      <w:tr>
+        <w:tc>
+          <w:tcPr>
+            <w:tcW w:type="dxa" w:w="567"/>
+            <w:vAlign w:val="center"/>
+          </w:tcPr>
+          <w:p>
+            <w:pPr>
+              <w:jc w:val="center"/>
+            </w:pPr>
+            <w:r>
+              <w:rPr>
+                <w:rFonts w:ascii="Times New Roman" w:hAnsi="Times New Roman"/>
+                <w:b w:val="0"/>
+                <w:i w:val="0"/>
+                <w:sz w:val="22"/>
+                <w:u w:val="none"/>
+              </w:rPr>
+            </w:r>
+          </w:p>
+        </w:tc>
+        <w:tc>
+          <w:tcPr>
+            <w:tcW w:type="dxa" w:w="567"/>
+            <w:vAlign w:val="center"/>
+          </w:tcPr>
+          <w:p>
+            <w:pPr>
+              <w:jc w:val="center"/>
+            </w:pPr>
+            <w:r>
+              <w:rPr>
+                <w:rFonts w:ascii="Times New Roman" w:hAnsi="Times New Roman"/>
+                <w:b w:val="0"/>
+                <w:i w:val="0"/>
+                <w:sz w:val="22"/>
+                <w:u w:val="none"/>
+              </w:rPr>
+              <w:t>6.3</w:t>
+            </w:r>
+          </w:p>
+        </w:tc>
+        <w:tc>
+          <w:tcPr>
+            <w:tcW w:type="dxa" w:w="737"/>
+            <w:vAlign w:val="center"/>
+          </w:tcPr>
+          <w:p>
+            <w:pPr>
+              <w:jc w:val="center"/>
+            </w:pPr>
+            <w:r>
+              <w:rPr>
+                <w:rFonts w:ascii="Times New Roman" w:hAnsi="Times New Roman"/>
+                <w:b w:val="0"/>
+                <w:i w:val="0"/>
+                <w:sz w:val="22"/>
+                <w:u w:val="none"/>
+              </w:rPr>
+            </w:r>
+          </w:p>
+        </w:tc>
+        <w:tc>
+          <w:tcPr>
+            <w:tcW w:type="dxa" w:w="4649"/>
+            <w:vAlign w:val="center"/>
+          </w:tcPr>
+          <w:p>
+            <w:pPr>
+              <w:jc w:val="center"/>
+            </w:pPr>
+            <w:r>
+              <w:rPr>
+                <w:rFonts w:ascii="Times New Roman" w:hAnsi="Times New Roman"/>
+                <w:b w:val="0"/>
+                <w:i w:val="0"/>
+                <w:sz w:val="22"/>
+                <w:u w:val="none"/>
+              </w:rPr>
+              <w:t>Future Scope of the Project</w:t>
+            </w:r>
+          </w:p>
+        </w:tc>
+        <w:tc>
+          <w:tcPr>
+            <w:tcW w:type="dxa" w:w="1020"/>
+            <w:vAlign w:val="center"/>
+          </w:tcPr>
+          <w:p>
+            <w:pPr>
+              <w:jc w:val="center"/>
+            </w:pPr>
+            <w:r>
+              <w:rPr>
+                <w:rFonts w:ascii="Times New Roman" w:hAnsi="Times New Roman"/>
+                <w:b w:val="0"/>
+                <w:i w:val="0"/>
+                <w:sz w:val="22"/>
+                <w:u w:val="none"/>
+              </w:rPr>
+            </w:r>
+          </w:p>
+        </w:tc>
+        <w:tc>
+          <w:tcPr>
+            <w:tcW w:type="dxa" w:w="1417"/>
+            <w:vAlign w:val="center"/>
+          </w:tcPr>
+          <w:p>
+            <w:pPr>
+              <w:jc w:val="center"/>
+            </w:pPr>
+            <w:r>
+              <w:rPr>
+                <w:rFonts w:ascii="Times New Roman" w:hAnsi="Times New Roman"/>
+                <w:b w:val="0"/>
+                <w:i w:val="0"/>
+                <w:sz w:val="22"/>
+                <w:u w:val="none"/>
+              </w:rPr>
+            </w:r>
+          </w:p>
+        </w:tc>
+      </w:tr>
+      <w:tr>
+        <w:tc>
+          <w:tcPr>
+            <w:tcW w:type="dxa" w:w="567"/>
+            <w:vAlign w:val="center"/>
+          </w:tcPr>
+          <w:p>
+            <w:pPr>
+              <w:jc w:val="center"/>
+            </w:pPr>
+            <w:r>
+              <w:rPr>
+                <w:rFonts w:ascii="Times New Roman" w:hAnsi="Times New Roman"/>
+                <w:b/>
+                <w:i w:val="0"/>
+                <w:sz w:val="22"/>
+                <w:u w:val="none"/>
+              </w:rPr>
+              <w:t>7</w:t>
+            </w:r>
+          </w:p>
+        </w:tc>
+        <w:tc>
+          <w:tcPr>
+            <w:tcW w:type="dxa" w:w="567"/>
+            <w:vAlign w:val="center"/>
+          </w:tcPr>
+          <w:p>
+            <w:pPr>
+              <w:jc w:val="center"/>
+            </w:pPr>
+            <w:r>
+              <w:rPr>
+                <w:rFonts w:ascii="Times New Roman" w:hAnsi="Times New Roman"/>
+                <w:b/>
+                <w:i w:val="0"/>
+                <w:sz w:val="22"/>
+                <w:u w:val="none"/>
+              </w:rPr>
+            </w:r>
+          </w:p>
+        </w:tc>
+        <w:tc>
+          <w:tcPr>
+            <w:tcW w:type="dxa" w:w="737"/>
+            <w:vAlign w:val="center"/>
+          </w:tcPr>
+          <w:p>
+            <w:pPr>
+              <w:jc w:val="center"/>
+            </w:pPr>
+            <w:r>
+              <w:rPr>
+                <w:rFonts w:ascii="Times New Roman" w:hAnsi="Times New Roman"/>
+                <w:b/>
+                <w:i w:val="0"/>
+                <w:sz w:val="22"/>
+                <w:u w:val="none"/>
+              </w:rPr>
+            </w:r>
+          </w:p>
+        </w:tc>
+        <w:tc>
+          <w:tcPr>
+            <w:tcW w:type="dxa" w:w="4649"/>
+            <w:vAlign w:val="center"/>
+          </w:tcPr>
+          <w:p>
+            <w:pPr>
+              <w:jc w:val="center"/>
+            </w:pPr>
+            <w:r>
+              <w:rPr>
+                <w:rFonts w:ascii="Times New Roman" w:hAnsi="Times New Roman"/>
+                <w:b/>
+                <w:i w:val="0"/>
+                <w:sz w:val="22"/>
+                <w:u w:val="none"/>
+              </w:rPr>
+              <w:t>Bibliography</w:t>
+            </w:r>
+          </w:p>
+        </w:tc>
+        <w:tc>
+          <w:tcPr>
+            <w:tcW w:type="dxa" w:w="1020"/>
+            <w:vAlign w:val="center"/>
+          </w:tcPr>
+          <w:p>
+            <w:pPr>
+              <w:jc w:val="center"/>
+            </w:pPr>
+            <w:r>
+              <w:rPr>
+                <w:rFonts w:ascii="Times New Roman" w:hAnsi="Times New Roman"/>
+                <w:b/>
+                <w:i w:val="0"/>
+                <w:sz w:val="22"/>
+                <w:u w:val="none"/>
+              </w:rPr>
+            </w:r>
+          </w:p>
+        </w:tc>
+        <w:tc>
+          <w:tcPr>
+            <w:tcW w:type="dxa" w:w="1417"/>
+            <w:vAlign w:val="center"/>
+          </w:tcPr>
+          <w:p>
+            <w:pPr>
+              <w:jc w:val="center"/>
+            </w:pPr>
+            <w:r>
+              <w:rPr>
+                <w:rFonts w:ascii="Times New Roman" w:hAnsi="Times New Roman"/>
+                <w:b/>
+                <w:i w:val="0"/>
+                <w:sz w:val="22"/>
+                <w:u w:val="none"/>
+              </w:rPr>
+            </w:r>
+          </w:p>
+        </w:tc>
+      </w:tr>
+    </w:tbl>
     <w:sectPr>
       <w:footerReference w:type="default" r:id="rId9"/>
       <w:pgSz w:w="11906" w:h="16838"/>

--- a/output/cover_test.docx
+++ b/output/cover_test.docx
@@ -798,7 +798,7 @@
           <w:sz w:val="24"/>
           <w:u w:val="none"/>
         </w:rPr>
-        <w:t>CLEANYTICS is an integrated Data Analytics and Business Intelligence platform designed to simplify the complete data analysis workflow through a unified web-based environment. The system enables users to upload datasets, perform data cleaning and transformation operations, analyze data, generate visualizations and dashboards, and obtain meaningful analytical insights without requiring extensive technical expertise. The platform provides features such as missing-value handling, duplicate removal, data standardization, column transformation, filtering, sorting and group-based analysis. It also incorporates an analytics and semantic layer that helps represent business-oriented measures and relationships within datasets. Users can create interactive dashboards using different visualization techniques and generate reports for further use. CLEANYTICS aims to reduce the complexity of traditional data preparation and Business Intelligence workflows by bringing data processing, visualization, analytics and reporting into a single platform. The system is developed using modern web technologies with a Next.js and React-based frontend and a Python FastAPI backend supported by data-processing libraries such as Pandas and NumPy. The proposed system provides a practical, scalable and user-friendly approach to transforming raw data into actionable information.</w:t>
+        <w:t>Cleanlytics is a web-based data analytics and cleaning platform that provides data preparation, analysis, and visualization through a single interface. It supports CSV, Excel, JSON and automatically profiles uploaded data to identify its structure, data types, missing values, and quality issues. The platform provides features such as missing-value handling, duplicate removal, data standardization, column transformation, filtering, sorting and group-based analysis. It also incorporates an analytics and semantic layer that helps represent business-oriented measures and relationships within datasets. Users can create interactive dashboards using different visualization techniques and generate reports for further use. The platform uses DuckDB as its server-side analytical engine for profiling, cleaning, joining, and aggregation. Its quality engine identifies issues such as missing values, duplicates, outliers, and type inconsistencies and provides suitable corrective actions. Cleanlytics also detects relationships between multiple tables and uses approved relationships to perform cross-table analysis through a semantic model. CLEANYTICS aims to reduce the complexity of traditional data preparation and Business Intelligence workflows by bringing data processing, visualization, analytics and reporting into a single platform. The system includes interactive dashboards, automatic dashboard generation, data export, and operation history with undo support. It is developed using Next.js 16, React 19, FastAPI, Python, and DuckDB, providing an integrated workflow from raw data to meaningful insights. The proposed system provides a practical, scalable and user-friendly approach to transforming raw data into actionable information.</w:t>
       </w:r>
     </w:p>
     <w:p>
@@ -6675,6 +6675,915 @@
         </w:tc>
       </w:tr>
     </w:tbl>
+    <w:p>
+      <w:r>
+        <w:br w:type="page"/>
+      </w:r>
+    </w:p>
+    <w:p>
+      <w:pPr>
+        <w:spacing w:before="0" w:after="200"/>
+      </w:pPr>
+      <w:r>
+        <w:rPr>
+          <w:rFonts w:ascii="Times New Roman" w:hAnsi="Times New Roman"/>
+          <w:b/>
+          <w:sz w:val="28"/>
+        </w:rPr>
+        <w:t>1.1 BACKGROUND OF THE PROJECT</w:t>
+      </w:r>
+    </w:p>
+    <w:p>
+      <w:pPr>
+        <w:spacing w:after="160" w:line="276" w:lineRule="auto"/>
+        <w:ind w:firstLine="360"/>
+      </w:pPr>
+      <w:r>
+        <w:rPr>
+          <w:rFonts w:ascii="Times New Roman" w:hAnsi="Times New Roman"/>
+          <w:sz w:val="24"/>
+        </w:rPr>
+        <w:t>In today's data-driven environment, organizations and individuals use datasets extensively for analysis and decision-making. However, raw data often contains missing values, duplicate records, inconsistent data types, and relationships that are not clearly defined. Preparing such data manually can be time-consuming and may lead to errors.</w:t>
+      </w:r>
+    </w:p>
+    <w:p>
+      <w:pPr>
+        <w:spacing w:after="160" w:line="276" w:lineRule="auto"/>
+        <w:ind w:firstLine="360"/>
+      </w:pPr>
+      <w:r>
+        <w:rPr>
+          <w:rFonts w:ascii="Times New Roman" w:hAnsi="Times New Roman"/>
+          <w:sz w:val="24"/>
+        </w:rPr>
+        <w:t>Existing tools often separate data cleaning, modelling, and visualization into different applications, and many require technical knowledge of SQL or Python. Cleanlytics was developed to address this problem by providing a single web-based platform for uploading, profiling, cleaning, modelling, analysing, and visualizing datasets.</w:t>
+      </w:r>
+    </w:p>
+    <w:p>
+      <w:pPr>
+        <w:spacing w:after="160" w:line="276" w:lineRule="auto"/>
+        <w:ind w:firstLine="360"/>
+      </w:pPr>
+      <w:r>
+        <w:rPr>
+          <w:rFonts w:ascii="Times New Roman" w:hAnsi="Times New Roman"/>
+          <w:sz w:val="24"/>
+        </w:rPr>
+        <w:t>The platform uses DuckDB as its analytical engine, allowing data to be processed efficiently on the server. With a Next.js frontend and FastAPI backend, Cleanlytics provides a simple interface through which users can work with their data without writing code.</w:t>
+      </w:r>
+    </w:p>
+    <w:p>
+      <w:r>
+        <w:br w:type="page"/>
+      </w:r>
+    </w:p>
+    <w:p>
+      <w:pPr>
+        <w:spacing w:before="0" w:after="200"/>
+      </w:pPr>
+      <w:r>
+        <w:rPr>
+          <w:rFonts w:ascii="Times New Roman" w:hAnsi="Times New Roman"/>
+          <w:b/>
+          <w:sz w:val="28"/>
+        </w:rPr>
+        <w:t>1.2 OBJECTIVES</w:t>
+      </w:r>
+    </w:p>
+    <w:p>
+      <w:pPr>
+        <w:pStyle w:val="ListNumber"/>
+        <w:spacing w:after="80"/>
+      </w:pPr>
+      <w:r>
+        <w:rPr>
+          <w:rFonts w:ascii="Times New Roman" w:hAnsi="Times New Roman"/>
+          <w:sz w:val="24"/>
+        </w:rPr>
+        <w:t>To provide automated profiling of uploaded datasets, including data types, missing values, distinct values, and semantic column roles.</w:t>
+      </w:r>
+    </w:p>
+    <w:p>
+      <w:pPr>
+        <w:pStyle w:val="ListNumber"/>
+        <w:spacing w:after="80"/>
+      </w:pPr>
+      <w:r>
+        <w:rPr>
+          <w:rFonts w:ascii="Times New Roman" w:hAnsi="Times New Roman"/>
+          <w:sz w:val="24"/>
+        </w:rPr>
+        <w:t>To identify common data quality issues such as duplicates, missing values, inconsistent types, outliers, and constant columns.</w:t>
+      </w:r>
+    </w:p>
+    <w:p>
+      <w:pPr>
+        <w:pStyle w:val="ListNumber"/>
+        <w:spacing w:after="80"/>
+      </w:pPr>
+      <w:r>
+        <w:rPr>
+          <w:rFonts w:ascii="Times New Roman" w:hAnsi="Times New Roman"/>
+          <w:sz w:val="24"/>
+        </w:rPr>
+        <w:t>To provide safe data cleaning and transformation operations with operation history and multi-step undo support.</w:t>
+      </w:r>
+    </w:p>
+    <w:p>
+      <w:pPr>
+        <w:pStyle w:val="ListNumber"/>
+        <w:spacing w:after="80"/>
+      </w:pPr>
+      <w:r>
+        <w:rPr>
+          <w:rFonts w:ascii="Times New Roman" w:hAnsi="Times New Roman"/>
+          <w:sz w:val="24"/>
+        </w:rPr>
+        <w:t>To automatically detect relationships between multiple tables and provide cardinality and confidence information.</w:t>
+      </w:r>
+    </w:p>
+    <w:p>
+      <w:pPr>
+        <w:pStyle w:val="ListNumber"/>
+        <w:spacing w:after="80"/>
+      </w:pPr>
+      <w:r>
+        <w:rPr>
+          <w:rFonts w:ascii="Times New Roman" w:hAnsi="Times New Roman"/>
+          <w:sz w:val="24"/>
+        </w:rPr>
+        <w:t>To develop a semantic model that uses approved relationships for accurate cross-table analytical queries.</w:t>
+      </w:r>
+    </w:p>
+    <w:p>
+      <w:pPr>
+        <w:pStyle w:val="ListNumber"/>
+        <w:spacing w:after="80"/>
+      </w:pPr>
+      <w:r>
+        <w:rPr>
+          <w:rFonts w:ascii="Times New Roman" w:hAnsi="Times New Roman"/>
+          <w:sz w:val="24"/>
+        </w:rPr>
+        <w:t>To provide interactive and automatic dashboards for presenting analytical results.</w:t>
+      </w:r>
+    </w:p>
+    <w:p>
+      <w:pPr>
+        <w:pStyle w:val="ListNumber"/>
+        <w:spacing w:after="80"/>
+      </w:pPr>
+      <w:r>
+        <w:rPr>
+          <w:rFonts w:ascii="Times New Roman" w:hAnsi="Times New Roman"/>
+          <w:sz w:val="24"/>
+        </w:rPr>
+        <w:t>To support exporting cleaned and transformed data in formats such as CSV, Excel, JSON, and Parquet.</w:t>
+      </w:r>
+    </w:p>
+    <w:p>
+      <w:pPr>
+        <w:pStyle w:val="ListNumber"/>
+        <w:spacing w:after="80"/>
+      </w:pPr>
+      <w:r>
+        <w:rPr>
+          <w:rFonts w:ascii="Times New Roman" w:hAnsi="Times New Roman"/>
+          <w:sz w:val="24"/>
+        </w:rPr>
+        <w:t>To use server-side DuckDB-based processing so that larger datasets can be analysed efficiently without loading the complete dataset into the browser.</w:t>
+      </w:r>
+    </w:p>
+    <w:p>
+      <w:r>
+        <w:br w:type="page"/>
+      </w:r>
+    </w:p>
+    <w:p>
+      <w:pPr>
+        <w:spacing w:before="0" w:after="200"/>
+      </w:pPr>
+      <w:r>
+        <w:rPr>
+          <w:rFonts w:ascii="Times New Roman" w:hAnsi="Times New Roman"/>
+          <w:b/>
+          <w:sz w:val="28"/>
+        </w:rPr>
+        <w:t>1.3 PURPOSE, SCOPE AND APPLICABILITY</w:t>
+      </w:r>
+    </w:p>
+    <w:p>
+      <w:pPr>
+        <w:spacing w:before="0" w:after="200"/>
+      </w:pPr>
+      <w:r>
+        <w:rPr>
+          <w:rFonts w:ascii="Times New Roman" w:hAnsi="Times New Roman"/>
+          <w:b/>
+          <w:sz w:val="24"/>
+        </w:rPr>
+        <w:t>1.3.1 PURPOSE</w:t>
+      </w:r>
+    </w:p>
+    <w:p>
+      <w:pPr>
+        <w:spacing w:after="160" w:line="276" w:lineRule="auto"/>
+        <w:ind w:firstLine="360"/>
+      </w:pPr>
+      <w:r>
+        <w:rPr>
+          <w:rFonts w:ascii="Times New Roman" w:hAnsi="Times New Roman"/>
+          <w:sz w:val="24"/>
+        </w:rPr>
+        <w:t>The main purpose of Cleanlytics is to provide a unified platform for data preparation and analysis. It combines data cleaning, quality analysis, relationship modelling, querying, and visualization in one application. The system is designed to make data operations easier to understand, track, and reverse without requiring programming knowledge.</w:t>
+      </w:r>
+    </w:p>
+    <w:p>
+      <w:pPr>
+        <w:spacing w:before="0" w:after="200"/>
+      </w:pPr>
+      <w:r>
+        <w:rPr>
+          <w:rFonts w:ascii="Times New Roman" w:hAnsi="Times New Roman"/>
+          <w:b/>
+          <w:sz w:val="24"/>
+        </w:rPr>
+        <w:t>1.3.2 SCOPE</w:t>
+      </w:r>
+    </w:p>
+    <w:p>
+      <w:pPr>
+        <w:spacing w:after="160" w:line="276" w:lineRule="auto"/>
+        <w:ind w:firstLine="360"/>
+      </w:pPr>
+      <w:r>
+        <w:rPr>
+          <w:rFonts w:ascii="Times New Roman" w:hAnsi="Times New Roman"/>
+          <w:sz w:val="24"/>
+        </w:rPr>
+        <w:t>Cleanlytics supports the complete data preparation workflow, including:</w:t>
+      </w:r>
+    </w:p>
+    <w:p>
+      <w:pPr>
+        <w:pStyle w:val="ListBullet"/>
+        <w:spacing w:after="80"/>
+      </w:pPr>
+      <w:r>
+        <w:rPr>
+          <w:rFonts w:ascii="Times New Roman" w:hAnsi="Times New Roman"/>
+          <w:sz w:val="24"/>
+        </w:rPr>
+        <w:t>CSV, Excel, JSON, and Parquet file ingestion</w:t>
+      </w:r>
+    </w:p>
+    <w:p>
+      <w:pPr>
+        <w:pStyle w:val="ListBullet"/>
+        <w:spacing w:after="80"/>
+      </w:pPr>
+      <w:r>
+        <w:rPr>
+          <w:rFonts w:ascii="Times New Roman" w:hAnsi="Times New Roman"/>
+          <w:sz w:val="24"/>
+        </w:rPr>
+        <w:t>Automated data profiling</w:t>
+      </w:r>
+    </w:p>
+    <w:p>
+      <w:pPr>
+        <w:pStyle w:val="ListBullet"/>
+        <w:spacing w:after="80"/>
+      </w:pPr>
+      <w:r>
+        <w:rPr>
+          <w:rFonts w:ascii="Times New Roman" w:hAnsi="Times New Roman"/>
+          <w:sz w:val="24"/>
+        </w:rPr>
+        <w:t>Data quality detection</w:t>
+      </w:r>
+    </w:p>
+    <w:p>
+      <w:pPr>
+        <w:pStyle w:val="ListBullet"/>
+        <w:spacing w:after="80"/>
+      </w:pPr>
+      <w:r>
+        <w:rPr>
+          <w:rFonts w:ascii="Times New Roman" w:hAnsi="Times New Roman"/>
+          <w:sz w:val="24"/>
+        </w:rPr>
+        <w:t>Data cleaning and transformation</w:t>
+      </w:r>
+    </w:p>
+    <w:p>
+      <w:pPr>
+        <w:pStyle w:val="ListBullet"/>
+        <w:spacing w:after="80"/>
+      </w:pPr>
+      <w:r>
+        <w:rPr>
+          <w:rFonts w:ascii="Times New Roman" w:hAnsi="Times New Roman"/>
+          <w:sz w:val="24"/>
+        </w:rPr>
+        <w:t>Multi-table relationship detection</w:t>
+      </w:r>
+    </w:p>
+    <w:p>
+      <w:pPr>
+        <w:pStyle w:val="ListBullet"/>
+        <w:spacing w:after="80"/>
+      </w:pPr>
+      <w:r>
+        <w:rPr>
+          <w:rFonts w:ascii="Times New Roman" w:hAnsi="Times New Roman"/>
+          <w:sz w:val="24"/>
+        </w:rPr>
+        <w:t>Semantic data modelling</w:t>
+      </w:r>
+    </w:p>
+    <w:p>
+      <w:pPr>
+        <w:pStyle w:val="ListBullet"/>
+        <w:spacing w:after="80"/>
+      </w:pPr>
+      <w:r>
+        <w:rPr>
+          <w:rFonts w:ascii="Times New Roman" w:hAnsi="Times New Roman"/>
+          <w:sz w:val="24"/>
+        </w:rPr>
+        <w:t>Cross-table analytical queries</w:t>
+      </w:r>
+    </w:p>
+    <w:p>
+      <w:pPr>
+        <w:pStyle w:val="ListBullet"/>
+        <w:spacing w:after="80"/>
+      </w:pPr>
+      <w:r>
+        <w:rPr>
+          <w:rFonts w:ascii="Times New Roman" w:hAnsi="Times New Roman"/>
+          <w:sz w:val="24"/>
+        </w:rPr>
+        <w:t>Interactive and automatic dashboards</w:t>
+      </w:r>
+    </w:p>
+    <w:p>
+      <w:pPr>
+        <w:pStyle w:val="ListBullet"/>
+        <w:spacing w:after="80"/>
+      </w:pPr>
+      <w:r>
+        <w:rPr>
+          <w:rFonts w:ascii="Times New Roman" w:hAnsi="Times New Roman"/>
+          <w:sz w:val="24"/>
+        </w:rPr>
+        <w:t>Data export in multiple formats</w:t>
+      </w:r>
+    </w:p>
+    <w:p>
+      <w:pPr>
+        <w:pStyle w:val="ListBullet"/>
+        <w:spacing w:after="80"/>
+      </w:pPr>
+      <w:r>
+        <w:rPr>
+          <w:rFonts w:ascii="Times New Roman" w:hAnsi="Times New Roman"/>
+          <w:sz w:val="24"/>
+        </w:rPr>
+        <w:t>Operation history and undo</w:t>
+      </w:r>
+    </w:p>
+    <w:p>
+      <w:pPr>
+        <w:spacing w:after="160" w:line="276" w:lineRule="auto"/>
+        <w:ind w:firstLine="360"/>
+      </w:pPr>
+      <w:r>
+        <w:rPr>
+          <w:rFonts w:ascii="Times New Roman" w:hAnsi="Times New Roman"/>
+          <w:sz w:val="24"/>
+        </w:rPr>
+        <w:t>Uploaded data is streamed to the server and processed using DuckDB, allowing the system to handle larger datasets more efficiently than browser-based processing.</w:t>
+      </w:r>
+    </w:p>
+    <w:p>
+      <w:pPr>
+        <w:spacing w:after="160" w:line="276" w:lineRule="auto"/>
+        <w:ind w:firstLine="360"/>
+      </w:pPr>
+      <w:r>
+        <w:rPr>
+          <w:rFonts w:ascii="Times New Roman" w:hAnsi="Times New Roman"/>
+          <w:sz w:val="24"/>
+        </w:rPr>
+        <w:t>The current system focuses on uploaded datasets and does not include real-time database connections, scheduled data pipelines, or simultaneous collaborative editing.</w:t>
+      </w:r>
+    </w:p>
+    <w:p>
+      <w:pPr>
+        <w:spacing w:before="0" w:after="200"/>
+      </w:pPr>
+      <w:r>
+        <w:rPr>
+          <w:rFonts w:ascii="Times New Roman" w:hAnsi="Times New Roman"/>
+          <w:b/>
+          <w:sz w:val="24"/>
+        </w:rPr>
+        <w:t>1.3.3 APPLICABILITY</w:t>
+      </w:r>
+    </w:p>
+    <w:p>
+      <w:pPr>
+        <w:spacing w:after="160" w:line="276" w:lineRule="auto"/>
+        <w:ind w:firstLine="360"/>
+      </w:pPr>
+      <w:r>
+        <w:rPr>
+          <w:rFonts w:ascii="Times New Roman" w:hAnsi="Times New Roman"/>
+          <w:sz w:val="24"/>
+        </w:rPr>
+        <w:t>Cleanlytics can be used by business analysts, students, researchers, data engineers, and other users who work with structured datasets. Business users can analyse sales or inventory data, researchers can examine survey datasets, and students can use the platform to understand data preparation and analytics without writing SQL or Python code.</w:t>
+      </w:r>
+    </w:p>
+    <w:p>
+      <w:r>
+        <w:br w:type="page"/>
+      </w:r>
+    </w:p>
+    <w:p>
+      <w:pPr>
+        <w:spacing w:before="0" w:after="200"/>
+      </w:pPr>
+      <w:r>
+        <w:rPr>
+          <w:rFonts w:ascii="Times New Roman" w:hAnsi="Times New Roman"/>
+          <w:b/>
+          <w:sz w:val="28"/>
+        </w:rPr>
+        <w:t>1.4 ACHIEVEMENTS</w:t>
+      </w:r>
+    </w:p>
+    <w:p>
+      <w:pPr>
+        <w:spacing w:after="160" w:line="276" w:lineRule="auto"/>
+        <w:ind w:firstLine="360"/>
+      </w:pPr>
+      <w:r>
+        <w:rPr>
+          <w:rFonts w:ascii="Times New Roman" w:hAnsi="Times New Roman"/>
+          <w:sz w:val="24"/>
+        </w:rPr>
+        <w:t>Cleanlytics successfully integrates data ingestion, profiling, cleaning, relationship detection, semantic modelling, analytics, and visualization into one platform.</w:t>
+      </w:r>
+    </w:p>
+    <w:p>
+      <w:pPr>
+        <w:spacing w:after="160" w:line="276" w:lineRule="auto"/>
+        <w:ind w:firstLine="360"/>
+      </w:pPr>
+      <w:r>
+        <w:rPr>
+          <w:rFonts w:ascii="Times New Roman" w:hAnsi="Times New Roman"/>
+          <w:sz w:val="24"/>
+        </w:rPr>
+        <w:t>Major achievements include:</w:t>
+      </w:r>
+    </w:p>
+    <w:p>
+      <w:pPr>
+        <w:pStyle w:val="ListBullet"/>
+        <w:spacing w:after="80"/>
+      </w:pPr>
+      <w:r>
+        <w:rPr>
+          <w:rFonts w:ascii="Times New Roman" w:hAnsi="Times New Roman"/>
+          <w:sz w:val="24"/>
+        </w:rPr>
+        <w:t>Server-side processing using DuckDB for efficient handling of large datasets.</w:t>
+      </w:r>
+    </w:p>
+    <w:p>
+      <w:pPr>
+        <w:pStyle w:val="ListBullet"/>
+        <w:spacing w:after="80"/>
+      </w:pPr>
+      <w:r>
+        <w:rPr>
+          <w:rFonts w:ascii="Times New Roman" w:hAnsi="Times New Roman"/>
+          <w:sz w:val="24"/>
+        </w:rPr>
+        <w:t>Automated profiling and quality issue detection.</w:t>
+      </w:r>
+    </w:p>
+    <w:p>
+      <w:pPr>
+        <w:pStyle w:val="ListBullet"/>
+        <w:spacing w:after="80"/>
+      </w:pPr>
+      <w:r>
+        <w:rPr>
+          <w:rFonts w:ascii="Times New Roman" w:hAnsi="Times New Roman"/>
+          <w:sz w:val="24"/>
+        </w:rPr>
+        <w:t>Multi-file and multi-sheet Excel support.</w:t>
+      </w:r>
+    </w:p>
+    <w:p>
+      <w:pPr>
+        <w:pStyle w:val="ListBullet"/>
+        <w:spacing w:after="80"/>
+      </w:pPr>
+      <w:r>
+        <w:rPr>
+          <w:rFonts w:ascii="Times New Roman" w:hAnsi="Times New Roman"/>
+          <w:sz w:val="24"/>
+        </w:rPr>
+        <w:t>Automatic relationship detection with cardinality and confidence scoring.</w:t>
+      </w:r>
+    </w:p>
+    <w:p>
+      <w:pPr>
+        <w:pStyle w:val="ListBullet"/>
+        <w:spacing w:after="80"/>
+      </w:pPr>
+      <w:r>
+        <w:rPr>
+          <w:rFonts w:ascii="Times New Roman" w:hAnsi="Times New Roman"/>
+          <w:sz w:val="24"/>
+        </w:rPr>
+        <w:t>Cross-table analytical queries through the semantic model.</w:t>
+      </w:r>
+    </w:p>
+    <w:p>
+      <w:pPr>
+        <w:pStyle w:val="ListBullet"/>
+        <w:spacing w:after="80"/>
+      </w:pPr>
+      <w:r>
+        <w:rPr>
+          <w:rFonts w:ascii="Times New Roman" w:hAnsi="Times New Roman"/>
+          <w:sz w:val="24"/>
+        </w:rPr>
+        <w:t>Automatic dashboard generation.</w:t>
+      </w:r>
+    </w:p>
+    <w:p>
+      <w:pPr>
+        <w:pStyle w:val="ListBullet"/>
+        <w:spacing w:after="80"/>
+      </w:pPr>
+      <w:r>
+        <w:rPr>
+          <w:rFonts w:ascii="Times New Roman" w:hAnsi="Times New Roman"/>
+          <w:sz w:val="24"/>
+        </w:rPr>
+        <w:t>Reversible data operations with operation history and undo.</w:t>
+      </w:r>
+    </w:p>
+    <w:p>
+      <w:pPr>
+        <w:pStyle w:val="ListBullet"/>
+        <w:spacing w:after="80"/>
+      </w:pPr>
+      <w:r>
+        <w:rPr>
+          <w:rFonts w:ascii="Times New Roman" w:hAnsi="Times New Roman"/>
+          <w:sz w:val="24"/>
+        </w:rPr>
+        <w:t>Export support for CSV, Excel, JSON.</w:t>
+      </w:r>
+    </w:p>
+    <w:p>
+      <w:pPr>
+        <w:pStyle w:val="ListBullet"/>
+        <w:spacing w:after="80"/>
+      </w:pPr>
+      <w:r>
+        <w:rPr>
+          <w:rFonts w:ascii="Times New Roman" w:hAnsi="Times New Roman"/>
+          <w:sz w:val="24"/>
+        </w:rPr>
+        <w:t>Successful testing with a 151 MB dataset containing approximately 2.2 million rows.</w:t>
+      </w:r>
+    </w:p>
+    <w:p>
+      <w:r>
+        <w:br w:type="page"/>
+      </w:r>
+    </w:p>
+    <w:p>
+      <w:pPr>
+        <w:spacing w:before="0" w:after="200"/>
+      </w:pPr>
+      <w:r>
+        <w:rPr>
+          <w:rFonts w:ascii="Times New Roman" w:hAnsi="Times New Roman"/>
+          <w:b/>
+          <w:sz w:val="28"/>
+        </w:rPr>
+        <w:t>1.5 ORGANIZATION OF REPORT</w:t>
+      </w:r>
+    </w:p>
+    <w:p>
+      <w:pPr>
+        <w:spacing w:before="0" w:after="200"/>
+      </w:pPr>
+      <w:r>
+        <w:rPr>
+          <w:rFonts w:ascii="Times New Roman" w:hAnsi="Times New Roman"/>
+          <w:b/>
+          <w:sz w:val="24"/>
+        </w:rPr>
+        <w:t>1.5.1 REQUIREMENT AND ANALYSIS</w:t>
+      </w:r>
+    </w:p>
+    <w:p>
+      <w:pPr>
+        <w:spacing w:after="160" w:line="276" w:lineRule="auto"/>
+        <w:ind w:firstLine="360"/>
+      </w:pPr>
+      <w:r>
+        <w:rPr>
+          <w:rFonts w:ascii="Times New Roman" w:hAnsi="Times New Roman"/>
+          <w:sz w:val="24"/>
+        </w:rPr>
+        <w:t>The frontend is developed using Next.js 16, React 19, and Tailwind CSS v4.</w:t>
+      </w:r>
+    </w:p>
+    <w:p>
+      <w:pPr>
+        <w:spacing w:after="160" w:line="276" w:lineRule="auto"/>
+        <w:ind w:firstLine="360"/>
+      </w:pPr>
+      <w:r>
+        <w:rPr>
+          <w:rFonts w:ascii="Times New Roman" w:hAnsi="Times New Roman"/>
+          <w:sz w:val="24"/>
+        </w:rPr>
+        <w:t>The backend uses FastAPI and Python, with DuckDB for analytical processing.</w:t>
+      </w:r>
+    </w:p>
+    <w:p>
+      <w:pPr>
+        <w:spacing w:after="160" w:line="276" w:lineRule="auto"/>
+        <w:ind w:firstLine="360"/>
+      </w:pPr>
+      <w:r>
+        <w:rPr>
+          <w:rFonts w:ascii="Times New Roman" w:hAnsi="Times New Roman"/>
+          <w:sz w:val="24"/>
+        </w:rPr>
+        <w:t>Authentication supports Google OAuth with an optional guest mode.</w:t>
+      </w:r>
+    </w:p>
+    <w:p>
+      <w:pPr>
+        <w:spacing w:after="160" w:line="276" w:lineRule="auto"/>
+        <w:ind w:firstLine="360"/>
+      </w:pPr>
+      <w:r>
+        <w:rPr>
+          <w:rFonts w:ascii="Times New Roman" w:hAnsi="Times New Roman"/>
+          <w:sz w:val="24"/>
+        </w:rPr>
+        <w:t>Uploaded data is streamed to the server and processed using project-specific DuckDB databases.</w:t>
+      </w:r>
+    </w:p>
+    <w:p>
+      <w:pPr>
+        <w:spacing w:after="160" w:line="276" w:lineRule="auto"/>
+        <w:ind w:firstLine="360"/>
+      </w:pPr>
+      <w:r>
+        <w:rPr>
+          <w:rFonts w:ascii="Times New Roman" w:hAnsi="Times New Roman"/>
+          <w:sz w:val="24"/>
+        </w:rPr>
+        <w:t>Application metadata is maintained separately from analytical data.</w:t>
+      </w:r>
+    </w:p>
+    <w:p>
+      <w:pPr>
+        <w:spacing w:after="160" w:line="276" w:lineRule="auto"/>
+        <w:ind w:firstLine="360"/>
+      </w:pPr>
+      <w:r>
+        <w:rPr>
+          <w:rFonts w:ascii="Times New Roman" w:hAnsi="Times New Roman"/>
+          <w:sz w:val="24"/>
+        </w:rPr>
+        <w:t>The system requires Python 3.10+, Node.js 18+, 8 GB RAM, and a modern browser.</w:t>
+      </w:r>
+    </w:p>
+    <w:p>
+      <w:pPr>
+        <w:spacing w:before="0" w:after="200"/>
+      </w:pPr>
+      <w:r>
+        <w:rPr>
+          <w:rFonts w:ascii="Times New Roman" w:hAnsi="Times New Roman"/>
+          <w:b/>
+          <w:sz w:val="24"/>
+        </w:rPr>
+        <w:t>1.5.2 SYSTEM DESIGN</w:t>
+      </w:r>
+    </w:p>
+    <w:p>
+      <w:pPr>
+        <w:spacing w:after="160" w:line="276" w:lineRule="auto"/>
+        <w:ind w:firstLine="360"/>
+      </w:pPr>
+      <w:r>
+        <w:rPr>
+          <w:rFonts w:ascii="Times New Roman" w:hAnsi="Times New Roman"/>
+          <w:sz w:val="24"/>
+        </w:rPr>
+        <w:t>The system follows the workflow:</w:t>
+      </w:r>
+    </w:p>
+    <w:p>
+      <w:pPr>
+        <w:spacing w:after="160" w:line="276" w:lineRule="auto"/>
+        <w:ind w:firstLine="360"/>
+      </w:pPr>
+      <w:r>
+        <w:rPr>
+          <w:rFonts w:ascii="Times New Roman" w:hAnsi="Times New Roman"/>
+          <w:sz w:val="24"/>
+        </w:rPr>
+        <w:t>Upload → Profiling → Quality Analysis → Cleaning → Relationship Detection → Semantic Modelling → Analytics → Dashboard → Export</w:t>
+      </w:r>
+    </w:p>
+    <w:p>
+      <w:pPr>
+        <w:spacing w:after="160" w:line="276" w:lineRule="auto"/>
+        <w:ind w:firstLine="360"/>
+      </w:pPr>
+      <w:r>
+        <w:rPr>
+          <w:rFonts w:ascii="Times New Roman" w:hAnsi="Times New Roman"/>
+          <w:sz w:val="24"/>
+        </w:rPr>
+        <w:t>The architecture separates analytical data from application metadata. DuckDB handles data processing and SQL-based analysis, while the semantic model manages relationships and enables cross-table queries.</w:t>
+      </w:r>
+    </w:p>
+    <w:p>
+      <w:pPr>
+        <w:spacing w:before="0" w:after="200"/>
+      </w:pPr>
+      <w:r>
+        <w:rPr>
+          <w:rFonts w:ascii="Times New Roman" w:hAnsi="Times New Roman"/>
+          <w:b/>
+          <w:sz w:val="24"/>
+        </w:rPr>
+        <w:t>1.5.3 IMPLEMENTATION AND TESTING</w:t>
+      </w:r>
+    </w:p>
+    <w:p>
+      <w:pPr>
+        <w:spacing w:after="160" w:line="276" w:lineRule="auto"/>
+        <w:ind w:firstLine="360"/>
+      </w:pPr>
+      <w:r>
+        <w:rPr>
+          <w:rFonts w:ascii="Times New Roman" w:hAnsi="Times New Roman"/>
+          <w:sz w:val="24"/>
+        </w:rPr>
+        <w:t>The major modules implemented include data ingestion, profiling, quality analysis, operations, relationship detection, semantic modelling, analytics, and dashboard generation.</w:t>
+      </w:r>
+    </w:p>
+    <w:p>
+      <w:pPr>
+        <w:spacing w:after="160" w:line="276" w:lineRule="auto"/>
+        <w:ind w:firstLine="360"/>
+      </w:pPr>
+      <w:r>
+        <w:rPr>
+          <w:rFonts w:ascii="Times New Roman" w:hAnsi="Times New Roman"/>
+          <w:sz w:val="24"/>
+        </w:rPr>
+        <w:t>Data operations use an operation history and snapshot-based undo mechanism. The relationship detector identifies possible table relationships, while the semantic model uses approved relationships to generate cross-table SQL queries.</w:t>
+      </w:r>
+    </w:p>
+    <w:p>
+      <w:pPr>
+        <w:spacing w:after="160" w:line="276" w:lineRule="auto"/>
+        <w:ind w:firstLine="360"/>
+      </w:pPr>
+      <w:r>
+        <w:rPr>
+          <w:rFonts w:ascii="Times New Roman" w:hAnsi="Times New Roman"/>
+          <w:sz w:val="24"/>
+        </w:rPr>
+        <w:t>Testing included unit testing, integration testing, and system-level testing to verify individual modules, API communication, and the complete workflow from data upload to export.</w:t>
+      </w:r>
+    </w:p>
+    <w:p>
+      <w:pPr>
+        <w:spacing w:before="0" w:after="200"/>
+      </w:pPr>
+      <w:r>
+        <w:rPr>
+          <w:rFonts w:ascii="Times New Roman" w:hAnsi="Times New Roman"/>
+          <w:b/>
+          <w:sz w:val="24"/>
+        </w:rPr>
+        <w:t>1.5.4 RESULTS AND DISCUSSION</w:t>
+      </w:r>
+    </w:p>
+    <w:p>
+      <w:pPr>
+        <w:spacing w:after="160" w:line="276" w:lineRule="auto"/>
+        <w:ind w:firstLine="360"/>
+      </w:pPr>
+      <w:r>
+        <w:rPr>
+          <w:rFonts w:ascii="Times New Roman" w:hAnsi="Times New Roman"/>
+          <w:sz w:val="24"/>
+        </w:rPr>
+        <w:t>Cleanlytics successfully processes data through the complete analytics workflow. Testing demonstrated that a 151 MB dataset with approximately 2.2 million rows could be ingested, profiled, and linked in about 17 seconds.</w:t>
+      </w:r>
+    </w:p>
+    <w:p>
+      <w:pPr>
+        <w:spacing w:after="160" w:line="276" w:lineRule="auto"/>
+        <w:ind w:firstLine="360"/>
+      </w:pPr>
+      <w:r>
+        <w:rPr>
+          <w:rFonts w:ascii="Times New Roman" w:hAnsi="Times New Roman"/>
+          <w:sz w:val="24"/>
+        </w:rPr>
+        <w:t>The system also successfully performed cross-table aggregation, processed multiple files in a single request, and converted Excel worksheets into separate tables with relationships detected automatically.</w:t>
+      </w:r>
+    </w:p>
+    <w:p>
+      <w:pPr>
+        <w:spacing w:after="160" w:line="276" w:lineRule="auto"/>
+        <w:ind w:firstLine="360"/>
+      </w:pPr>
+      <w:r>
+        <w:rPr>
+          <w:rFonts w:ascii="Times New Roman" w:hAnsi="Times New Roman"/>
+          <w:sz w:val="24"/>
+        </w:rPr>
+        <w:t>The results demonstrate that the DuckDB-based architecture provides efficient server-side processing while the semantic model enables consistent cross-table analytics.</w:t>
+      </w:r>
+    </w:p>
+    <w:p>
+      <w:pPr>
+        <w:spacing w:before="0" w:after="200"/>
+      </w:pPr>
+      <w:r>
+        <w:rPr>
+          <w:rFonts w:ascii="Times New Roman" w:hAnsi="Times New Roman"/>
+          <w:b/>
+          <w:sz w:val="24"/>
+        </w:rPr>
+        <w:t>1.5.5 CONCLUSION</w:t>
+      </w:r>
+    </w:p>
+    <w:p>
+      <w:pPr>
+        <w:spacing w:after="160" w:line="276" w:lineRule="auto"/>
+        <w:ind w:firstLine="360"/>
+      </w:pPr>
+      <w:r>
+        <w:rPr>
+          <w:rFonts w:ascii="Times New Roman" w:hAnsi="Times New Roman"/>
+          <w:sz w:val="24"/>
+        </w:rPr>
+        <w:t>Cleanlytics provides an integrated solution for data cleaning, modelling, analysis, and visualization. Its DuckDB-based architecture allows larger datasets to be processed efficiently without loading complete datasets into the browser.</w:t>
+      </w:r>
+    </w:p>
+    <w:p>
+      <w:pPr>
+        <w:spacing w:after="160" w:line="276" w:lineRule="auto"/>
+        <w:ind w:firstLine="360"/>
+      </w:pPr>
+      <w:r>
+        <w:rPr>
+          <w:rFonts w:ascii="Times New Roman" w:hAnsi="Times New Roman"/>
+          <w:sz w:val="24"/>
+        </w:rPr>
+        <w:t>The combination of automated quality analysis, relationship detection, semantic modelling, reversible operations, and interactive dashboards makes the platform suitable for both technical and non-technical users.</w:t>
+      </w:r>
+    </w:p>
+    <w:p>
+      <w:pPr>
+        <w:spacing w:after="160" w:line="276" w:lineRule="auto"/>
+        <w:ind w:firstLine="360"/>
+      </w:pPr>
+      <w:r>
+        <w:rPr>
+          <w:rFonts w:ascii="Times New Roman" w:hAnsi="Times New Roman"/>
+          <w:sz w:val="24"/>
+        </w:rPr>
+        <w:t>The project also provides a strong foundation for future features such as AI-assisted analytics, scheduled data refresh, and collaborative workspaces.</w:t>
+      </w:r>
+    </w:p>
     <w:sectPr>
       <w:footerReference w:type="default" r:id="rId9"/>
       <w:pgSz w:w="11906" w:h="16838"/>

--- a/output/cover_test.docx
+++ b/output/cover_test.docx
@@ -7584,6 +7584,186 @@
         <w:t>The project also provides a strong foundation for future features such as AI-assisted analytics, scheduled data refresh, and collaborative workspaces.</w:t>
       </w:r>
     </w:p>
+    <w:p>
+      <w:r>
+        <w:br w:type="page"/>
+      </w:r>
+    </w:p>
+    <w:p>
+      <w:pPr>
+        <w:spacing w:before="0" w:after="200"/>
+      </w:pPr>
+      <w:r>
+        <w:rPr>
+          <w:rFonts w:ascii="Times New Roman" w:hAnsi="Times New Roman"/>
+          <w:b/>
+          <w:sz w:val="32"/>
+        </w:rPr>
+        <w:t>CHAPTER 2: SURVEY OF TECHNOLOGIES</w:t>
+      </w:r>
+    </w:p>
+    <w:p>
+      <w:pPr>
+        <w:spacing w:before="200" w:after="120"/>
+        <w:ind w:left="360"/>
+      </w:pPr>
+      <w:r>
+        <w:rPr>
+          <w:rFonts w:ascii="Times New Roman" w:hAnsi="Times New Roman"/>
+          <w:b/>
+          <w:sz w:val="28"/>
+        </w:rPr>
+        <w:t>1. Frontend Technologies</w:t>
+      </w:r>
+    </w:p>
+    <w:p>
+      <w:pPr>
+        <w:spacing w:after="160" w:line="276" w:lineRule="auto"/>
+        <w:ind w:firstLine="360"/>
+      </w:pPr>
+      <w:r>
+        <w:rPr>
+          <w:rFonts w:ascii="Times New Roman" w:hAnsi="Times New Roman"/>
+          <w:sz w:val="24"/>
+        </w:rPr>
+        <w:t>Next.js 16 (App Router): React framework for routing, API integration, and server-side rendering. React 19: JavaScript library for building dynamic, reusable UI components. TypeScript 5: Typed superset of JavaScript for static type checking and code reliability. Tailwind CSS 4: Utility-first CSS framework for building a responsive, modern UI. Recharts 3: React charting library for Bar, Line, Pie, Area, and Scatter chart visualisations. React Grid Layout: Enables drag-and-drop customisable dashboard layouts. SheetJS (xlsx): Handles importing and exporting CSV and Excel (.xlsx) files. Lucide React: Open-source icon library used throughout the interface. HTML5 / JSX / TSX: Provides page structure and client-side interactivity.</w:t>
+      </w:r>
+    </w:p>
+    <w:p>
+      <w:pPr>
+        <w:spacing w:before="200" w:after="120"/>
+        <w:ind w:left="360"/>
+      </w:pPr>
+      <w:r>
+        <w:rPr>
+          <w:rFonts w:ascii="Times New Roman" w:hAnsi="Times New Roman"/>
+          <w:b/>
+          <w:sz w:val="28"/>
+        </w:rPr>
+        <w:t>2. Backend Technologies</w:t>
+      </w:r>
+    </w:p>
+    <w:p>
+      <w:pPr>
+        <w:spacing w:after="160" w:line="276" w:lineRule="auto"/>
+        <w:ind w:firstLine="360"/>
+      </w:pPr>
+      <w:r>
+        <w:rPr>
+          <w:rFonts w:ascii="Times New Roman" w:hAnsi="Times New Roman"/>
+          <w:sz w:val="24"/>
+        </w:rPr>
+        <w:t>Python 3.10: Primary backend language for API development and data processing. FastAPI: High-performance framework for building RESTful APIs. DuckDB ≥ 1.1: Core analytical engine; runs all profiling, cleaning, and aggregation as SQL without loading data into memory, supporting files up to 200 MB. Pandas &amp; openpyxl: Used only to convert Excel files into a DuckDB-ingestible format. Uvicorn: ASGI server used to run the FastAPI application. Pydantic ≥ 2: Validates all API request and response data. python-dotenv: Loads environment variables securely from a .env file.</w:t>
+      </w:r>
+    </w:p>
+    <w:p>
+      <w:pPr>
+        <w:spacing w:before="200" w:after="120"/>
+        <w:ind w:left="360"/>
+      </w:pPr>
+      <w:r>
+        <w:rPr>
+          <w:rFonts w:ascii="Times New Roman" w:hAnsi="Times New Roman"/>
+          <w:b/>
+          <w:sz w:val="28"/>
+        </w:rPr>
+        <w:t>3. Database Technologies</w:t>
+      </w:r>
+    </w:p>
+    <w:p>
+      <w:pPr>
+        <w:spacing w:after="160" w:line="276" w:lineRule="auto"/>
+        <w:ind w:firstLine="360"/>
+      </w:pPr>
+      <w:r>
+        <w:rPr>
+          <w:rFonts w:ascii="Times New Roman" w:hAnsi="Times New Roman"/>
+          <w:sz w:val="24"/>
+        </w:rPr>
+        <w:t>PostgreSQL: Relational database for storing users, projects, and application metadata in production. SQLite: Zero-configuration default database for local development. SQLAlchemy: Python ORM for database operations without writing raw SQL. psycopg2-binary: PostgreSQL adapter connecting SQLAlchemy to the database.</w:t>
+      </w:r>
+    </w:p>
+    <w:p>
+      <w:pPr>
+        <w:spacing w:before="200" w:after="120"/>
+        <w:ind w:left="360"/>
+      </w:pPr>
+      <w:r>
+        <w:rPr>
+          <w:rFonts w:ascii="Times New Roman" w:hAnsi="Times New Roman"/>
+          <w:b/>
+          <w:sz w:val="28"/>
+        </w:rPr>
+        <w:t>4. Authentication Technologies</w:t>
+      </w:r>
+    </w:p>
+    <w:p>
+      <w:pPr>
+        <w:spacing w:after="160" w:line="276" w:lineRule="auto"/>
+        <w:ind w:firstLine="360"/>
+      </w:pPr>
+      <w:r>
+        <w:rPr>
+          <w:rFonts w:ascii="Times New Roman" w:hAnsi="Times New Roman"/>
+          <w:sz w:val="24"/>
+        </w:rPr>
+        <w:t>Google OAuth 2.0 &amp; google-auth: Secure user authentication via Google accounts. Google Identity Services (GIS): Manages the client-side Google Sign-In flow. python-jose (JWT): Issues and validates signed session tokens.</w:t>
+      </w:r>
+    </w:p>
+    <w:p>
+      <w:pPr>
+        <w:spacing w:before="200" w:after="120"/>
+        <w:ind w:left="360"/>
+      </w:pPr>
+      <w:r>
+        <w:rPr>
+          <w:rFonts w:ascii="Times New Roman" w:hAnsi="Times New Roman"/>
+          <w:b/>
+          <w:sz w:val="28"/>
+        </w:rPr>
+        <w:t>5. Version Control</w:t>
+      </w:r>
+    </w:p>
+    <w:p>
+      <w:pPr>
+        <w:spacing w:after="160" w:line="276" w:lineRule="auto"/>
+        <w:ind w:firstLine="360"/>
+      </w:pPr>
+      <w:r>
+        <w:rPr>
+          <w:rFonts w:ascii="Times New Roman" w:hAnsi="Times New Roman"/>
+          <w:sz w:val="24"/>
+        </w:rPr>
+        <w:t>Git: Tracks all source code changes across the project. GitHub: Hosts the remote repository and manages version control.</w:t>
+      </w:r>
+    </w:p>
+    <w:p>
+      <w:pPr>
+        <w:spacing w:before="200" w:after="120"/>
+        <w:ind w:left="360"/>
+      </w:pPr>
+      <w:r>
+        <w:rPr>
+          <w:rFonts w:ascii="Times New Roman" w:hAnsi="Times New Roman"/>
+          <w:b/>
+          <w:sz w:val="28"/>
+        </w:rPr>
+        <w:t>6. Development Tools</w:t>
+      </w:r>
+    </w:p>
+    <w:p>
+      <w:pPr>
+        <w:spacing w:after="160" w:line="276" w:lineRule="auto"/>
+        <w:ind w:firstLine="360"/>
+      </w:pPr>
+      <w:r>
+        <w:rPr>
+          <w:rFonts w:ascii="Times New Roman" w:hAnsi="Times New Roman"/>
+          <w:sz w:val="24"/>
+        </w:rPr>
+        <w:t>Node.js &amp; npm: Runs the development server and manages frontend dependencies. ESLint 9: Enforces code quality and Next.js coding standards. PostCSS &amp; @tailwindcss/postcss: Compiles Tailwind CSS into browser-compatible styles.</w:t>
+      </w:r>
+    </w:p>
     <w:sectPr>
       <w:footerReference w:type="default" r:id="rId9"/>
       <w:pgSz w:w="11906" w:h="16838"/>

--- a/output/cover_test.docx
+++ b/output/cover_test.docx
@@ -7764,6 +7764,754 @@
         <w:t>Node.js &amp; npm: Runs the development server and manages frontend dependencies. ESLint 9: Enforces code quality and Next.js coding standards. PostCSS &amp; @tailwindcss/postcss: Compiles Tailwind CSS into browser-compatible styles.</w:t>
       </w:r>
     </w:p>
+    <w:p>
+      <w:r>
+        <w:br w:type="page"/>
+      </w:r>
+    </w:p>
+    <w:p>
+      <w:pPr>
+        <w:spacing w:before="0" w:after="200"/>
+      </w:pPr>
+      <w:r>
+        <w:rPr>
+          <w:rFonts w:ascii="Times New Roman" w:hAnsi="Times New Roman"/>
+          <w:b/>
+          <w:sz w:val="32"/>
+        </w:rPr>
+        <w:t>CHAPTER 3: REQUIREMENT AND ANALYSIS</w:t>
+      </w:r>
+    </w:p>
+    <w:p>
+      <w:pPr>
+        <w:spacing w:before="0" w:after="200"/>
+      </w:pPr>
+      <w:r>
+        <w:rPr>
+          <w:rFonts w:ascii="Times New Roman" w:hAnsi="Times New Roman"/>
+          <w:b/>
+          <w:sz w:val="24"/>
+        </w:rPr>
+        <w:t>3.1.1 Problem Definition</w:t>
+      </w:r>
+    </w:p>
+    <w:p>
+      <w:pPr>
+        <w:spacing w:after="160" w:line="276" w:lineRule="auto"/>
+        <w:ind w:firstLine="360"/>
+      </w:pPr>
+      <w:r>
+        <w:rPr>
+          <w:rFonts w:ascii="Times New Roman" w:hAnsi="Times New Roman"/>
+          <w:sz w:val="24"/>
+        </w:rPr>
+        <w:t>Organisations and analysts working with data frequently receive raw datasets in CSV or Excel format that contain missing values, duplicate records, inconsistent data types, and outliers. Cleaning this data manually using spreadsheet tools or custom scripts is time-consuming, error-prone, and requires technical expertise. There is no straightforward way to profile a dataset, understand its quality issues, apply corrections, and visualise insights—all within a single platform. There is therefore a need for a unified, web-based tool that automates data profiling, detects quality issues, applies cleaning operations, and presents results through interactive dashboards without requiring users to write code.</w:t>
+      </w:r>
+    </w:p>
+    <w:p>
+      <w:pPr>
+        <w:spacing w:before="0" w:after="200"/>
+      </w:pPr>
+      <w:r>
+        <w:rPr>
+          <w:rFonts w:ascii="Times New Roman" w:hAnsi="Times New Roman"/>
+          <w:b/>
+          <w:sz w:val="24"/>
+        </w:rPr>
+        <w:t>3.1.2 Existing System</w:t>
+      </w:r>
+    </w:p>
+    <w:p>
+      <w:pPr>
+        <w:spacing w:after="160" w:line="276" w:lineRule="auto"/>
+        <w:ind w:firstLine="360"/>
+      </w:pPr>
+      <w:r>
+        <w:rPr>
+          <w:rFonts w:ascii="Times New Roman" w:hAnsi="Times New Roman"/>
+          <w:sz w:val="24"/>
+        </w:rPr>
+        <w:t>Most data cleaning today is done using spreadsheet applications such as Microsoft Excel or Google Sheets, which offer no automated profiling, no outlier detection, and no audit trail of changes made. Advanced users rely on Python scripts using Pandas, which requires programming knowledge and offers no graphical interface or built-in visualisation. Dedicated BI tools like Power BI or Tableau focus on visualisation but provide limited data cleaning capabilities and cannot handle the cleaning workflow end to end. None of these solutions combine automated quality analysis, one-click cleaning operations, and drag-and-drop dashboards in a single accessible platform. Large file sizes also remain a bottleneck, as most tools attempt to load entire datasets into memory.</w:t>
+      </w:r>
+    </w:p>
+    <w:p>
+      <w:pPr>
+        <w:spacing w:before="0" w:after="200"/>
+      </w:pPr>
+      <w:r>
+        <w:rPr>
+          <w:rFonts w:ascii="Times New Roman" w:hAnsi="Times New Roman"/>
+          <w:b/>
+          <w:sz w:val="24"/>
+        </w:rPr>
+        <w:t>3.1.3 Proposed System</w:t>
+      </w:r>
+    </w:p>
+    <w:p>
+      <w:pPr>
+        <w:spacing w:after="160" w:line="276" w:lineRule="auto"/>
+        <w:ind w:firstLine="360"/>
+      </w:pPr>
+      <w:r>
+        <w:rPr>
+          <w:rFonts w:ascii="Times New Roman" w:hAnsi="Times New Roman"/>
+          <w:sz w:val="24"/>
+        </w:rPr>
+        <w:t>Cleanlytics is a web-based data cleaning and analytics platform that allows users to upload CSV and Excel files, automatically profile their datasets, detect quality issues, apply cleaning operations, and build interactive dashboards—all without writing code. The system organises work into projects, each backed by an embedded DuckDB analytical database so that files up to 200 MB can be processed without loading data into memory. A FastAPI backend exposes a RESTful API consumed by a Next.js frontend. Users authenticate via Google OAuth and can manage multiple datasets per project, view per-column statistics, fix issues (missing values, duplicates, outliers, type errors) with a single click, detect relationships between tables, and publish charts on a customisable drag-and-drop dashboard.</w:t>
+      </w:r>
+    </w:p>
+    <w:p>
+      <w:r>
+        <w:br w:type="page"/>
+      </w:r>
+    </w:p>
+    <w:p>
+      <w:pPr>
+        <w:spacing w:before="0" w:after="200"/>
+      </w:pPr>
+      <w:r>
+        <w:rPr>
+          <w:rFonts w:ascii="Times New Roman" w:hAnsi="Times New Roman"/>
+          <w:b/>
+          <w:sz w:val="28"/>
+        </w:rPr>
+        <w:t>3.2 Requirement Specification</w:t>
+      </w:r>
+    </w:p>
+    <w:p>
+      <w:pPr>
+        <w:spacing w:before="200" w:after="120"/>
+        <w:ind w:left="360"/>
+      </w:pPr>
+      <w:r>
+        <w:rPr>
+          <w:rFonts w:ascii="Times New Roman" w:hAnsi="Times New Roman"/>
+          <w:b/>
+          <w:sz w:val="28"/>
+        </w:rPr>
+        <w:t>Functional Requirements</w:t>
+      </w:r>
+    </w:p>
+    <w:p>
+      <w:pPr>
+        <w:spacing w:after="160" w:line="276" w:lineRule="auto"/>
+        <w:ind w:left="360" w:hanging="360"/>
+      </w:pPr>
+      <w:r>
+        <w:rPr>
+          <w:rFonts w:ascii="Times New Roman" w:hAnsi="Times New Roman"/>
+          <w:b/>
+          <w:sz w:val="24"/>
+        </w:rPr>
+        <w:t xml:space="preserve">I. User Authentication </w:t>
+      </w:r>
+      <w:r>
+        <w:rPr>
+          <w:rFonts w:ascii="Times New Roman" w:hAnsi="Times New Roman"/>
+          <w:sz w:val="24"/>
+        </w:rPr>
+        <w:t>The system must allow secure login via Google OAuth 2.0 with JWT-based session management and role-based access so that each user sees only their own projects and data.</w:t>
+      </w:r>
+    </w:p>
+    <w:p>
+      <w:pPr>
+        <w:spacing w:after="160" w:line="276" w:lineRule="auto"/>
+        <w:ind w:left="360" w:hanging="360"/>
+      </w:pPr>
+      <w:r>
+        <w:rPr>
+          <w:rFonts w:ascii="Times New Roman" w:hAnsi="Times New Roman"/>
+          <w:b/>
+          <w:sz w:val="24"/>
+        </w:rPr>
+        <w:t xml:space="preserve">II. File Upload &amp; Ingestion </w:t>
+      </w:r>
+      <w:r>
+        <w:rPr>
+          <w:rFonts w:ascii="Times New Roman" w:hAnsi="Times New Roman"/>
+          <w:sz w:val="24"/>
+        </w:rPr>
+        <w:t>Users must be able to upload CSV and Excel (.xlsx) files up to 200 MB. Multi-sheet workbooks must be split into individual tables automatically.</w:t>
+      </w:r>
+    </w:p>
+    <w:p>
+      <w:pPr>
+        <w:spacing w:after="160" w:line="276" w:lineRule="auto"/>
+        <w:ind w:left="360" w:hanging="360"/>
+      </w:pPr>
+      <w:r>
+        <w:rPr>
+          <w:rFonts w:ascii="Times New Roman" w:hAnsi="Times New Roman"/>
+          <w:b/>
+          <w:sz w:val="24"/>
+        </w:rPr>
+        <w:t xml:space="preserve">III. Automated Data Profiling </w:t>
+      </w:r>
+      <w:r>
+        <w:rPr>
+          <w:rFonts w:ascii="Times New Roman" w:hAnsi="Times New Roman"/>
+          <w:sz w:val="24"/>
+        </w:rPr>
+        <w:t>The system must compute per-column statistics (null rate, distinct count, min, max, mean, top values, inferred type) and a composite quality score for every uploaded table.</w:t>
+      </w:r>
+    </w:p>
+    <w:p>
+      <w:pPr>
+        <w:spacing w:after="160" w:line="276" w:lineRule="auto"/>
+        <w:ind w:left="360" w:hanging="360"/>
+      </w:pPr>
+      <w:r>
+        <w:rPr>
+          <w:rFonts w:ascii="Times New Roman" w:hAnsi="Times New Roman"/>
+          <w:b/>
+          <w:sz w:val="24"/>
+        </w:rPr>
+        <w:t xml:space="preserve">IV. Quality Issue Detection </w:t>
+      </w:r>
+      <w:r>
+        <w:rPr>
+          <w:rFonts w:ascii="Times New Roman" w:hAnsi="Times New Roman"/>
+          <w:sz w:val="24"/>
+        </w:rPr>
+        <w:t>The system must automatically identify missing values, duplicate rows, type mismatches, and outliers and present them as actionable findings with suggested repairs.</w:t>
+      </w:r>
+    </w:p>
+    <w:p>
+      <w:pPr>
+        <w:spacing w:after="160" w:line="276" w:lineRule="auto"/>
+        <w:ind w:left="360" w:hanging="360"/>
+      </w:pPr>
+      <w:r>
+        <w:rPr>
+          <w:rFonts w:ascii="Times New Roman" w:hAnsi="Times New Roman"/>
+          <w:b/>
+          <w:sz w:val="24"/>
+        </w:rPr>
+        <w:t xml:space="preserve">V. Data Cleaning Operations </w:t>
+      </w:r>
+      <w:r>
+        <w:rPr>
+          <w:rFonts w:ascii="Times New Roman" w:hAnsi="Times New Roman"/>
+          <w:sz w:val="24"/>
+        </w:rPr>
+        <w:t>Users must be able to apply cleaning operations (imputation, deduplication, type casting, column renaming, outlier removal, row filtering) with one click. Destructive operations must be reversible via undo.</w:t>
+      </w:r>
+    </w:p>
+    <w:p>
+      <w:pPr>
+        <w:spacing w:after="160" w:line="276" w:lineRule="auto"/>
+        <w:ind w:left="360" w:hanging="360"/>
+      </w:pPr>
+      <w:r>
+        <w:rPr>
+          <w:rFonts w:ascii="Times New Roman" w:hAnsi="Times New Roman"/>
+          <w:b/>
+          <w:sz w:val="24"/>
+        </w:rPr>
+        <w:t xml:space="preserve">VI. Relationship Detection </w:t>
+      </w:r>
+      <w:r>
+        <w:rPr>
+          <w:rFonts w:ascii="Times New Roman" w:hAnsi="Times New Roman"/>
+          <w:sz w:val="24"/>
+        </w:rPr>
+        <w:t>The system must detect and display foreign-key relationships between tables in a project based on column name similarity and value overlap.</w:t>
+      </w:r>
+    </w:p>
+    <w:p>
+      <w:pPr>
+        <w:spacing w:after="160" w:line="276" w:lineRule="auto"/>
+        <w:ind w:left="360" w:hanging="360"/>
+      </w:pPr>
+      <w:r>
+        <w:rPr>
+          <w:rFonts w:ascii="Times New Roman" w:hAnsi="Times New Roman"/>
+          <w:b/>
+          <w:sz w:val="24"/>
+        </w:rPr>
+        <w:t xml:space="preserve">VII. Dashboard Builder </w:t>
+      </w:r>
+      <w:r>
+        <w:rPr>
+          <w:rFonts w:ascii="Times New Roman" w:hAnsi="Times New Roman"/>
+          <w:sz w:val="24"/>
+        </w:rPr>
+        <w:t>Users must be able to create interactive charts (Bar, Line, Pie, Area, Scatter) and arrange them on a drag-and-drop grid that persists across sessions.</w:t>
+      </w:r>
+    </w:p>
+    <w:p>
+      <w:pPr>
+        <w:spacing w:after="160" w:line="276" w:lineRule="auto"/>
+        <w:ind w:left="360" w:hanging="360"/>
+      </w:pPr>
+      <w:r>
+        <w:rPr>
+          <w:rFonts w:ascii="Times New Roman" w:hAnsi="Times New Roman"/>
+          <w:b/>
+          <w:sz w:val="24"/>
+        </w:rPr>
+        <w:t xml:space="preserve">VIII. Data Export </w:t>
+      </w:r>
+      <w:r>
+        <w:rPr>
+          <w:rFonts w:ascii="Times New Roman" w:hAnsi="Times New Roman"/>
+          <w:sz w:val="24"/>
+        </w:rPr>
+        <w:t>Users must be able to download cleaned datasets as CSV or Excel files.</w:t>
+      </w:r>
+    </w:p>
+    <w:p>
+      <w:pPr>
+        <w:spacing w:after="160" w:line="276" w:lineRule="auto"/>
+        <w:ind w:left="360" w:hanging="360"/>
+      </w:pPr>
+      <w:r>
+        <w:rPr>
+          <w:rFonts w:ascii="Times New Roman" w:hAnsi="Times New Roman"/>
+          <w:b/>
+          <w:sz w:val="24"/>
+        </w:rPr>
+        <w:t xml:space="preserve">IX. Responsive Design </w:t>
+      </w:r>
+      <w:r>
+        <w:rPr>
+          <w:rFonts w:ascii="Times New Roman" w:hAnsi="Times New Roman"/>
+          <w:sz w:val="24"/>
+        </w:rPr>
+        <w:t>The platform must function correctly across desktop and tablet browsers.</w:t>
+      </w:r>
+    </w:p>
+    <w:p>
+      <w:pPr>
+        <w:spacing w:before="200" w:after="120"/>
+        <w:ind w:left="360"/>
+      </w:pPr>
+      <w:r>
+        <w:rPr>
+          <w:rFonts w:ascii="Times New Roman" w:hAnsi="Times New Roman"/>
+          <w:b/>
+          <w:sz w:val="28"/>
+        </w:rPr>
+        <w:t>Non-Functional Requirements</w:t>
+      </w:r>
+    </w:p>
+    <w:tbl>
+      <w:tblPr>
+        <w:tblStyle w:val="TableGrid"/>
+        <w:tblW w:type="auto" w:w="0"/>
+        <w:tblLook w:firstColumn="1" w:firstRow="1" w:lastColumn="0" w:lastRow="0" w:noHBand="0" w:noVBand="1" w:val="04A0"/>
+      </w:tblPr>
+      <w:tblGrid>
+        <w:gridCol w:w="3402"/>
+        <w:gridCol w:w="3402"/>
+        <w:gridCol w:w="3402"/>
+      </w:tblGrid>
+      <w:tr>
+        <w:tc>
+          <w:tcPr>
+            <w:tcW w:type="dxa" w:w="3402"/>
+          </w:tcPr>
+          <w:p>
+            <w:r/>
+            <w:r>
+              <w:rPr>
+                <w:rFonts w:ascii="Times New Roman" w:hAnsi="Times New Roman"/>
+                <w:b/>
+                <w:sz w:val="24"/>
+              </w:rPr>
+              <w:t>#</w:t>
+            </w:r>
+          </w:p>
+        </w:tc>
+        <w:tc>
+          <w:tcPr>
+            <w:tcW w:type="dxa" w:w="3402"/>
+          </w:tcPr>
+          <w:p>
+            <w:r/>
+            <w:r>
+              <w:rPr>
+                <w:rFonts w:ascii="Times New Roman" w:hAnsi="Times New Roman"/>
+                <w:b/>
+                <w:sz w:val="24"/>
+              </w:rPr>
+              <w:t>Requirement</w:t>
+            </w:r>
+          </w:p>
+        </w:tc>
+        <w:tc>
+          <w:tcPr>
+            <w:tcW w:type="dxa" w:w="3402"/>
+          </w:tcPr>
+          <w:p>
+            <w:r/>
+            <w:r>
+              <w:rPr>
+                <w:rFonts w:ascii="Times New Roman" w:hAnsi="Times New Roman"/>
+                <w:b/>
+                <w:sz w:val="24"/>
+              </w:rPr>
+              <w:t>Description</w:t>
+            </w:r>
+          </w:p>
+        </w:tc>
+      </w:tr>
+      <w:tr>
+        <w:tc>
+          <w:tcPr>
+            <w:tcW w:type="dxa" w:w="3402"/>
+          </w:tcPr>
+          <w:p>
+            <w:r/>
+            <w:r>
+              <w:rPr>
+                <w:rFonts w:ascii="Times New Roman" w:hAnsi="Times New Roman"/>
+                <w:b w:val="0"/>
+                <w:sz w:val="24"/>
+              </w:rPr>
+              <w:t>I</w:t>
+            </w:r>
+          </w:p>
+        </w:tc>
+        <w:tc>
+          <w:tcPr>
+            <w:tcW w:type="dxa" w:w="3402"/>
+          </w:tcPr>
+          <w:p>
+            <w:r/>
+            <w:r>
+              <w:rPr>
+                <w:rFonts w:ascii="Times New Roman" w:hAnsi="Times New Roman"/>
+                <w:b w:val="0"/>
+                <w:sz w:val="24"/>
+              </w:rPr>
+              <w:t>Performance</w:t>
+            </w:r>
+          </w:p>
+        </w:tc>
+        <w:tc>
+          <w:tcPr>
+            <w:tcW w:type="dxa" w:w="3402"/>
+          </w:tcPr>
+          <w:p>
+            <w:r/>
+            <w:r>
+              <w:rPr>
+                <w:rFonts w:ascii="Times New Roman" w:hAnsi="Times New Roman"/>
+                <w:b w:val="0"/>
+                <w:sz w:val="24"/>
+              </w:rPr>
+              <w:t>Large files (up to 200 MB) must be profiled and cleaned without significant delays by executing all analytics inside DuckDB rather than loading data into Python memory.</w:t>
+            </w:r>
+          </w:p>
+        </w:tc>
+      </w:tr>
+      <w:tr>
+        <w:tc>
+          <w:tcPr>
+            <w:tcW w:type="dxa" w:w="3402"/>
+          </w:tcPr>
+          <w:p>
+            <w:r/>
+            <w:r>
+              <w:rPr>
+                <w:rFonts w:ascii="Times New Roman" w:hAnsi="Times New Roman"/>
+                <w:b w:val="0"/>
+                <w:sz w:val="24"/>
+              </w:rPr>
+              <w:t>II</w:t>
+            </w:r>
+          </w:p>
+        </w:tc>
+        <w:tc>
+          <w:tcPr>
+            <w:tcW w:type="dxa" w:w="3402"/>
+          </w:tcPr>
+          <w:p>
+            <w:r/>
+            <w:r>
+              <w:rPr>
+                <w:rFonts w:ascii="Times New Roman" w:hAnsi="Times New Roman"/>
+                <w:b w:val="0"/>
+                <w:sz w:val="24"/>
+              </w:rPr>
+              <w:t>Scalability</w:t>
+            </w:r>
+          </w:p>
+        </w:tc>
+        <w:tc>
+          <w:tcPr>
+            <w:tcW w:type="dxa" w:w="3402"/>
+          </w:tcPr>
+          <w:p>
+            <w:r/>
+            <w:r>
+              <w:rPr>
+                <w:rFonts w:ascii="Times New Roman" w:hAnsi="Times New Roman"/>
+                <w:b w:val="0"/>
+                <w:sz w:val="24"/>
+              </w:rPr>
+              <w:t>The system must support multiple concurrent users, each with isolated project workspaces.</w:t>
+            </w:r>
+          </w:p>
+        </w:tc>
+      </w:tr>
+      <w:tr>
+        <w:tc>
+          <w:tcPr>
+            <w:tcW w:type="dxa" w:w="3402"/>
+          </w:tcPr>
+          <w:p>
+            <w:r/>
+            <w:r>
+              <w:rPr>
+                <w:rFonts w:ascii="Times New Roman" w:hAnsi="Times New Roman"/>
+                <w:b w:val="0"/>
+                <w:sz w:val="24"/>
+              </w:rPr>
+              <w:t>III</w:t>
+            </w:r>
+          </w:p>
+        </w:tc>
+        <w:tc>
+          <w:tcPr>
+            <w:tcW w:type="dxa" w:w="3402"/>
+          </w:tcPr>
+          <w:p>
+            <w:r/>
+            <w:r>
+              <w:rPr>
+                <w:rFonts w:ascii="Times New Roman" w:hAnsi="Times New Roman"/>
+                <w:b w:val="0"/>
+                <w:sz w:val="24"/>
+              </w:rPr>
+              <w:t>Security</w:t>
+            </w:r>
+          </w:p>
+        </w:tc>
+        <w:tc>
+          <w:tcPr>
+            <w:tcW w:type="dxa" w:w="3402"/>
+          </w:tcPr>
+          <w:p>
+            <w:r/>
+            <w:r>
+              <w:rPr>
+                <w:rFonts w:ascii="Times New Roman" w:hAnsi="Times New Roman"/>
+                <w:b w:val="0"/>
+                <w:sz w:val="24"/>
+              </w:rPr>
+              <w:t>User data must be protected with Google OAuth 2.0 authentication, signed JWT tokens, and environment-based secret management.</w:t>
+            </w:r>
+          </w:p>
+        </w:tc>
+      </w:tr>
+      <w:tr>
+        <w:tc>
+          <w:tcPr>
+            <w:tcW w:type="dxa" w:w="3402"/>
+          </w:tcPr>
+          <w:p>
+            <w:r/>
+            <w:r>
+              <w:rPr>
+                <w:rFonts w:ascii="Times New Roman" w:hAnsi="Times New Roman"/>
+                <w:b w:val="0"/>
+                <w:sz w:val="24"/>
+              </w:rPr>
+              <w:t>IV</w:t>
+            </w:r>
+          </w:p>
+        </w:tc>
+        <w:tc>
+          <w:tcPr>
+            <w:tcW w:type="dxa" w:w="3402"/>
+          </w:tcPr>
+          <w:p>
+            <w:r/>
+            <w:r>
+              <w:rPr>
+                <w:rFonts w:ascii="Times New Roman" w:hAnsi="Times New Roman"/>
+                <w:b w:val="0"/>
+                <w:sz w:val="24"/>
+              </w:rPr>
+              <w:t>Usability</w:t>
+            </w:r>
+          </w:p>
+        </w:tc>
+        <w:tc>
+          <w:tcPr>
+            <w:tcW w:type="dxa" w:w="3402"/>
+          </w:tcPr>
+          <w:p>
+            <w:r/>
+            <w:r>
+              <w:rPr>
+                <w:rFonts w:ascii="Times New Roman" w:hAnsi="Times New Roman"/>
+                <w:b w:val="0"/>
+                <w:sz w:val="24"/>
+              </w:rPr>
+              <w:t>The interface must allow non-technical users to clean and visualise data without writing any code.</w:t>
+            </w:r>
+          </w:p>
+        </w:tc>
+      </w:tr>
+      <w:tr>
+        <w:tc>
+          <w:tcPr>
+            <w:tcW w:type="dxa" w:w="3402"/>
+          </w:tcPr>
+          <w:p>
+            <w:r/>
+            <w:r>
+              <w:rPr>
+                <w:rFonts w:ascii="Times New Roman" w:hAnsi="Times New Roman"/>
+                <w:b w:val="0"/>
+                <w:sz w:val="24"/>
+              </w:rPr>
+              <w:t>V</w:t>
+            </w:r>
+          </w:p>
+        </w:tc>
+        <w:tc>
+          <w:tcPr>
+            <w:tcW w:type="dxa" w:w="3402"/>
+          </w:tcPr>
+          <w:p>
+            <w:r/>
+            <w:r>
+              <w:rPr>
+                <w:rFonts w:ascii="Times New Roman" w:hAnsi="Times New Roman"/>
+                <w:b w:val="0"/>
+                <w:sz w:val="24"/>
+              </w:rPr>
+              <w:t>Reliability</w:t>
+            </w:r>
+          </w:p>
+        </w:tc>
+        <w:tc>
+          <w:tcPr>
+            <w:tcW w:type="dxa" w:w="3402"/>
+          </w:tcPr>
+          <w:p>
+            <w:r/>
+            <w:r>
+              <w:rPr>
+                <w:rFonts w:ascii="Times New Roman" w:hAnsi="Times New Roman"/>
+                <w:b w:val="0"/>
+                <w:sz w:val="24"/>
+              </w:rPr>
+              <w:t>The application must handle errors gracefully with clear feedback and maintain data integrity through transactional database operations.</w:t>
+            </w:r>
+          </w:p>
+        </w:tc>
+      </w:tr>
+      <w:tr>
+        <w:tc>
+          <w:tcPr>
+            <w:tcW w:type="dxa" w:w="3402"/>
+          </w:tcPr>
+          <w:p>
+            <w:r/>
+            <w:r>
+              <w:rPr>
+                <w:rFonts w:ascii="Times New Roman" w:hAnsi="Times New Roman"/>
+                <w:b w:val="0"/>
+                <w:sz w:val="24"/>
+              </w:rPr>
+              <w:t>VI</w:t>
+            </w:r>
+          </w:p>
+        </w:tc>
+        <w:tc>
+          <w:tcPr>
+            <w:tcW w:type="dxa" w:w="3402"/>
+          </w:tcPr>
+          <w:p>
+            <w:r/>
+            <w:r>
+              <w:rPr>
+                <w:rFonts w:ascii="Times New Roman" w:hAnsi="Times New Roman"/>
+                <w:b w:val="0"/>
+                <w:sz w:val="24"/>
+              </w:rPr>
+              <w:t>Maintainability</w:t>
+            </w:r>
+          </w:p>
+        </w:tc>
+        <w:tc>
+          <w:tcPr>
+            <w:tcW w:type="dxa" w:w="3402"/>
+          </w:tcPr>
+          <w:p>
+            <w:r/>
+            <w:r>
+              <w:rPr>
+                <w:rFonts w:ascii="Times New Roman" w:hAnsi="Times New Roman"/>
+                <w:b w:val="0"/>
+                <w:sz w:val="24"/>
+              </w:rPr>
+              <w:t>The codebase must be modular, fully typed (TypeScript on the frontend, Pydantic on the backend), and clearly documented for easy updates.</w:t>
+            </w:r>
+          </w:p>
+        </w:tc>
+      </w:tr>
+      <w:tr>
+        <w:tc>
+          <w:tcPr>
+            <w:tcW w:type="dxa" w:w="3402"/>
+          </w:tcPr>
+          <w:p>
+            <w:r/>
+            <w:r>
+              <w:rPr>
+                <w:rFonts w:ascii="Times New Roman" w:hAnsi="Times New Roman"/>
+                <w:b w:val="0"/>
+                <w:sz w:val="24"/>
+              </w:rPr>
+              <w:t>VII</w:t>
+            </w:r>
+          </w:p>
+        </w:tc>
+        <w:tc>
+          <w:tcPr>
+            <w:tcW w:type="dxa" w:w="3402"/>
+          </w:tcPr>
+          <w:p>
+            <w:r/>
+            <w:r>
+              <w:rPr>
+                <w:rFonts w:ascii="Times New Roman" w:hAnsi="Times New Roman"/>
+                <w:b w:val="0"/>
+                <w:sz w:val="24"/>
+              </w:rPr>
+              <w:t>Compatibility</w:t>
+            </w:r>
+          </w:p>
+        </w:tc>
+        <w:tc>
+          <w:tcPr>
+            <w:tcW w:type="dxa" w:w="3402"/>
+          </w:tcPr>
+          <w:p>
+            <w:r/>
+            <w:r>
+              <w:rPr>
+                <w:rFonts w:ascii="Times New Roman" w:hAnsi="Times New Roman"/>
+                <w:b w:val="0"/>
+                <w:sz w:val="24"/>
+              </w:rPr>
+              <w:t>The application must be compatible with modern browsers and support both PostgreSQL (production) and SQLite (local development) with no code changes.</w:t>
+            </w:r>
+          </w:p>
+        </w:tc>
+      </w:tr>
+    </w:tbl>
+    <w:p>
+      <w:pPr>
+        <w:spacing w:after="80"/>
+      </w:pPr>
+    </w:p>
     <w:sectPr>
       <w:footerReference w:type="default" r:id="rId9"/>
       <w:pgSz w:w="11906" w:h="16838"/>

--- a/output/cover_test.docx
+++ b/output/cover_test.docx
@@ -7134,137 +7134,7 @@
           <w:rFonts w:ascii="Times New Roman" w:hAnsi="Times New Roman"/>
           <w:sz w:val="24"/>
         </w:rPr>
-        <w:t>Cleanlytics successfully integrates data ingestion, profiling, cleaning, relationship detection, semantic modelling, analytics, and visualization into one platform.</w:t>
-      </w:r>
-    </w:p>
-    <w:p>
-      <w:pPr>
-        <w:spacing w:after="160" w:line="276" w:lineRule="auto"/>
-        <w:ind w:firstLine="360"/>
-      </w:pPr>
-      <w:r>
-        <w:rPr>
-          <w:rFonts w:ascii="Times New Roman" w:hAnsi="Times New Roman"/>
-          <w:sz w:val="24"/>
-        </w:rPr>
-        <w:t>Major achievements include:</w:t>
-      </w:r>
-    </w:p>
-    <w:p>
-      <w:pPr>
-        <w:pStyle w:val="ListBullet"/>
-        <w:spacing w:after="80"/>
-      </w:pPr>
-      <w:r>
-        <w:rPr>
-          <w:rFonts w:ascii="Times New Roman" w:hAnsi="Times New Roman"/>
-          <w:sz w:val="24"/>
-        </w:rPr>
-        <w:t>Server-side processing using DuckDB for efficient handling of large datasets.</w:t>
-      </w:r>
-    </w:p>
-    <w:p>
-      <w:pPr>
-        <w:pStyle w:val="ListBullet"/>
-        <w:spacing w:after="80"/>
-      </w:pPr>
-      <w:r>
-        <w:rPr>
-          <w:rFonts w:ascii="Times New Roman" w:hAnsi="Times New Roman"/>
-          <w:sz w:val="24"/>
-        </w:rPr>
-        <w:t>Automated profiling and quality issue detection.</w:t>
-      </w:r>
-    </w:p>
-    <w:p>
-      <w:pPr>
-        <w:pStyle w:val="ListBullet"/>
-        <w:spacing w:after="80"/>
-      </w:pPr>
-      <w:r>
-        <w:rPr>
-          <w:rFonts w:ascii="Times New Roman" w:hAnsi="Times New Roman"/>
-          <w:sz w:val="24"/>
-        </w:rPr>
-        <w:t>Multi-file and multi-sheet Excel support.</w:t>
-      </w:r>
-    </w:p>
-    <w:p>
-      <w:pPr>
-        <w:pStyle w:val="ListBullet"/>
-        <w:spacing w:after="80"/>
-      </w:pPr>
-      <w:r>
-        <w:rPr>
-          <w:rFonts w:ascii="Times New Roman" w:hAnsi="Times New Roman"/>
-          <w:sz w:val="24"/>
-        </w:rPr>
-        <w:t>Automatic relationship detection with cardinality and confidence scoring.</w:t>
-      </w:r>
-    </w:p>
-    <w:p>
-      <w:pPr>
-        <w:pStyle w:val="ListBullet"/>
-        <w:spacing w:after="80"/>
-      </w:pPr>
-      <w:r>
-        <w:rPr>
-          <w:rFonts w:ascii="Times New Roman" w:hAnsi="Times New Roman"/>
-          <w:sz w:val="24"/>
-        </w:rPr>
-        <w:t>Cross-table analytical queries through the semantic model.</w:t>
-      </w:r>
-    </w:p>
-    <w:p>
-      <w:pPr>
-        <w:pStyle w:val="ListBullet"/>
-        <w:spacing w:after="80"/>
-      </w:pPr>
-      <w:r>
-        <w:rPr>
-          <w:rFonts w:ascii="Times New Roman" w:hAnsi="Times New Roman"/>
-          <w:sz w:val="24"/>
-        </w:rPr>
-        <w:t>Automatic dashboard generation.</w:t>
-      </w:r>
-    </w:p>
-    <w:p>
-      <w:pPr>
-        <w:pStyle w:val="ListBullet"/>
-        <w:spacing w:after="80"/>
-      </w:pPr>
-      <w:r>
-        <w:rPr>
-          <w:rFonts w:ascii="Times New Roman" w:hAnsi="Times New Roman"/>
-          <w:sz w:val="24"/>
-        </w:rPr>
-        <w:t>Reversible data operations with operation history and undo.</w:t>
-      </w:r>
-    </w:p>
-    <w:p>
-      <w:pPr>
-        <w:pStyle w:val="ListBullet"/>
-        <w:spacing w:after="80"/>
-      </w:pPr>
-      <w:r>
-        <w:rPr>
-          <w:rFonts w:ascii="Times New Roman" w:hAnsi="Times New Roman"/>
-          <w:sz w:val="24"/>
-        </w:rPr>
-        <w:t>Export support for CSV, Excel, JSON.</w:t>
-      </w:r>
-    </w:p>
-    <w:p>
-      <w:pPr>
-        <w:pStyle w:val="ListBullet"/>
-        <w:spacing w:after="80"/>
-      </w:pPr>
-      <w:r>
-        <w:rPr>
-          <w:rFonts w:ascii="Times New Roman" w:hAnsi="Times New Roman"/>
-          <w:sz w:val="24"/>
-        </w:rPr>
-        <w:t>Successful testing with a 151 MB dataset containing approximately 2.2 million rows.</w:t>
+        <w:t>● The Cleanlytics project was successfully developed as an integrated platform for data preparation and analysis. The system allows users to upload datasets, analyse their quality, clean and transform data, identify relationships between tables, and generate meaningful visualizations through a single interface. ● The major achievements of the project include successful server-side data processing using DuckDB, allowing the system to handle large datasets efficiently. The platform also provides automated data profiling and quality detection, along with support for multiple files and Excel worksheets. ● Cleanlytics successfully detects relationships between tables and provides cardinality and confidence information, which is further used for cross-table analytical queries through the semantic model. Users can also generate dashboards, perform reversible data operations using operation history and undo, and export processed data in formats such as CSV, Excel, and JSON. ● The system was also tested with a 151 MB dataset containing approximately 2.2 million rows, demonstrating that the platform can handle large datasets while maintaining efficient data processing.</w:t>
       </w:r>
     </w:p>
     <w:p>
@@ -8511,6 +8381,1270 @@
       <w:pPr>
         <w:spacing w:after="80"/>
       </w:pPr>
+    </w:p>
+    <w:p>
+      <w:r>
+        <w:br w:type="page"/>
+      </w:r>
+    </w:p>
+    <w:p>
+      <w:pPr>
+        <w:spacing w:before="0" w:after="200"/>
+      </w:pPr>
+      <w:r>
+        <w:rPr>
+          <w:rFonts w:ascii="Times New Roman" w:hAnsi="Times New Roman"/>
+          <w:b/>
+          <w:sz w:val="28"/>
+        </w:rPr>
+        <w:t>3.3 PLANNING AND SCHEDULING</w:t>
+      </w:r>
+    </w:p>
+    <w:p>
+      <w:pPr>
+        <w:jc w:val="center"/>
+      </w:pPr>
+      <w:r>
+        <w:drawing>
+          <wp:inline xmlns:a="http://schemas.openxmlformats.org/drawingml/2006/main" xmlns:pic="http://schemas.openxmlformats.org/drawingml/2006/picture">
+            <wp:extent cx="5040000" cy="3782347"/>
+            <wp:docPr id="3" name="Picture 3"/>
+            <wp:cNvGraphicFramePr>
+              <a:graphicFrameLocks noChangeAspect="1"/>
+            </wp:cNvGraphicFramePr>
+            <a:graphic>
+              <a:graphicData uri="http://schemas.openxmlformats.org/drawingml/2006/picture">
+                <pic:pic>
+                  <pic:nvPicPr>
+                    <pic:cNvPr id="0" name="fig-3.3.1_pert_chart.png"/>
+                    <pic:cNvPicPr/>
+                  </pic:nvPicPr>
+                  <pic:blipFill>
+                    <a:blip r:embed="rId11"/>
+                    <a:stretch>
+                      <a:fillRect/>
+                    </a:stretch>
+                  </pic:blipFill>
+                  <pic:spPr>
+                    <a:xfrm>
+                      <a:off x="0" y="0"/>
+                      <a:ext cx="5040000" cy="3782347"/>
+                    </a:xfrm>
+                    <a:prstGeom prst="rect"/>
+                  </pic:spPr>
+                </pic:pic>
+              </a:graphicData>
+            </a:graphic>
+          </wp:inline>
+        </w:drawing>
+      </w:r>
+    </w:p>
+    <w:p>
+      <w:pPr>
+        <w:spacing w:after="200"/>
+        <w:jc w:val="center"/>
+      </w:pPr>
+      <w:r>
+        <w:rPr>
+          <w:rFonts w:ascii="Times New Roman" w:hAnsi="Times New Roman"/>
+          <w:b/>
+          <w:sz w:val="24"/>
+        </w:rPr>
+        <w:t>Figure 3.3.1: Pert Chart</w:t>
+      </w:r>
+    </w:p>
+    <w:p>
+      <w:pPr>
+        <w:jc w:val="center"/>
+      </w:pPr>
+      <w:r>
+        <w:drawing>
+          <wp:inline xmlns:a="http://schemas.openxmlformats.org/drawingml/2006/main" xmlns:pic="http://schemas.openxmlformats.org/drawingml/2006/picture">
+            <wp:extent cx="5040000" cy="2378803"/>
+            <wp:docPr id="4" name="Picture 4"/>
+            <wp:cNvGraphicFramePr>
+              <a:graphicFrameLocks noChangeAspect="1"/>
+            </wp:cNvGraphicFramePr>
+            <a:graphic>
+              <a:graphicData uri="http://schemas.openxmlformats.org/drawingml/2006/picture">
+                <pic:pic>
+                  <pic:nvPicPr>
+                    <pic:cNvPr id="0" name="fig-3.3.2_gantt_chart.png"/>
+                    <pic:cNvPicPr/>
+                  </pic:nvPicPr>
+                  <pic:blipFill>
+                    <a:blip r:embed="rId12"/>
+                    <a:stretch>
+                      <a:fillRect/>
+                    </a:stretch>
+                  </pic:blipFill>
+                  <pic:spPr>
+                    <a:xfrm>
+                      <a:off x="0" y="0"/>
+                      <a:ext cx="5040000" cy="2378803"/>
+                    </a:xfrm>
+                    <a:prstGeom prst="rect"/>
+                  </pic:spPr>
+                </pic:pic>
+              </a:graphicData>
+            </a:graphic>
+          </wp:inline>
+        </w:drawing>
+      </w:r>
+    </w:p>
+    <w:p>
+      <w:pPr>
+        <w:spacing w:after="200"/>
+        <w:jc w:val="center"/>
+      </w:pPr>
+      <w:r>
+        <w:rPr>
+          <w:rFonts w:ascii="Times New Roman" w:hAnsi="Times New Roman"/>
+          <w:b/>
+          <w:sz w:val="24"/>
+        </w:rPr>
+        <w:t>Figure 3.3.2: Gantt Chart</w:t>
+      </w:r>
+    </w:p>
+    <w:p>
+      <w:r>
+        <w:br w:type="page"/>
+      </w:r>
+    </w:p>
+    <w:p>
+      <w:pPr>
+        <w:spacing w:before="0" w:after="200"/>
+      </w:pPr>
+      <w:r>
+        <w:rPr>
+          <w:rFonts w:ascii="Times New Roman" w:hAnsi="Times New Roman"/>
+          <w:b/>
+          <w:sz w:val="28"/>
+        </w:rPr>
+        <w:t>3.4 SOFTWARE AND HARDWARE REQUIREMENTS</w:t>
+      </w:r>
+    </w:p>
+    <w:p>
+      <w:pPr>
+        <w:spacing w:before="200" w:after="120"/>
+        <w:ind w:left="360"/>
+      </w:pPr>
+      <w:r>
+        <w:rPr>
+          <w:rFonts w:ascii="Times New Roman" w:hAnsi="Times New Roman"/>
+          <w:b/>
+          <w:sz w:val="28"/>
+        </w:rPr>
+        <w:t>Software Requirements</w:t>
+      </w:r>
+    </w:p>
+    <w:p>
+      <w:pPr>
+        <w:spacing w:before="200" w:after="120"/>
+        <w:ind w:left="360"/>
+      </w:pPr>
+      <w:r>
+        <w:rPr>
+          <w:rFonts w:ascii="Times New Roman" w:hAnsi="Times New Roman"/>
+          <w:b/>
+          <w:sz w:val="28"/>
+        </w:rPr>
+        <w:t>Frontend Technologies</w:t>
+      </w:r>
+    </w:p>
+    <w:p>
+      <w:pPr>
+        <w:pStyle w:val="ListBullet"/>
+        <w:spacing w:after="80"/>
+      </w:pPr>
+      <w:r>
+        <w:rPr>
+          <w:rFonts w:ascii="Times New Roman" w:hAnsi="Times New Roman"/>
+          <w:sz w:val="24"/>
+        </w:rPr>
+        <w:t>Next.js 16.2.9</w:t>
+      </w:r>
+    </w:p>
+    <w:p>
+      <w:pPr>
+        <w:pStyle w:val="ListBullet"/>
+        <w:spacing w:after="80"/>
+      </w:pPr>
+      <w:r>
+        <w:rPr>
+          <w:rFonts w:ascii="Times New Roman" w:hAnsi="Times New Roman"/>
+          <w:sz w:val="24"/>
+        </w:rPr>
+        <w:t>React 19.2.4</w:t>
+      </w:r>
+    </w:p>
+    <w:p>
+      <w:pPr>
+        <w:pStyle w:val="ListBullet"/>
+        <w:spacing w:after="80"/>
+      </w:pPr>
+      <w:r>
+        <w:rPr>
+          <w:rFonts w:ascii="Times New Roman" w:hAnsi="Times New Roman"/>
+          <w:sz w:val="24"/>
+        </w:rPr>
+        <w:t>React DOM 19.2.4</w:t>
+      </w:r>
+    </w:p>
+    <w:p>
+      <w:pPr>
+        <w:pStyle w:val="ListBullet"/>
+        <w:spacing w:after="80"/>
+      </w:pPr>
+      <w:r>
+        <w:rPr>
+          <w:rFonts w:ascii="Times New Roman" w:hAnsi="Times New Roman"/>
+          <w:sz w:val="24"/>
+        </w:rPr>
+        <w:t>TypeScript 5.x</w:t>
+      </w:r>
+    </w:p>
+    <w:p>
+      <w:pPr>
+        <w:pStyle w:val="ListBullet"/>
+        <w:spacing w:after="80"/>
+      </w:pPr>
+      <w:r>
+        <w:rPr>
+          <w:rFonts w:ascii="Times New Roman" w:hAnsi="Times New Roman"/>
+          <w:sz w:val="24"/>
+        </w:rPr>
+        <w:t>Tailwind CSS 4.x</w:t>
+      </w:r>
+    </w:p>
+    <w:p>
+      <w:pPr>
+        <w:pStyle w:val="ListBullet"/>
+        <w:spacing w:after="80"/>
+      </w:pPr>
+      <w:r>
+        <w:rPr>
+          <w:rFonts w:ascii="Times New Roman" w:hAnsi="Times New Roman"/>
+          <w:sz w:val="24"/>
+        </w:rPr>
+        <w:t>Recharts</w:t>
+      </w:r>
+    </w:p>
+    <w:p>
+      <w:pPr>
+        <w:pStyle w:val="ListBullet"/>
+        <w:spacing w:after="80"/>
+      </w:pPr>
+      <w:r>
+        <w:rPr>
+          <w:rFonts w:ascii="Times New Roman" w:hAnsi="Times New Roman"/>
+          <w:sz w:val="24"/>
+        </w:rPr>
+        <w:t>React Grid Layout</w:t>
+      </w:r>
+    </w:p>
+    <w:p>
+      <w:pPr>
+        <w:pStyle w:val="ListBullet"/>
+        <w:spacing w:after="80"/>
+      </w:pPr>
+      <w:r>
+        <w:rPr>
+          <w:rFonts w:ascii="Times New Roman" w:hAnsi="Times New Roman"/>
+          <w:sz w:val="24"/>
+        </w:rPr>
+        <w:t>Lucide React</w:t>
+      </w:r>
+    </w:p>
+    <w:p>
+      <w:pPr>
+        <w:pStyle w:val="ListBullet"/>
+        <w:spacing w:after="80"/>
+      </w:pPr>
+      <w:r>
+        <w:rPr>
+          <w:rFonts w:ascii="Times New Roman" w:hAnsi="Times New Roman"/>
+          <w:sz w:val="24"/>
+        </w:rPr>
+        <w:t>XLSX</w:t>
+      </w:r>
+    </w:p>
+    <w:p>
+      <w:pPr>
+        <w:spacing w:before="200" w:after="120"/>
+        <w:ind w:left="360"/>
+      </w:pPr>
+      <w:r>
+        <w:rPr>
+          <w:rFonts w:ascii="Times New Roman" w:hAnsi="Times New Roman"/>
+          <w:b/>
+          <w:sz w:val="28"/>
+        </w:rPr>
+        <w:t>Backend Technologies</w:t>
+      </w:r>
+    </w:p>
+    <w:p>
+      <w:pPr>
+        <w:pStyle w:val="ListBullet"/>
+        <w:spacing w:after="80"/>
+      </w:pPr>
+      <w:r>
+        <w:rPr>
+          <w:rFonts w:ascii="Times New Roman" w:hAnsi="Times New Roman"/>
+          <w:sz w:val="24"/>
+        </w:rPr>
+        <w:t>Python 3.10+</w:t>
+      </w:r>
+    </w:p>
+    <w:p>
+      <w:pPr>
+        <w:pStyle w:val="ListBullet"/>
+        <w:spacing w:after="80"/>
+      </w:pPr>
+      <w:r>
+        <w:rPr>
+          <w:rFonts w:ascii="Times New Roman" w:hAnsi="Times New Roman"/>
+          <w:sz w:val="24"/>
+        </w:rPr>
+        <w:t>FastAPI</w:t>
+      </w:r>
+    </w:p>
+    <w:p>
+      <w:pPr>
+        <w:pStyle w:val="ListBullet"/>
+        <w:spacing w:after="80"/>
+      </w:pPr>
+      <w:r>
+        <w:rPr>
+          <w:rFonts w:ascii="Times New Roman" w:hAnsi="Times New Roman"/>
+          <w:sz w:val="24"/>
+        </w:rPr>
+        <w:t>Uvicorn</w:t>
+      </w:r>
+    </w:p>
+    <w:p>
+      <w:pPr>
+        <w:pStyle w:val="ListBullet"/>
+        <w:spacing w:after="80"/>
+      </w:pPr>
+      <w:r>
+        <w:rPr>
+          <w:rFonts w:ascii="Times New Roman" w:hAnsi="Times New Roman"/>
+          <w:sz w:val="24"/>
+        </w:rPr>
+        <w:t>Pydantic</w:t>
+      </w:r>
+    </w:p>
+    <w:p>
+      <w:pPr>
+        <w:pStyle w:val="ListBullet"/>
+        <w:spacing w:after="80"/>
+      </w:pPr>
+      <w:r>
+        <w:rPr>
+          <w:rFonts w:ascii="Times New Roman" w:hAnsi="Times New Roman"/>
+          <w:sz w:val="24"/>
+        </w:rPr>
+        <w:t>DuckDB</w:t>
+      </w:r>
+    </w:p>
+    <w:p>
+      <w:pPr>
+        <w:pStyle w:val="ListBullet"/>
+        <w:spacing w:after="80"/>
+      </w:pPr>
+      <w:r>
+        <w:rPr>
+          <w:rFonts w:ascii="Times New Roman" w:hAnsi="Times New Roman"/>
+          <w:sz w:val="24"/>
+        </w:rPr>
+        <w:t>Pandas</w:t>
+      </w:r>
+    </w:p>
+    <w:p>
+      <w:pPr>
+        <w:pStyle w:val="ListBullet"/>
+        <w:spacing w:after="80"/>
+      </w:pPr>
+      <w:r>
+        <w:rPr>
+          <w:rFonts w:ascii="Times New Roman" w:hAnsi="Times New Roman"/>
+          <w:sz w:val="24"/>
+        </w:rPr>
+        <w:t>OpenPyXL</w:t>
+      </w:r>
+    </w:p>
+    <w:p>
+      <w:pPr>
+        <w:pStyle w:val="ListBullet"/>
+        <w:spacing w:after="80"/>
+      </w:pPr>
+      <w:r>
+        <w:rPr>
+          <w:rFonts w:ascii="Times New Roman" w:hAnsi="Times New Roman"/>
+          <w:sz w:val="24"/>
+        </w:rPr>
+        <w:t>SQLAlchemy</w:t>
+      </w:r>
+    </w:p>
+    <w:p>
+      <w:pPr>
+        <w:pStyle w:val="ListBullet"/>
+        <w:spacing w:after="80"/>
+      </w:pPr>
+      <w:r>
+        <w:rPr>
+          <w:rFonts w:ascii="Times New Roman" w:hAnsi="Times New Roman"/>
+          <w:sz w:val="24"/>
+        </w:rPr>
+        <w:t>PyJWT</w:t>
+      </w:r>
+    </w:p>
+    <w:p>
+      <w:pPr>
+        <w:spacing w:before="200" w:after="120"/>
+        <w:ind w:left="360"/>
+      </w:pPr>
+      <w:r>
+        <w:rPr>
+          <w:rFonts w:ascii="Times New Roman" w:hAnsi="Times New Roman"/>
+          <w:b/>
+          <w:sz w:val="28"/>
+        </w:rPr>
+        <w:t>Database &amp; Authentication Technologies</w:t>
+      </w:r>
+    </w:p>
+    <w:p>
+      <w:pPr>
+        <w:pStyle w:val="ListBullet"/>
+        <w:spacing w:after="80"/>
+      </w:pPr>
+      <w:r>
+        <w:rPr>
+          <w:rFonts w:ascii="Times New Roman" w:hAnsi="Times New Roman"/>
+          <w:sz w:val="24"/>
+        </w:rPr>
+        <w:t>Supabase</w:t>
+      </w:r>
+    </w:p>
+    <w:p>
+      <w:pPr>
+        <w:pStyle w:val="ListBullet"/>
+        <w:spacing w:after="80"/>
+      </w:pPr>
+      <w:r>
+        <w:rPr>
+          <w:rFonts w:ascii="Times New Roman" w:hAnsi="Times New Roman"/>
+          <w:sz w:val="24"/>
+        </w:rPr>
+        <w:t>PostgreSQL 15+</w:t>
+      </w:r>
+    </w:p>
+    <w:p>
+      <w:pPr>
+        <w:pStyle w:val="ListBullet"/>
+        <w:spacing w:after="80"/>
+      </w:pPr>
+      <w:r>
+        <w:rPr>
+          <w:rFonts w:ascii="Times New Roman" w:hAnsi="Times New Roman"/>
+          <w:sz w:val="24"/>
+        </w:rPr>
+        <w:t>Supabase JavaScript Client</w:t>
+      </w:r>
+    </w:p>
+    <w:p>
+      <w:pPr>
+        <w:pStyle w:val="ListBullet"/>
+        <w:spacing w:after="80"/>
+      </w:pPr>
+      <w:r>
+        <w:rPr>
+          <w:rFonts w:ascii="Times New Roman" w:hAnsi="Times New Roman"/>
+          <w:sz w:val="24"/>
+        </w:rPr>
+        <w:t>Supabase SSR</w:t>
+      </w:r>
+    </w:p>
+    <w:p>
+      <w:pPr>
+        <w:spacing w:before="200" w:after="120"/>
+        <w:ind w:left="360"/>
+      </w:pPr>
+      <w:r>
+        <w:rPr>
+          <w:rFonts w:ascii="Times New Roman" w:hAnsi="Times New Roman"/>
+          <w:b/>
+          <w:sz w:val="28"/>
+        </w:rPr>
+        <w:t>Development Tools</w:t>
+      </w:r>
+    </w:p>
+    <w:p>
+      <w:pPr>
+        <w:pStyle w:val="ListBullet"/>
+        <w:spacing w:after="80"/>
+      </w:pPr>
+      <w:r>
+        <w:rPr>
+          <w:rFonts w:ascii="Times New Roman" w:hAnsi="Times New Roman"/>
+          <w:sz w:val="24"/>
+        </w:rPr>
+        <w:t>Node.js 18+</w:t>
+      </w:r>
+    </w:p>
+    <w:p>
+      <w:pPr>
+        <w:pStyle w:val="ListBullet"/>
+        <w:spacing w:after="80"/>
+      </w:pPr>
+      <w:r>
+        <w:rPr>
+          <w:rFonts w:ascii="Times New Roman" w:hAnsi="Times New Roman"/>
+          <w:sz w:val="24"/>
+        </w:rPr>
+        <w:t>npm 9+</w:t>
+      </w:r>
+    </w:p>
+    <w:p>
+      <w:pPr>
+        <w:pStyle w:val="ListBullet"/>
+        <w:spacing w:after="80"/>
+      </w:pPr>
+      <w:r>
+        <w:rPr>
+          <w:rFonts w:ascii="Times New Roman" w:hAnsi="Times New Roman"/>
+          <w:sz w:val="24"/>
+        </w:rPr>
+        <w:t>Git</w:t>
+      </w:r>
+    </w:p>
+    <w:p>
+      <w:pPr>
+        <w:pStyle w:val="ListBullet"/>
+        <w:spacing w:after="80"/>
+      </w:pPr>
+      <w:r>
+        <w:rPr>
+          <w:rFonts w:ascii="Times New Roman" w:hAnsi="Times New Roman"/>
+          <w:sz w:val="24"/>
+        </w:rPr>
+        <w:t>Visual Studio Code</w:t>
+      </w:r>
+    </w:p>
+    <w:p>
+      <w:pPr>
+        <w:pStyle w:val="ListBullet"/>
+        <w:spacing w:after="80"/>
+      </w:pPr>
+      <w:r>
+        <w:rPr>
+          <w:rFonts w:ascii="Times New Roman" w:hAnsi="Times New Roman"/>
+          <w:sz w:val="24"/>
+        </w:rPr>
+        <w:t>ESLint</w:t>
+      </w:r>
+    </w:p>
+    <w:p>
+      <w:pPr>
+        <w:pStyle w:val="ListBullet"/>
+        <w:spacing w:after="80"/>
+      </w:pPr>
+      <w:r>
+        <w:rPr>
+          <w:rFonts w:ascii="Times New Roman" w:hAnsi="Times New Roman"/>
+          <w:sz w:val="24"/>
+        </w:rPr>
+        <w:t>Postman / Thunder Client</w:t>
+      </w:r>
+    </w:p>
+    <w:p>
+      <w:pPr>
+        <w:spacing w:before="200" w:after="120"/>
+        <w:ind w:left="360"/>
+      </w:pPr>
+      <w:r>
+        <w:rPr>
+          <w:rFonts w:ascii="Times New Roman" w:hAnsi="Times New Roman"/>
+          <w:b/>
+          <w:sz w:val="28"/>
+        </w:rPr>
+        <w:t>Operating System &amp; Browser</w:t>
+      </w:r>
+    </w:p>
+    <w:p>
+      <w:pPr>
+        <w:pStyle w:val="ListBullet"/>
+        <w:spacing w:after="80"/>
+      </w:pPr>
+      <w:r>
+        <w:rPr>
+          <w:rFonts w:ascii="Times New Roman" w:hAnsi="Times New Roman"/>
+          <w:sz w:val="24"/>
+        </w:rPr>
+        <w:t>Windows 10/11, macOS 12+ or Ubuntu 20.04+</w:t>
+      </w:r>
+    </w:p>
+    <w:p>
+      <w:pPr>
+        <w:pStyle w:val="ListBullet"/>
+        <w:spacing w:after="80"/>
+      </w:pPr>
+      <w:r>
+        <w:rPr>
+          <w:rFonts w:ascii="Times New Roman" w:hAnsi="Times New Roman"/>
+          <w:sz w:val="24"/>
+        </w:rPr>
+        <w:t>Google Chrome, Microsoft Edge, Firefox or Safari</w:t>
+      </w:r>
+    </w:p>
+    <w:p>
+      <w:pPr>
+        <w:spacing w:before="200" w:after="120"/>
+        <w:ind w:left="360"/>
+      </w:pPr>
+      <w:r>
+        <w:rPr>
+          <w:rFonts w:ascii="Times New Roman" w:hAnsi="Times New Roman"/>
+          <w:b/>
+          <w:sz w:val="28"/>
+        </w:rPr>
+        <w:t>Hardware Requirements</w:t>
+      </w:r>
+    </w:p>
+    <w:p>
+      <w:pPr>
+        <w:spacing w:before="200" w:after="120"/>
+        <w:ind w:left="360"/>
+      </w:pPr>
+      <w:r>
+        <w:rPr>
+          <w:rFonts w:ascii="Times New Roman" w:hAnsi="Times New Roman"/>
+          <w:b/>
+          <w:sz w:val="28"/>
+        </w:rPr>
+        <w:t>Development Workstation</w:t>
+      </w:r>
+    </w:p>
+    <w:p>
+      <w:pPr>
+        <w:pStyle w:val="ListBullet"/>
+        <w:spacing w:after="80"/>
+      </w:pPr>
+      <w:r>
+        <w:rPr>
+          <w:rFonts w:ascii="Times New Roman" w:hAnsi="Times New Roman"/>
+          <w:b/>
+          <w:sz w:val="24"/>
+        </w:rPr>
+        <w:t>Processor:</w:t>
+      </w:r>
+      <w:r>
+        <w:rPr>
+          <w:rFonts w:ascii="Times New Roman" w:hAnsi="Times New Roman"/>
+          <w:sz w:val="24"/>
+        </w:rPr>
+        <w:t xml:space="preserve"> Intel Core i3 / AMD Ryzen 3 or higher</w:t>
+      </w:r>
+    </w:p>
+    <w:p>
+      <w:pPr>
+        <w:pStyle w:val="ListBullet"/>
+        <w:spacing w:after="80"/>
+      </w:pPr>
+      <w:r>
+        <w:rPr>
+          <w:rFonts w:ascii="Times New Roman" w:hAnsi="Times New Roman"/>
+          <w:b/>
+          <w:sz w:val="24"/>
+        </w:rPr>
+        <w:t>RAM:</w:t>
+      </w:r>
+      <w:r>
+        <w:rPr>
+          <w:rFonts w:ascii="Times New Roman" w:hAnsi="Times New Roman"/>
+          <w:sz w:val="24"/>
+        </w:rPr>
+        <w:t xml:space="preserve"> Minimum 8 GB, recommended 16 GB</w:t>
+      </w:r>
+    </w:p>
+    <w:p>
+      <w:pPr>
+        <w:pStyle w:val="ListBullet"/>
+        <w:spacing w:after="80"/>
+      </w:pPr>
+      <w:r>
+        <w:rPr>
+          <w:rFonts w:ascii="Times New Roman" w:hAnsi="Times New Roman"/>
+          <w:b/>
+          <w:sz w:val="24"/>
+        </w:rPr>
+        <w:t>Storage:</w:t>
+      </w:r>
+      <w:r>
+        <w:rPr>
+          <w:rFonts w:ascii="Times New Roman" w:hAnsi="Times New Roman"/>
+          <w:sz w:val="24"/>
+        </w:rPr>
+        <w:t xml:space="preserve"> Minimum 20 GB free space, SSD recommended</w:t>
+      </w:r>
+    </w:p>
+    <w:p>
+      <w:pPr>
+        <w:pStyle w:val="ListBullet"/>
+        <w:spacing w:after="80"/>
+      </w:pPr>
+      <w:r>
+        <w:rPr>
+          <w:rFonts w:ascii="Times New Roman" w:hAnsi="Times New Roman"/>
+          <w:b/>
+          <w:sz w:val="24"/>
+        </w:rPr>
+        <w:t>Display:</w:t>
+      </w:r>
+      <w:r>
+        <w:rPr>
+          <w:rFonts w:ascii="Times New Roman" w:hAnsi="Times New Roman"/>
+          <w:sz w:val="24"/>
+        </w:rPr>
+        <w:t xml:space="preserve"> 1280 x 720 minimum, Full HD recommended</w:t>
+      </w:r>
+    </w:p>
+    <w:p>
+      <w:pPr>
+        <w:pStyle w:val="ListBullet"/>
+        <w:spacing w:after="80"/>
+      </w:pPr>
+      <w:r>
+        <w:rPr>
+          <w:rFonts w:ascii="Times New Roman" w:hAnsi="Times New Roman"/>
+          <w:b/>
+          <w:sz w:val="24"/>
+        </w:rPr>
+        <w:t>Network:</w:t>
+      </w:r>
+      <w:r>
+        <w:rPr>
+          <w:rFonts w:ascii="Times New Roman" w:hAnsi="Times New Roman"/>
+          <w:sz w:val="24"/>
+        </w:rPr>
+        <w:t xml:space="preserve"> Stable broadband internet connection</w:t>
+      </w:r>
+    </w:p>
+    <w:p>
+      <w:pPr>
+        <w:pStyle w:val="ListBullet"/>
+        <w:spacing w:after="80"/>
+      </w:pPr>
+      <w:r>
+        <w:rPr>
+          <w:rFonts w:ascii="Times New Roman" w:hAnsi="Times New Roman"/>
+          <w:b/>
+          <w:sz w:val="24"/>
+        </w:rPr>
+        <w:t>Graphics:</w:t>
+      </w:r>
+      <w:r>
+        <w:rPr>
+          <w:rFonts w:ascii="Times New Roman" w:hAnsi="Times New Roman"/>
+          <w:sz w:val="24"/>
+        </w:rPr>
+        <w:t xml:space="preserve"> Integrated graphics sufficient</w:t>
+      </w:r>
+    </w:p>
+    <w:p>
+      <w:pPr>
+        <w:spacing w:before="200" w:after="120"/>
+        <w:ind w:left="360"/>
+      </w:pPr>
+      <w:r>
+        <w:rPr>
+          <w:rFonts w:ascii="Times New Roman" w:hAnsi="Times New Roman"/>
+          <w:b/>
+          <w:sz w:val="28"/>
+        </w:rPr>
+        <w:t>Server / Deployment Requirements</w:t>
+      </w:r>
+    </w:p>
+    <w:p>
+      <w:pPr>
+        <w:pStyle w:val="ListBullet"/>
+        <w:spacing w:after="80"/>
+      </w:pPr>
+      <w:r>
+        <w:rPr>
+          <w:rFonts w:ascii="Times New Roman" w:hAnsi="Times New Roman"/>
+          <w:b/>
+          <w:sz w:val="24"/>
+        </w:rPr>
+        <w:t>Processor:</w:t>
+      </w:r>
+      <w:r>
+        <w:rPr>
+          <w:rFonts w:ascii="Times New Roman" w:hAnsi="Times New Roman"/>
+          <w:sz w:val="24"/>
+        </w:rPr>
+        <w:t xml:space="preserve"> Minimum 2 vCPU, recommended 4 vCPU</w:t>
+      </w:r>
+    </w:p>
+    <w:p>
+      <w:pPr>
+        <w:pStyle w:val="ListBullet"/>
+        <w:spacing w:after="80"/>
+      </w:pPr>
+      <w:r>
+        <w:rPr>
+          <w:rFonts w:ascii="Times New Roman" w:hAnsi="Times New Roman"/>
+          <w:b/>
+          <w:sz w:val="24"/>
+        </w:rPr>
+        <w:t>RAM:</w:t>
+      </w:r>
+      <w:r>
+        <w:rPr>
+          <w:rFonts w:ascii="Times New Roman" w:hAnsi="Times New Roman"/>
+          <w:sz w:val="24"/>
+        </w:rPr>
+        <w:t xml:space="preserve"> Minimum 4 GB, recommended 8 GB or higher</w:t>
+      </w:r>
+    </w:p>
+    <w:p>
+      <w:pPr>
+        <w:pStyle w:val="ListBullet"/>
+        <w:spacing w:after="80"/>
+      </w:pPr>
+      <w:r>
+        <w:rPr>
+          <w:rFonts w:ascii="Times New Roman" w:hAnsi="Times New Roman"/>
+          <w:b/>
+          <w:sz w:val="24"/>
+        </w:rPr>
+        <w:t>Storage:</w:t>
+      </w:r>
+      <w:r>
+        <w:rPr>
+          <w:rFonts w:ascii="Times New Roman" w:hAnsi="Times New Roman"/>
+          <w:sz w:val="24"/>
+        </w:rPr>
+        <w:t xml:space="preserve"> Minimum 20 GB SSD, recommended 50 GB SSD</w:t>
+      </w:r>
+    </w:p>
+    <w:p>
+      <w:pPr>
+        <w:pStyle w:val="ListBullet"/>
+        <w:spacing w:after="80"/>
+      </w:pPr>
+      <w:r>
+        <w:rPr>
+          <w:rFonts w:ascii="Times New Roman" w:hAnsi="Times New Roman"/>
+          <w:b/>
+          <w:sz w:val="24"/>
+        </w:rPr>
+        <w:t>Network:</w:t>
+      </w:r>
+      <w:r>
+        <w:rPr>
+          <w:rFonts w:ascii="Times New Roman" w:hAnsi="Times New Roman"/>
+          <w:sz w:val="24"/>
+        </w:rPr>
+        <w:t xml:space="preserve"> Stable high-speed internet connection</w:t>
+      </w:r>
+    </w:p>
+    <w:p>
+      <w:pPr>
+        <w:pStyle w:val="ListBullet"/>
+        <w:spacing w:after="80"/>
+      </w:pPr>
+      <w:r>
+        <w:rPr>
+          <w:rFonts w:ascii="Times New Roman" w:hAnsi="Times New Roman"/>
+          <w:b/>
+          <w:sz w:val="24"/>
+        </w:rPr>
+        <w:t>Operating System:</w:t>
+      </w:r>
+      <w:r>
+        <w:rPr>
+          <w:rFonts w:ascii="Times New Roman" w:hAnsi="Times New Roman"/>
+          <w:sz w:val="24"/>
+        </w:rPr>
+        <w:t xml:space="preserve"> Ubuntu 20.04 LTS or later</w:t>
+      </w:r>
+    </w:p>
+    <w:p>
+      <w:r>
+        <w:br w:type="page"/>
+      </w:r>
+    </w:p>
+    <w:p>
+      <w:pPr>
+        <w:spacing w:before="0" w:after="200"/>
+      </w:pPr>
+      <w:r>
+        <w:rPr>
+          <w:rFonts w:ascii="Times New Roman" w:hAnsi="Times New Roman"/>
+          <w:b/>
+          <w:sz w:val="28"/>
+        </w:rPr>
+        <w:t>3.5 PRELIMINARY PRODUCT DESCRIPTION</w:t>
+      </w:r>
+    </w:p>
+    <w:p>
+      <w:pPr>
+        <w:pStyle w:val="ListBullet"/>
+        <w:spacing w:after="80"/>
+      </w:pPr>
+      <w:r>
+        <w:rPr>
+          <w:rFonts w:ascii="Times New Roman" w:hAnsi="Times New Roman"/>
+          <w:b/>
+          <w:sz w:val="24"/>
+        </w:rPr>
+        <w:t>Secure Authentication:</w:t>
+      </w:r>
+      <w:r>
+        <w:rPr>
+          <w:rFonts w:ascii="Times New Roman" w:hAnsi="Times New Roman"/>
+          <w:sz w:val="24"/>
+        </w:rPr>
+        <w:t xml:space="preserve"> Provides secure user authentication through Supabase Authentication and maintains separate access to user projects and datasets.</w:t>
+      </w:r>
+    </w:p>
+    <w:p>
+      <w:pPr>
+        <w:pStyle w:val="ListBullet"/>
+        <w:spacing w:after="80"/>
+      </w:pPr>
+      <w:r>
+        <w:rPr>
+          <w:rFonts w:ascii="Times New Roman" w:hAnsi="Times New Roman"/>
+          <w:b/>
+          <w:sz w:val="24"/>
+        </w:rPr>
+        <w:t>Project Management:</w:t>
+      </w:r>
+      <w:r>
+        <w:rPr>
+          <w:rFonts w:ascii="Times New Roman" w:hAnsi="Times New Roman"/>
+          <w:sz w:val="24"/>
+        </w:rPr>
+        <w:t xml:space="preserve"> Allows users to create and manage projects for organizing multiple datasets.</w:t>
+      </w:r>
+    </w:p>
+    <w:p>
+      <w:pPr>
+        <w:pStyle w:val="ListBullet"/>
+        <w:spacing w:after="80"/>
+      </w:pPr>
+      <w:r>
+        <w:rPr>
+          <w:rFonts w:ascii="Times New Roman" w:hAnsi="Times New Roman"/>
+          <w:b/>
+          <w:sz w:val="24"/>
+        </w:rPr>
+        <w:t>Data Upload:</w:t>
+      </w:r>
+      <w:r>
+        <w:rPr>
+          <w:rFonts w:ascii="Times New Roman" w:hAnsi="Times New Roman"/>
+          <w:sz w:val="24"/>
+        </w:rPr>
+        <w:t xml:space="preserve"> Supports uploading CSV, TSV, Excel, and Parquet files for data analysis.</w:t>
+      </w:r>
+    </w:p>
+    <w:p>
+      <w:pPr>
+        <w:pStyle w:val="ListBullet"/>
+        <w:spacing w:after="80"/>
+      </w:pPr>
+      <w:r>
+        <w:rPr>
+          <w:rFonts w:ascii="Times New Roman" w:hAnsi="Times New Roman"/>
+          <w:b/>
+          <w:sz w:val="24"/>
+        </w:rPr>
+        <w:t>Data Profiling:</w:t>
+      </w:r>
+      <w:r>
+        <w:rPr>
+          <w:rFonts w:ascii="Times New Roman" w:hAnsi="Times New Roman"/>
+          <w:sz w:val="24"/>
+        </w:rPr>
+        <w:t xml:space="preserve"> Automatically analyzes uploaded datasets and displays information such as row count, column count, data types, missing values, duplicate records, and unique values.</w:t>
+      </w:r>
+    </w:p>
+    <w:p>
+      <w:pPr>
+        <w:pStyle w:val="ListBullet"/>
+        <w:spacing w:after="80"/>
+      </w:pPr>
+      <w:r>
+        <w:rPr>
+          <w:rFonts w:ascii="Times New Roman" w:hAnsi="Times New Roman"/>
+          <w:b/>
+          <w:sz w:val="24"/>
+        </w:rPr>
+        <w:t>Data Quality Analysis:</w:t>
+      </w:r>
+      <w:r>
+        <w:rPr>
+          <w:rFonts w:ascii="Times New Roman" w:hAnsi="Times New Roman"/>
+          <w:sz w:val="24"/>
+        </w:rPr>
+        <w:t xml:space="preserve"> Automatically identifies common data quality issues and presents the findings according to their severity.</w:t>
+      </w:r>
+    </w:p>
+    <w:p>
+      <w:pPr>
+        <w:pStyle w:val="ListBullet"/>
+        <w:spacing w:after="80"/>
+      </w:pPr>
+      <w:r>
+        <w:rPr>
+          <w:rFonts w:ascii="Times New Roman" w:hAnsi="Times New Roman"/>
+          <w:b/>
+          <w:sz w:val="24"/>
+        </w:rPr>
+        <w:t>Data Cleaning:</w:t>
+      </w:r>
+      <w:r>
+        <w:rPr>
+          <w:rFonts w:ascii="Times New Roman" w:hAnsi="Times New Roman"/>
+          <w:sz w:val="24"/>
+        </w:rPr>
+        <w:t xml:space="preserve"> Provides no-code operations for handling missing values, removing duplicates, renaming or deleting columns, changing data types, filtering rows, and performing string and numeric transformations.</w:t>
+      </w:r>
+    </w:p>
+    <w:p>
+      <w:pPr>
+        <w:pStyle w:val="ListBullet"/>
+        <w:spacing w:after="80"/>
+      </w:pPr>
+      <w:r>
+        <w:rPr>
+          <w:rFonts w:ascii="Times New Roman" w:hAnsi="Times New Roman"/>
+          <w:b/>
+          <w:sz w:val="24"/>
+        </w:rPr>
+        <w:t>Operation History:</w:t>
+      </w:r>
+      <w:r>
+        <w:rPr>
+          <w:rFonts w:ascii="Times New Roman" w:hAnsi="Times New Roman"/>
+          <w:sz w:val="24"/>
+        </w:rPr>
+        <w:t xml:space="preserve"> Maintains a history of cleaning operations and allows users to undo previous changes.</w:t>
+      </w:r>
+    </w:p>
+    <w:p>
+      <w:pPr>
+        <w:pStyle w:val="ListBullet"/>
+        <w:spacing w:after="80"/>
+      </w:pPr>
+      <w:r>
+        <w:rPr>
+          <w:rFonts w:ascii="Times New Roman" w:hAnsi="Times New Roman"/>
+          <w:b/>
+          <w:sz w:val="24"/>
+        </w:rPr>
+        <w:t>Relationship Detection:</w:t>
+      </w:r>
+      <w:r>
+        <w:rPr>
+          <w:rFonts w:ascii="Times New Roman" w:hAnsi="Times New Roman"/>
+          <w:sz w:val="24"/>
+        </w:rPr>
+        <w:t xml:space="preserve"> Identifies possible relationships between different tables by analyzing column names, values, and data patterns.</w:t>
+      </w:r>
+    </w:p>
+    <w:p>
+      <w:pPr>
+        <w:pStyle w:val="ListBullet"/>
+        <w:spacing w:after="80"/>
+      </w:pPr>
+      <w:r>
+        <w:rPr>
+          <w:rFonts w:ascii="Times New Roman" w:hAnsi="Times New Roman"/>
+          <w:b/>
+          <w:sz w:val="24"/>
+        </w:rPr>
+        <w:t>Semantic Model:</w:t>
+      </w:r>
+      <w:r>
+        <w:rPr>
+          <w:rFonts w:ascii="Times New Roman" w:hAnsi="Times New Roman"/>
+          <w:sz w:val="24"/>
+        </w:rPr>
+        <w:t xml:space="preserve"> Provides a logical view of related tables and allows users to approve, reject, or define relationships manually.</w:t>
+      </w:r>
+    </w:p>
+    <w:p>
+      <w:pPr>
+        <w:pStyle w:val="ListBullet"/>
+        <w:spacing w:after="80"/>
+      </w:pPr>
+      <w:r>
+        <w:rPr>
+          <w:rFonts w:ascii="Times New Roman" w:hAnsi="Times New Roman"/>
+          <w:b/>
+          <w:sz w:val="24"/>
+        </w:rPr>
+        <w:t>Auto Dashboard:</w:t>
+      </w:r>
+      <w:r>
+        <w:rPr>
+          <w:rFonts w:ascii="Times New Roman" w:hAnsi="Times New Roman"/>
+          <w:sz w:val="24"/>
+        </w:rPr>
+        <w:t xml:space="preserve"> Automatically generates suitable charts, KPI cards, and summary tables based on the uploaded data.</w:t>
+      </w:r>
+    </w:p>
+    <w:p>
+      <w:pPr>
+        <w:pStyle w:val="ListBullet"/>
+        <w:spacing w:after="80"/>
+      </w:pPr>
+      <w:r>
+        <w:rPr>
+          <w:rFonts w:ascii="Times New Roman" w:hAnsi="Times New Roman"/>
+          <w:b/>
+          <w:sz w:val="24"/>
+        </w:rPr>
+        <w:t>Dashboard Builder:</w:t>
+      </w:r>
+      <w:r>
+        <w:rPr>
+          <w:rFonts w:ascii="Times New Roman" w:hAnsi="Times New Roman"/>
+          <w:sz w:val="24"/>
+        </w:rPr>
+        <w:t xml:space="preserve"> Allows users to create customized dashboards by adding, resizing, arranging, and configuring different visualization components.</w:t>
+      </w:r>
+    </w:p>
+    <w:p>
+      <w:pPr>
+        <w:pStyle w:val="ListBullet"/>
+        <w:spacing w:after="80"/>
+      </w:pPr>
+      <w:r>
+        <w:rPr>
+          <w:rFonts w:ascii="Times New Roman" w:hAnsi="Times New Roman"/>
+          <w:b/>
+          <w:sz w:val="24"/>
+        </w:rPr>
+        <w:t>Data Visualization:</w:t>
+      </w:r>
+      <w:r>
+        <w:rPr>
+          <w:rFonts w:ascii="Times New Roman" w:hAnsi="Times New Roman"/>
+          <w:sz w:val="24"/>
+        </w:rPr>
+        <w:t xml:space="preserve"> Provides bar charts, line charts, pie/donut charts, scatter plots, KPI cards, and data tables for interactive analysis.</w:t>
+      </w:r>
+    </w:p>
+    <w:p>
+      <w:pPr>
+        <w:pStyle w:val="ListBullet"/>
+        <w:spacing w:after="80"/>
+      </w:pPr>
+      <w:r>
+        <w:rPr>
+          <w:rFonts w:ascii="Times New Roman" w:hAnsi="Times New Roman"/>
+          <w:b/>
+          <w:sz w:val="24"/>
+        </w:rPr>
+        <w:t>Query Engine:</w:t>
+      </w:r>
+      <w:r>
+        <w:rPr>
+          <w:rFonts w:ascii="Times New Roman" w:hAnsi="Times New Roman"/>
+          <w:sz w:val="24"/>
+        </w:rPr>
+        <w:t xml:space="preserve"> Uses DuckDB for efficient analytical query execution and supports analysis of large datasets without transferring complete datasets to the browser.</w:t>
+      </w:r>
+    </w:p>
+    <w:p>
+      <w:pPr>
+        <w:pStyle w:val="ListBullet"/>
+        <w:spacing w:after="80"/>
+      </w:pPr>
+      <w:r>
+        <w:rPr>
+          <w:rFonts w:ascii="Times New Roman" w:hAnsi="Times New Roman"/>
+          <w:b/>
+          <w:sz w:val="24"/>
+        </w:rPr>
+        <w:t>Report Generation:</w:t>
+      </w:r>
+      <w:r>
+        <w:rPr>
+          <w:rFonts w:ascii="Times New Roman" w:hAnsi="Times New Roman"/>
+          <w:sz w:val="24"/>
+        </w:rPr>
+        <w:t xml:space="preserve"> Allows users to export cleaned datasets and analytical results in CSV, XLSX, JSON, and Parquet formats.</w:t>
+      </w:r>
+    </w:p>
+    <w:p>
+      <w:pPr>
+        <w:pStyle w:val="ListBullet"/>
+        <w:spacing w:after="80"/>
+      </w:pPr>
+      <w:r>
+        <w:rPr>
+          <w:rFonts w:ascii="Times New Roman" w:hAnsi="Times New Roman"/>
+          <w:b/>
+          <w:sz w:val="24"/>
+        </w:rPr>
+        <w:t>User-Friendly Interface:</w:t>
+      </w:r>
+      <w:r>
+        <w:rPr>
+          <w:rFonts w:ascii="Times New Roman" w:hAnsi="Times New Roman"/>
+          <w:sz w:val="24"/>
+        </w:rPr>
+        <w:t xml:space="preserve"> Provides a clean and simple interface that allows users to perform data analysis and cleaning without requiring programming knowledge.</w:t>
+      </w:r>
+    </w:p>
+    <w:p>
+      <w:pPr>
+        <w:pStyle w:val="ListBullet"/>
+        <w:spacing w:after="80"/>
+      </w:pPr>
+      <w:r>
+        <w:rPr>
+          <w:rFonts w:ascii="Times New Roman" w:hAnsi="Times New Roman"/>
+          <w:b/>
+          <w:sz w:val="24"/>
+        </w:rPr>
+        <w:t>Responsive Interface:</w:t>
+      </w:r>
+      <w:r>
+        <w:rPr>
+          <w:rFonts w:ascii="Times New Roman" w:hAnsi="Times New Roman"/>
+          <w:sz w:val="24"/>
+        </w:rPr>
+        <w:t xml:space="preserve"> Provides a consistent user experience across desktops, laptops, and tablets.</w:t>
+      </w:r>
+    </w:p>
+    <w:p>
+      <w:pPr>
+        <w:pStyle w:val="ListBullet"/>
+        <w:spacing w:after="80"/>
+      </w:pPr>
+      <w:r>
+        <w:rPr>
+          <w:rFonts w:ascii="Times New Roman" w:hAnsi="Times New Roman"/>
+          <w:b/>
+          <w:sz w:val="24"/>
+        </w:rPr>
+        <w:t>Integrated Analytics:</w:t>
+      </w:r>
+      <w:r>
+        <w:rPr>
+          <w:rFonts w:ascii="Times New Roman" w:hAnsi="Times New Roman"/>
+          <w:sz w:val="24"/>
+        </w:rPr>
+        <w:t xml:space="preserve"> Combines data uploading, profiling, cleaning, relationship detection, visualization, dashboard creation, and reporting within a single platform.</w:t>
+      </w:r>
     </w:p>
     <w:sectPr>
       <w:footerReference w:type="default" r:id="rId9"/>
